--- a/lab-2/lab2.docx
+++ b/lab-2/lab2.docx
@@ -1,6 +1,6 @@
 
 <file path=word/document.xml><?xml version="1.0" encoding="utf-8"?>
-<w:document xmlns:wpc="http://schemas.microsoft.com/office/word/2010/wordprocessingCanvas" xmlns:cx="http://schemas.microsoft.com/office/drawing/2014/chartex" xmlns:cx1="http://schemas.microsoft.com/office/drawing/2015/9/8/chartex" xmlns:mc="http://schemas.openxmlformats.org/markup-compatibility/2006" xmlns:o="urn:schemas-microsoft-com:office:office" xmlns:r="http://schemas.openxmlformats.org/officeDocument/2006/relationships" xmlns:m="http://schemas.openxmlformats.org/officeDocument/2006/math" xmlns:v="urn:schemas-microsoft-com:vml" xmlns:wp14="http://schemas.microsoft.com/office/word/2010/wordprocessingDrawing" xmlns:wp="http://schemas.openxmlformats.org/drawingml/2006/wordprocessingDrawing" xmlns:w10="urn:schemas-microsoft-com:office:word" xmlns:w="http://schemas.openxmlformats.org/wordprocessingml/2006/main" xmlns:w14="http://schemas.microsoft.com/office/word/2010/wordml" xmlns:w15="http://schemas.microsoft.com/office/word/2012/wordml" xmlns:w16se="http://schemas.microsoft.com/office/word/2015/wordml/symex" xmlns:wpg="http://schemas.microsoft.com/office/word/2010/wordprocessingGroup" xmlns:wpi="http://schemas.microsoft.com/office/word/2010/wordprocessingInk" xmlns:wne="http://schemas.microsoft.com/office/word/2006/wordml" xmlns:wps="http://schemas.microsoft.com/office/word/2010/wordprocessingShape" mc:Ignorable="w14 w15 w16se wp14">
+<w:document xmlns:wpc="http://schemas.microsoft.com/office/word/2010/wordprocessingCanvas" xmlns:mc="http://schemas.openxmlformats.org/markup-compatibility/2006" xmlns:o="urn:schemas-microsoft-com:office:office" xmlns:r="http://schemas.openxmlformats.org/officeDocument/2006/relationships" xmlns:m="http://schemas.openxmlformats.org/officeDocument/2006/math" xmlns:v="urn:schemas-microsoft-com:vml" xmlns:wp14="http://schemas.microsoft.com/office/word/2010/wordprocessingDrawing" xmlns:wp="http://schemas.openxmlformats.org/drawingml/2006/wordprocessingDrawing" xmlns:w10="urn:schemas-microsoft-com:office:word" xmlns:w="http://schemas.openxmlformats.org/wordprocessingml/2006/main" xmlns:w14="http://schemas.microsoft.com/office/word/2010/wordml" xmlns:w15="http://schemas.microsoft.com/office/word/2012/wordml" xmlns:w16se="http://schemas.microsoft.com/office/word/2015/wordml/symex" xmlns:w16cid="http://schemas.microsoft.com/office/word/2016/wordml/cid" xmlns:w16="http://schemas.microsoft.com/office/word/2018/wordml" xmlns:w16cex="http://schemas.microsoft.com/office/word/2018/wordml/cex" xmlns:w16sdtdh="http://schemas.microsoft.com/office/word/2020/wordml/sdtdatahash" xmlns:wne="http://schemas.microsoft.com/office/word/2006/wordml" xmlns:wpg="http://schemas.microsoft.com/office/word/2010/wordprocessingGroup" xmlns:wps="http://schemas.microsoft.com/office/word/2010/wordprocessingShape" mc:Ignorable="w14 w15 w16se w16cid w16 w16cex w16sdtdh wp14">
   <w:body>
     <w:p>
       <w:pPr>
@@ -14,55 +14,505 @@
       </w:pPr>
       <w:r>
         <w:rPr>
+          <w:rFonts w:ascii="Times New Roman" w:hAnsi="Times New Roman" w:eastAsia="Times New Roman" w:cs="Times New Roman"/>
+          <w:color w:val="000000"/>
+          <w:sz w:val="24"/>
+          <w:szCs w:val="24"/>
+        </w:rPr>
+        <w:t>МИНИСТЕРСТВО НАУКИ И ВЫСШЕГО ОБРАЗОВАНИЯ РОССИЙСКОЙ ФЕДЕРАЦИИ</w:t>
+      </w:r>
+    </w:p>
+    <w:p>
+      <w:pPr>
+        <w:spacing w:after="120" w:line="240" w:lineRule="auto"/>
+        <w:ind w:left="-142" w:hanging="142"/>
+        <w:jc w:val="center"/>
+        <w:rPr>
+          <w:rFonts w:eastAsia="Times New Roman"/>
+          <w:sz w:val="24"/>
+        </w:rPr>
+      </w:pPr>
+      <w:r>
+        <w:rPr>
+          <w:rFonts w:ascii="Times New Roman" w:hAnsi="Times New Roman" w:eastAsia="Times New Roman" w:cs="Times New Roman"/>
+          <w:color w:val="000000"/>
+          <w:sz w:val="24"/>
+          <w:szCs w:val="24"/>
+        </w:rPr>
+        <w:t>ФЕДЕРАЛЬНОЕ ГОСУДАРСТВЕННОЕ БЮДЖЕТНОЕ ОБРАЗОВАТЕЛЬНОЕ </w:t>
+      </w:r>
+    </w:p>
+    <w:p>
+      <w:pPr>
+        <w:spacing w:after="120" w:line="240" w:lineRule="auto"/>
+        <w:ind w:left="-142" w:hanging="142"/>
+        <w:jc w:val="center"/>
+        <w:rPr>
+          <w:rFonts w:eastAsia="Times New Roman"/>
+          <w:sz w:val="24"/>
+        </w:rPr>
+      </w:pPr>
+      <w:r>
+        <w:rPr>
+          <w:rFonts w:ascii="Times New Roman" w:hAnsi="Times New Roman" w:eastAsia="Times New Roman" w:cs="Times New Roman"/>
+          <w:color w:val="000000"/>
+          <w:sz w:val="24"/>
+          <w:szCs w:val="24"/>
+        </w:rPr>
+        <w:t>УЧРЕЖДЕНИЕ ВЫСШЕГО ОБРАЗОВАНИЯ </w:t>
+      </w:r>
+    </w:p>
+    <w:p>
+      <w:pPr>
+        <w:spacing w:after="120" w:line="240" w:lineRule="auto"/>
+        <w:ind w:left="-142" w:hanging="142"/>
+        <w:jc w:val="center"/>
+        <w:rPr>
+          <w:rFonts w:eastAsia="Times New Roman"/>
+          <w:sz w:val="24"/>
+        </w:rPr>
+      </w:pPr>
+      <w:r>
+        <w:rPr>
+          <w:rFonts w:ascii="Times New Roman" w:hAnsi="Times New Roman" w:eastAsia="Times New Roman" w:cs="Times New Roman"/>
+          <w:color w:val="000000"/>
+          <w:sz w:val="24"/>
+          <w:szCs w:val="24"/>
+        </w:rPr>
+        <w:t>«ПОВОЛЖСКИЙ ГОСУДАРСТВЕННЫЙ ТЕХНОЛОГИЧЕСКИЙ УНИВЕРСИТЕТ»</w:t>
+      </w:r>
+    </w:p>
+    <w:p>
+      <w:pPr>
+        <w:spacing w:line="240" w:lineRule="auto"/>
+        <w:jc w:val="left"/>
+        <w:rPr>
+          <w:rFonts w:eastAsia="Times New Roman"/>
+          <w:sz w:val="24"/>
+        </w:rPr>
+      </w:pPr>
+    </w:p>
+    <w:p>
+      <w:pPr>
+        <w:spacing w:line="240" w:lineRule="auto"/>
+        <w:jc w:val="left"/>
+        <w:rPr>
+          <w:rFonts w:eastAsia="Times New Roman"/>
+          <w:sz w:val="24"/>
+        </w:rPr>
+      </w:pPr>
+    </w:p>
+    <w:p>
+      <w:pPr>
+        <w:spacing w:after="120" w:line="240" w:lineRule="auto"/>
+        <w:jc w:val="right"/>
+        <w:rPr>
+          <w:rFonts w:eastAsia="Times New Roman"/>
+          <w:sz w:val="24"/>
+        </w:rPr>
+      </w:pPr>
+      <w:r>
+        <w:rPr>
+          <w:rFonts w:ascii="Times New Roman" w:hAnsi="Times New Roman" w:eastAsia="Times New Roman" w:cs="Times New Roman"/>
+          <w:color w:val="000000"/>
+          <w:sz w:val="28"/>
+          <w:szCs w:val="24"/>
+        </w:rPr>
+        <w:t xml:space="preserve">Кафедра </w:t>
+      </w:r>
+      <w:r>
+        <w:rPr>
+          <w:rFonts w:ascii="Times New Roman" w:hAnsi="Times New Roman" w:eastAsia="Times New Roman" w:cs="Times New Roman"/>
+          <w:color w:val="000000"/>
+          <w:sz w:val="28"/>
+          <w:szCs w:val="24"/>
+        </w:rPr>
+        <w:t>радиотехники и связи</w:t>
+      </w:r>
+    </w:p>
+    <w:p>
+      <w:pPr>
+        <w:spacing w:line="240" w:lineRule="auto"/>
+        <w:jc w:val="left"/>
+        <w:rPr>
+          <w:rFonts w:eastAsia="Times New Roman"/>
+          <w:sz w:val="24"/>
+        </w:rPr>
+      </w:pPr>
+    </w:p>
+    <w:p>
+      <w:pPr>
+        <w:spacing w:line="240" w:lineRule="auto"/>
+        <w:jc w:val="left"/>
+        <w:rPr>
+          <w:rFonts w:eastAsia="Times New Roman"/>
+          <w:sz w:val="24"/>
+        </w:rPr>
+      </w:pPr>
+    </w:p>
+    <w:p>
+      <w:pPr>
+        <w:spacing w:line="240" w:lineRule="auto"/>
+        <w:jc w:val="left"/>
+        <w:rPr>
+          <w:rFonts w:eastAsia="Times New Roman"/>
+          <w:sz w:val="24"/>
+        </w:rPr>
+      </w:pPr>
+    </w:p>
+    <w:p>
+      <w:pPr>
+        <w:spacing w:after="120" w:line="240" w:lineRule="auto"/>
+        <w:jc w:val="center"/>
+        <w:rPr>
+          <w:rFonts w:eastAsia="Times New Roman"/>
+          <w:b/>
+          <w:bCs/>
+          <w:color w:val="000000"/>
+        </w:rPr>
+      </w:pPr>
+      <w:r>
+        <w:rPr>
+          <w:rFonts w:ascii="Times New Roman" w:hAnsi="Times New Roman" w:eastAsia="Times New Roman" w:cs="Times New Roman"/>
+          <w:b/>
+          <w:bCs/>
+          <w:color w:val="000000"/>
+          <w:sz w:val="28"/>
+          <w:szCs w:val="24"/>
+        </w:rPr>
+        <w:t xml:space="preserve">Отчет по </w:t>
+      </w:r>
+      <w:r>
+        <w:rPr>
+          <w:rFonts w:ascii="Times New Roman" w:hAnsi="Times New Roman" w:eastAsia="Times New Roman" w:cs="Times New Roman"/>
+          <w:b/>
+          <w:bCs/>
+          <w:color w:val="000000"/>
+          <w:sz w:val="28"/>
+          <w:szCs w:val="24"/>
+        </w:rPr>
+        <w:t xml:space="preserve">лабораторной работе № </w:t>
+      </w:r>
+      <w:r>
+        <w:rPr>
+          <w:rFonts w:ascii="Times New Roman" w:hAnsi="Times New Roman" w:eastAsia="Times New Roman" w:cs="Times New Roman"/>
+          <w:b/>
+          <w:bCs/>
+          <w:color w:val="000000"/>
+          <w:sz w:val="28"/>
+          <w:szCs w:val="24"/>
+        </w:rPr>
+        <w:t>2</w:t>
+      </w:r>
+    </w:p>
+    <w:p>
+      <w:pPr>
+        <w:spacing w:after="120" w:line="240" w:lineRule="auto"/>
+        <w:jc w:val="center"/>
+        <w:rPr>
+          <w:rFonts w:eastAsia="Times New Roman"/>
+          <w:sz w:val="24"/>
+        </w:rPr>
+      </w:pPr>
+      <w:r>
+        <w:rPr>
+          <w:rFonts w:ascii="Times New Roman" w:hAnsi="Times New Roman" w:eastAsia="Times New Roman" w:cs="Times New Roman"/>
+          <w:color w:val="000000"/>
+          <w:sz w:val="28"/>
+          <w:szCs w:val="24"/>
+        </w:rPr>
+        <w:t>“</w:t>
+      </w:r>
+      <w:r>
+        <w:rPr>
+          <w:rFonts w:ascii="Times New Roman" w:hAnsi="Times New Roman" w:eastAsia="Times New Roman" w:cs="Times New Roman"/>
+          <w:sz w:val="28"/>
+          <w:szCs w:val="24"/>
+        </w:rPr>
+        <w:t xml:space="preserve">Анализ протокола </w:t>
+      </w:r>
+      <w:r>
+        <w:rPr>
+          <w:rFonts w:ascii="Times New Roman" w:hAnsi="Times New Roman" w:eastAsia="Times New Roman" w:cs="Times New Roman"/>
+          <w:sz w:val="28"/>
+          <w:szCs w:val="24"/>
+        </w:rPr>
+        <w:t>HTTP</w:t>
+      </w:r>
+      <w:r>
+        <w:rPr>
+          <w:rFonts w:ascii="Times New Roman" w:hAnsi="Times New Roman" w:eastAsia="Times New Roman" w:cs="Times New Roman"/>
+          <w:color w:val="000000"/>
+          <w:sz w:val="28"/>
+          <w:szCs w:val="24"/>
+        </w:rPr>
+        <w:t>”</w:t>
+      </w:r>
+    </w:p>
+    <w:p>
+      <w:pPr>
+        <w:spacing w:after="240" w:line="240" w:lineRule="auto"/>
+        <w:jc w:val="left"/>
+        <w:rPr>
+          <w:rFonts w:eastAsia="Times New Roman"/>
+          <w:sz w:val="24"/>
+        </w:rPr>
+      </w:pPr>
+      <w:r>
+        <w:br w:type="textWrapping"/>
+      </w:r>
+    </w:p>
+    <w:p>
+      <w:pPr>
+        <w:spacing w:after="240" w:line="240" w:lineRule="auto"/>
+        <w:jc w:val="left"/>
+        <w:rPr>
+          <w:rFonts w:eastAsia="Times New Roman"/>
+          <w:sz w:val="24"/>
+        </w:rPr>
+      </w:pPr>
+      <w:r>
+        <w:br w:type="textWrapping"/>
+      </w:r>
+    </w:p>
+    <w:p>
+      <w:pPr>
+        <w:spacing w:after="240" w:line="240" w:lineRule="auto"/>
+        <w:jc w:val="left"/>
+        <w:rPr>
+          <w:rFonts w:eastAsia="Times New Roman"/>
+          <w:sz w:val="24"/>
+        </w:rPr>
+      </w:pPr>
+      <w:r>
+        <w:br w:type="textWrapping"/>
+      </w:r>
+      <w:r>
+        <w:br w:type="textWrapping"/>
+      </w:r>
+    </w:p>
+    <w:p>
+      <w:pPr>
+        <w:spacing w:after="120" w:line="240" w:lineRule="auto"/>
+        <w:jc w:val="right"/>
+        <w:rPr>
+          <w:rFonts w:eastAsia="Times New Roman"/>
+          <w:sz w:val="24"/>
+        </w:rPr>
+      </w:pPr>
+      <w:r>
+        <w:rPr>
+          <w:rFonts w:ascii="Times New Roman" w:hAnsi="Times New Roman" w:eastAsia="Times New Roman" w:cs="Times New Roman"/>
+          <w:color w:val="000000"/>
+          <w:sz w:val="28"/>
+          <w:szCs w:val="24"/>
+        </w:rPr>
+        <w:t>Вы</w:t>
+      </w:r>
+      <w:r>
+        <w:rPr>
+          <w:rFonts w:ascii="Times New Roman" w:hAnsi="Times New Roman" w:eastAsia="Times New Roman" w:cs="Times New Roman"/>
+          <w:color w:val="000000"/>
+          <w:sz w:val="28"/>
+          <w:szCs w:val="24"/>
+        </w:rPr>
+        <w:t xml:space="preserve">полнил: </w:t>
+      </w:r>
+      <w:r>
+        <w:rPr>
+          <w:rFonts w:ascii="Times New Roman" w:hAnsi="Times New Roman" w:eastAsia="Times New Roman" w:cs="Times New Roman"/>
+          <w:color w:val="000000"/>
+          <w:sz w:val="28"/>
+          <w:szCs w:val="24"/>
+        </w:rPr>
+        <w:t xml:space="preserve">обучающийся гр. </w:t>
+      </w:r>
+      <w:r>
+        <w:rPr>
+          <w:rFonts w:ascii="Times New Roman" w:hAnsi="Times New Roman" w:eastAsia="Times New Roman" w:cs="Times New Roman"/>
+          <w:color w:val="000000"/>
+          <w:sz w:val="28"/>
+          <w:szCs w:val="24"/>
+        </w:rPr>
+        <w:t>ИСТ-2</w:t>
+      </w:r>
+      <w:r>
+        <w:rPr>
+          <w:rFonts w:ascii="Times New Roman" w:hAnsi="Times New Roman" w:eastAsia="Times New Roman" w:cs="Times New Roman"/>
+          <w:color w:val="000000"/>
+          <w:sz w:val="28"/>
+          <w:szCs w:val="24"/>
+        </w:rPr>
+        <w:t>3</w:t>
+      </w:r>
+    </w:p>
+    <w:p>
+      <w:pPr>
+        <w:spacing w:after="120" w:line="240" w:lineRule="auto"/>
+        <w:jc w:val="right"/>
+        <w:rPr>
+          <w:rFonts w:eastAsia="Times New Roman"/>
+          <w:sz w:val="24"/>
+        </w:rPr>
+      </w:pPr>
+      <w:r>
+        <w:rPr>
+          <w:rFonts w:ascii="Times New Roman" w:hAnsi="Times New Roman" w:eastAsia="Times New Roman" w:cs="Times New Roman"/>
+          <w:color w:val="000000"/>
+          <w:sz w:val="28"/>
+          <w:szCs w:val="24"/>
+        </w:rPr>
+        <w:t>Петров В.Д.</w:t>
+      </w:r>
+    </w:p>
+    <w:p>
+      <w:pPr>
+        <w:spacing w:after="120" w:line="240" w:lineRule="auto"/>
+        <w:jc w:val="right"/>
+        <w:rPr>
+          <w:rFonts w:eastAsia="Times New Roman"/>
+          <w:sz w:val="24"/>
+        </w:rPr>
+      </w:pPr>
+      <w:r>
+        <w:rPr>
+          <w:rFonts w:ascii="Times New Roman" w:hAnsi="Times New Roman" w:eastAsia="Times New Roman" w:cs="Times New Roman"/>
+          <w:color w:val="000000"/>
+          <w:sz w:val="28"/>
+          <w:szCs w:val="24"/>
+        </w:rPr>
+        <w:t xml:space="preserve">Проверил: </w:t>
+      </w:r>
+      <w:r>
+        <w:rPr>
+          <w:rFonts w:ascii="Times New Roman" w:hAnsi="Times New Roman" w:eastAsia="Times New Roman" w:cs="Times New Roman"/>
+          <w:color w:val="000000"/>
+          <w:sz w:val="28"/>
+          <w:szCs w:val="24"/>
+        </w:rPr>
+        <w:t>Чесноков С. Е.</w:t>
+      </w:r>
+    </w:p>
+    <w:p>
+      <w:pPr>
+        <w:spacing w:line="240" w:lineRule="auto"/>
+        <w:jc w:val="left"/>
+        <w:rPr>
+          <w:rFonts w:eastAsia="Times New Roman"/>
+          <w:sz w:val="24"/>
+        </w:rPr>
+      </w:pPr>
+    </w:p>
+    <w:p>
+      <w:pPr>
+        <w:spacing w:after="120" w:line="240" w:lineRule="auto"/>
+        <w:ind w:left="283"/>
+        <w:jc w:val="right"/>
+        <w:rPr>
+          <w:rFonts w:eastAsia="Times New Roman"/>
+          <w:sz w:val="24"/>
+        </w:rPr>
+      </w:pPr>
+      <w:r>
+        <w:rPr>
+          <w:rFonts w:ascii="Times New Roman" w:hAnsi="Times New Roman" w:eastAsia="Times New Roman" w:cs="Times New Roman"/>
+          <w:color w:val="000000"/>
+          <w:sz w:val="28"/>
+          <w:szCs w:val="24"/>
+        </w:rPr>
+        <w:t>Дата защиты _____________________</w:t>
+      </w:r>
+    </w:p>
+    <w:p>
+      <w:pPr>
+        <w:spacing w:after="120" w:line="240" w:lineRule="auto"/>
+        <w:ind w:left="283"/>
+        <w:jc w:val="right"/>
+        <w:rPr>
+          <w:rFonts w:eastAsia="Times New Roman"/>
+          <w:sz w:val="24"/>
+        </w:rPr>
+      </w:pPr>
+      <w:r>
+        <w:rPr>
+          <w:rFonts w:ascii="Times New Roman" w:hAnsi="Times New Roman" w:eastAsia="Times New Roman" w:cs="Times New Roman"/>
+          <w:color w:val="000000"/>
+          <w:sz w:val="28"/>
+          <w:szCs w:val="24"/>
+        </w:rPr>
+        <w:t>Оценка  _________________________</w:t>
+      </w:r>
+    </w:p>
+    <w:p>
+      <w:pPr>
+        <w:spacing w:after="240" w:line="240" w:lineRule="auto"/>
+        <w:jc w:val="left"/>
+        <w:rPr>
+          <w:rFonts w:eastAsia="Times New Roman"/>
+          <w:sz w:val="24"/>
+        </w:rPr>
+      </w:pPr>
+      <w:r>
+        <w:br w:type="textWrapping"/>
+      </w:r>
+      <w:r>
+        <w:br w:type="textWrapping"/>
+      </w:r>
+      <w:r>
+        <w:br w:type="textWrapping"/>
+      </w:r>
+      <w:r>
+        <w:br w:type="textWrapping"/>
+      </w:r>
+      <w:r>
+        <w:br w:type="textWrapping"/>
+      </w:r>
+      <w:r>
+        <w:br w:type="textWrapping"/>
+      </w:r>
+      <w:r>
+        <w:br w:type="textWrapping"/>
+      </w:r>
+      <w:r>
+        <w:br w:type="textWrapping"/>
+      </w:r>
+    </w:p>
+    <w:p>
+      <w:pPr>
+        <w:spacing w:after="120" w:line="240" w:lineRule="auto"/>
+        <w:ind w:left="283"/>
+        <w:jc w:val="center"/>
+        <w:rPr>
           <w:rFonts w:eastAsia="Times New Roman"/>
           <w:color w:val="000000"/>
-          <w:sz w:val="24"/>
-        </w:rPr>
-        <w:t>МИНИСТЕРСТВО НАУКИ И ВЫСШЕГО ОБРАЗОВАНИЯ РОССИЙСКОЙ ФЕДЕРАЦИИ</w:t>
-      </w:r>
+        </w:rPr>
+      </w:pPr>
     </w:p>
     <w:p>
       <w:pPr>
         <w:spacing w:after="120" w:line="240" w:lineRule="auto"/>
-        <w:ind w:left="-142" w:hanging="142"/>
-        <w:jc w:val="center"/>
-        <w:rPr>
-          <w:rFonts w:eastAsia="Times New Roman"/>
-          <w:sz w:val="24"/>
-        </w:rPr>
-      </w:pPr>
-      <w:r>
+        <w:jc w:val="both"/>
         <w:rPr>
           <w:rFonts w:eastAsia="Times New Roman"/>
           <w:color w:val="000000"/>
-          <w:sz w:val="24"/>
-        </w:rPr>
-        <w:t>ФЕДЕРАЛЬНОЕ ГОСУДАРСТВЕННОЕ БЮДЖЕТНОЕ ОБРАЗОВАТЕЛЬНОЕ </w:t>
-      </w:r>
+        </w:rPr>
+      </w:pPr>
     </w:p>
     <w:p>
       <w:pPr>
         <w:spacing w:after="120" w:line="240" w:lineRule="auto"/>
-        <w:ind w:left="-142" w:hanging="142"/>
-        <w:jc w:val="center"/>
-        <w:rPr>
-          <w:rFonts w:eastAsia="Times New Roman"/>
-          <w:sz w:val="24"/>
-        </w:rPr>
-      </w:pPr>
-      <w:r>
+        <w:ind w:left="283"/>
+        <w:jc w:val="center"/>
         <w:rPr>
           <w:rFonts w:eastAsia="Times New Roman"/>
           <w:color w:val="000000"/>
-          <w:sz w:val="24"/>
-        </w:rPr>
-        <w:t>УЧРЕЖДЕНИЕ ВЫСШЕГО ОБРАЗОВАНИЯ </w:t>
-      </w:r>
+        </w:rPr>
+      </w:pPr>
     </w:p>
     <w:p>
       <w:pPr>
         <w:spacing w:after="120" w:line="240" w:lineRule="auto"/>
-        <w:ind w:left="-142" w:hanging="142"/>
+        <w:ind w:left="283"/>
         <w:jc w:val="center"/>
         <w:rPr>
           <w:rFonts w:eastAsia="Times New Roman"/>
@@ -71,481 +521,10 @@
       </w:pPr>
       <w:r>
         <w:rPr>
-          <w:rFonts w:eastAsia="Times New Roman"/>
+          <w:rFonts w:ascii="Times New Roman" w:hAnsi="Times New Roman" w:eastAsia="Times New Roman" w:cs="Times New Roman"/>
           <w:color w:val="000000"/>
-          <w:sz w:val="24"/>
-        </w:rPr>
-        <w:t>«ПОВОЛЖСКИЙ ГОСУДАРСТВЕННЫЙ ТЕХНОЛОГИЧЕСКИЙ УНИВЕРСИТЕТ»</w:t>
-      </w:r>
-    </w:p>
-    <w:p>
-      <w:pPr>
-        <w:spacing w:line="240" w:lineRule="auto"/>
-        <w:ind w:firstLine="0"/>
-        <w:jc w:val="left"/>
-        <w:rPr>
-          <w:rFonts w:eastAsia="Times New Roman"/>
-          <w:sz w:val="24"/>
-        </w:rPr>
-      </w:pPr>
-    </w:p>
-    <w:p>
-      <w:pPr>
-        <w:spacing w:line="240" w:lineRule="auto"/>
-        <w:ind w:firstLine="0"/>
-        <w:jc w:val="left"/>
-        <w:rPr>
-          <w:rFonts w:eastAsia="Times New Roman"/>
-          <w:sz w:val="24"/>
-        </w:rPr>
-      </w:pPr>
-    </w:p>
-    <w:p>
-      <w:pPr>
-        <w:spacing w:after="120" w:line="240" w:lineRule="auto"/>
-        <w:jc w:val="right"/>
-        <w:rPr>
-          <w:rFonts w:eastAsia="Times New Roman"/>
-          <w:sz w:val="24"/>
-        </w:rPr>
-      </w:pPr>
-      <w:r>
-        <w:rPr>
-          <w:rFonts w:eastAsia="Times New Roman"/>
-          <w:color w:val="000000"/>
-        </w:rPr>
-        <w:t xml:space="preserve">Кафедра </w:t>
-      </w:r>
-      <w:r>
-        <w:rPr>
-          <w:rFonts w:eastAsia="Times New Roman"/>
-          <w:color w:val="000000"/>
-        </w:rPr>
-        <w:t>радиотехники и связи</w:t>
-      </w:r>
-    </w:p>
-    <w:p>
-      <w:pPr>
-        <w:spacing w:line="240" w:lineRule="auto"/>
-        <w:ind w:firstLine="0"/>
-        <w:jc w:val="left"/>
-        <w:rPr>
-          <w:rFonts w:eastAsia="Times New Roman"/>
-          <w:sz w:val="24"/>
-        </w:rPr>
-      </w:pPr>
-    </w:p>
-    <w:p>
-      <w:pPr>
-        <w:spacing w:line="240" w:lineRule="auto"/>
-        <w:ind w:firstLine="0"/>
-        <w:jc w:val="left"/>
-        <w:rPr>
-          <w:rFonts w:eastAsia="Times New Roman"/>
-          <w:sz w:val="24"/>
-        </w:rPr>
-      </w:pPr>
-    </w:p>
-    <w:p>
-      <w:pPr>
-        <w:spacing w:line="240" w:lineRule="auto"/>
-        <w:ind w:firstLine="0"/>
-        <w:jc w:val="left"/>
-        <w:rPr>
-          <w:rFonts w:eastAsia="Times New Roman"/>
-          <w:sz w:val="24"/>
-        </w:rPr>
-      </w:pPr>
-    </w:p>
-    <w:p>
-      <w:pPr>
-        <w:spacing w:after="120" w:line="240" w:lineRule="auto"/>
-        <w:jc w:val="center"/>
-        <w:rPr>
-          <w:rFonts w:eastAsia="Times New Roman"/>
-          <w:b/>
-          <w:bCs/>
-          <w:color w:val="000000"/>
-          <w:lang w:val="en-US"/>
-        </w:rPr>
-      </w:pPr>
-      <w:r>
-        <w:rPr>
-          <w:rFonts w:eastAsia="Times New Roman"/>
-          <w:b/>
-          <w:bCs/>
-          <w:color w:val="000000"/>
-        </w:rPr>
-        <w:t xml:space="preserve">Отчет по </w:t>
-      </w:r>
-      <w:r>
-        <w:rPr>
-          <w:rFonts w:eastAsia="Times New Roman"/>
-          <w:b/>
-          <w:bCs/>
-          <w:color w:val="000000"/>
-        </w:rPr>
-        <w:t xml:space="preserve">лабораторной работе № </w:t>
-      </w:r>
-      <w:r>
-        <w:rPr>
-          <w:rFonts w:eastAsia="Times New Roman"/>
-          <w:b/>
-          <w:bCs/>
-          <w:color w:val="000000"/>
-          <w:lang w:val="en-US"/>
-        </w:rPr>
-        <w:t>2</w:t>
-      </w:r>
-    </w:p>
-    <w:p>
-      <w:pPr>
-        <w:spacing w:after="120" w:line="240" w:lineRule="auto"/>
-        <w:jc w:val="center"/>
-        <w:rPr>
-          <w:rFonts w:eastAsia="Times New Roman"/>
-          <w:sz w:val="24"/>
-        </w:rPr>
-      </w:pPr>
-      <w:r>
-        <w:rPr>
-          <w:rFonts w:eastAsia="Times New Roman"/>
-          <w:bCs/>
-          <w:color w:val="000000"/>
-        </w:rPr>
-        <w:t>“</w:t>
-      </w:r>
-      <w:r>
-        <w:rPr>
-          <w:rFonts w:eastAsia="Times New Roman"/>
-          <w:bCs/>
-        </w:rPr>
-        <w:t xml:space="preserve">Анализ протокола </w:t>
-      </w:r>
-      <w:r>
-        <w:rPr>
-          <w:rFonts w:eastAsia="Times New Roman"/>
-          <w:bCs/>
-          <w:lang w:val="en-US"/>
-        </w:rPr>
-        <w:t>HTTP</w:t>
-      </w:r>
-      <w:r>
-        <w:rPr>
-          <w:rFonts w:eastAsia="Times New Roman"/>
-          <w:bCs/>
-          <w:color w:val="000000"/>
-        </w:rPr>
-        <w:t>”</w:t>
-      </w:r>
-    </w:p>
-    <w:p>
-      <w:pPr>
-        <w:spacing w:after="240" w:line="240" w:lineRule="auto"/>
-        <w:ind w:firstLine="0"/>
-        <w:jc w:val="left"/>
-        <w:rPr>
-          <w:rFonts w:eastAsia="Times New Roman"/>
-          <w:sz w:val="24"/>
-        </w:rPr>
-      </w:pPr>
-      <w:r>
-        <w:rPr>
-          <w:rFonts w:eastAsia="Times New Roman"/>
-          <w:sz w:val="24"/>
-        </w:rPr>
-        <w:br/>
-      </w:r>
-    </w:p>
-    <w:p>
-      <w:pPr>
-        <w:spacing w:after="240" w:line="240" w:lineRule="auto"/>
-        <w:ind w:firstLine="0"/>
-        <w:jc w:val="left"/>
-        <w:rPr>
-          <w:rFonts w:eastAsia="Times New Roman"/>
-          <w:sz w:val="24"/>
-        </w:rPr>
-      </w:pPr>
-      <w:r>
-        <w:rPr>
-          <w:rFonts w:eastAsia="Times New Roman"/>
-          <w:sz w:val="24"/>
-        </w:rPr>
-        <w:br/>
-      </w:r>
-    </w:p>
-    <w:p>
-      <w:pPr>
-        <w:spacing w:after="240" w:line="240" w:lineRule="auto"/>
-        <w:ind w:firstLine="0"/>
-        <w:jc w:val="left"/>
-        <w:rPr>
-          <w:rFonts w:eastAsia="Times New Roman"/>
-          <w:sz w:val="24"/>
-        </w:rPr>
-      </w:pPr>
-      <w:r>
-        <w:rPr>
-          <w:rFonts w:eastAsia="Times New Roman"/>
-          <w:sz w:val="24"/>
-        </w:rPr>
-        <w:br/>
-      </w:r>
-      <w:r>
-        <w:rPr>
-          <w:rFonts w:eastAsia="Times New Roman"/>
-          <w:sz w:val="24"/>
-        </w:rPr>
-        <w:br/>
-      </w:r>
-    </w:p>
-    <w:p>
-      <w:pPr>
-        <w:spacing w:after="120" w:line="240" w:lineRule="auto"/>
-        <w:jc w:val="right"/>
-        <w:rPr>
-          <w:rFonts w:eastAsia="Times New Roman"/>
-          <w:sz w:val="24"/>
-        </w:rPr>
-      </w:pPr>
-      <w:r>
-        <w:rPr>
-          <w:rFonts w:eastAsia="Times New Roman"/>
-          <w:color w:val="000000"/>
-        </w:rPr>
-        <w:t>Вы</w:t>
-      </w:r>
-      <w:r>
-        <w:rPr>
-          <w:rFonts w:eastAsia="Times New Roman"/>
-          <w:color w:val="000000"/>
-        </w:rPr>
-        <w:t xml:space="preserve">полнил: </w:t>
-      </w:r>
-      <w:r>
-        <w:rPr>
-          <w:rFonts w:eastAsia="Times New Roman"/>
-          <w:color w:val="000000"/>
-        </w:rPr>
-        <w:t xml:space="preserve">обучающийся гр. </w:t>
-      </w:r>
-      <w:r>
-        <w:rPr>
-          <w:rFonts w:eastAsia="Times New Roman"/>
-          <w:color w:val="000000"/>
-        </w:rPr>
-        <w:t>ИСТ-2</w:t>
-      </w:r>
-      <w:r>
-        <w:rPr>
-          <w:rFonts w:eastAsia="Times New Roman"/>
-          <w:color w:val="000000"/>
-        </w:rPr>
-        <w:t>3</w:t>
-      </w:r>
-    </w:p>
-    <w:p>
-      <w:pPr>
-        <w:spacing w:after="120" w:line="240" w:lineRule="auto"/>
-        <w:jc w:val="right"/>
-        <w:rPr>
-          <w:rFonts w:eastAsia="Times New Roman"/>
-          <w:sz w:val="24"/>
-        </w:rPr>
-      </w:pPr>
-      <w:r>
-        <w:rPr>
-          <w:rFonts w:eastAsia="Times New Roman"/>
-          <w:color w:val="000000"/>
-        </w:rPr>
-        <w:t>Петров В.Д.</w:t>
-      </w:r>
-    </w:p>
-    <w:p>
-      <w:pPr>
-        <w:spacing w:after="120" w:line="240" w:lineRule="auto"/>
-        <w:jc w:val="right"/>
-        <w:rPr>
-          <w:rFonts w:eastAsia="Times New Roman"/>
-          <w:sz w:val="24"/>
-        </w:rPr>
-      </w:pPr>
-      <w:r>
-        <w:rPr>
-          <w:rFonts w:eastAsia="Times New Roman"/>
-          <w:color w:val="000000"/>
-        </w:rPr>
-        <w:t xml:space="preserve">Проверил: </w:t>
-      </w:r>
-      <w:r>
-        <w:rPr>
-          <w:rFonts w:eastAsia="Times New Roman"/>
-          <w:color w:val="000000"/>
-        </w:rPr>
-        <w:t>Чесноков С. Е.</w:t>
-      </w:r>
-    </w:p>
-    <w:p>
-      <w:pPr>
-        <w:spacing w:line="240" w:lineRule="auto"/>
-        <w:ind w:firstLine="0"/>
-        <w:jc w:val="left"/>
-        <w:rPr>
-          <w:rFonts w:eastAsia="Times New Roman"/>
-          <w:sz w:val="24"/>
-        </w:rPr>
-      </w:pPr>
-    </w:p>
-    <w:p>
-      <w:pPr>
-        <w:spacing w:after="120" w:line="240" w:lineRule="auto"/>
-        <w:ind w:left="283" w:firstLine="0"/>
-        <w:jc w:val="right"/>
-        <w:rPr>
-          <w:rFonts w:eastAsia="Times New Roman"/>
-          <w:sz w:val="24"/>
-        </w:rPr>
-      </w:pPr>
-      <w:r>
-        <w:rPr>
-          <w:rFonts w:eastAsia="Times New Roman"/>
-          <w:color w:val="000000"/>
-        </w:rPr>
-        <w:t>Дата защиты _____________________</w:t>
-      </w:r>
-    </w:p>
-    <w:p>
-      <w:pPr>
-        <w:spacing w:after="120" w:line="240" w:lineRule="auto"/>
-        <w:ind w:left="283" w:firstLine="0"/>
-        <w:jc w:val="right"/>
-        <w:rPr>
-          <w:rFonts w:eastAsia="Times New Roman"/>
-          <w:sz w:val="24"/>
-        </w:rPr>
-      </w:pPr>
-      <w:r>
-        <w:rPr>
-          <w:rFonts w:eastAsia="Times New Roman"/>
-          <w:color w:val="000000"/>
-        </w:rPr>
-        <w:t>Оценка  _________________________</w:t>
-      </w:r>
-    </w:p>
-    <w:p>
-      <w:pPr>
-        <w:spacing w:after="240" w:line="240" w:lineRule="auto"/>
-        <w:ind w:firstLine="0"/>
-        <w:jc w:val="left"/>
-        <w:rPr>
-          <w:rFonts w:eastAsia="Times New Roman"/>
-          <w:sz w:val="24"/>
-        </w:rPr>
-      </w:pPr>
-      <w:r>
-        <w:rPr>
-          <w:rFonts w:eastAsia="Times New Roman"/>
-          <w:sz w:val="24"/>
-        </w:rPr>
-        <w:br/>
-      </w:r>
-      <w:r>
-        <w:rPr>
-          <w:rFonts w:eastAsia="Times New Roman"/>
-          <w:sz w:val="24"/>
-        </w:rPr>
-        <w:br/>
-      </w:r>
-      <w:r>
-        <w:rPr>
-          <w:rFonts w:eastAsia="Times New Roman"/>
-          <w:sz w:val="24"/>
-        </w:rPr>
-        <w:br/>
-      </w:r>
-      <w:r>
-        <w:rPr>
-          <w:rFonts w:eastAsia="Times New Roman"/>
-          <w:sz w:val="24"/>
-        </w:rPr>
-        <w:br/>
-      </w:r>
-      <w:r>
-        <w:rPr>
-          <w:rFonts w:eastAsia="Times New Roman"/>
-          <w:sz w:val="24"/>
-        </w:rPr>
-        <w:br/>
-      </w:r>
-      <w:r>
-        <w:rPr>
-          <w:rFonts w:eastAsia="Times New Roman"/>
-          <w:sz w:val="24"/>
-        </w:rPr>
-        <w:br/>
-      </w:r>
-      <w:r>
-        <w:rPr>
-          <w:rFonts w:eastAsia="Times New Roman"/>
-          <w:sz w:val="24"/>
-        </w:rPr>
-        <w:br/>
-      </w:r>
-      <w:r>
-        <w:rPr>
-          <w:rFonts w:eastAsia="Times New Roman"/>
-          <w:sz w:val="24"/>
-        </w:rPr>
-        <w:br/>
-      </w:r>
-    </w:p>
-    <w:p>
-      <w:pPr>
-        <w:spacing w:after="120" w:line="240" w:lineRule="auto"/>
-        <w:ind w:left="283" w:firstLine="0"/>
-        <w:jc w:val="center"/>
-        <w:rPr>
-          <w:rFonts w:eastAsia="Times New Roman"/>
-          <w:color w:val="000000"/>
-        </w:rPr>
-      </w:pPr>
-    </w:p>
-    <w:p>
-      <w:pPr>
-        <w:spacing w:after="120" w:line="240" w:lineRule="auto"/>
-        <w:ind w:firstLine="0"/>
-        <w:rPr>
-          <w:rFonts w:eastAsia="Times New Roman"/>
-          <w:color w:val="000000"/>
-        </w:rPr>
-      </w:pPr>
-    </w:p>
-    <w:p>
-      <w:pPr>
-        <w:spacing w:after="120" w:line="240" w:lineRule="auto"/>
-        <w:ind w:left="283" w:firstLine="0"/>
-        <w:jc w:val="center"/>
-        <w:rPr>
-          <w:rFonts w:eastAsia="Times New Roman"/>
-          <w:color w:val="000000"/>
-        </w:rPr>
-      </w:pPr>
-    </w:p>
-    <w:p>
-      <w:pPr>
-        <w:spacing w:after="120" w:line="240" w:lineRule="auto"/>
-        <w:ind w:left="283" w:firstLine="0"/>
-        <w:jc w:val="center"/>
-        <w:rPr>
-          <w:rFonts w:eastAsia="Times New Roman"/>
-          <w:sz w:val="24"/>
-        </w:rPr>
-      </w:pPr>
-      <w:r>
-        <w:rPr>
-          <w:rFonts w:eastAsia="Times New Roman"/>
-          <w:color w:val="000000"/>
+          <w:sz w:val="28"/>
+          <w:szCs w:val="24"/>
         </w:rPr>
         <w:t>Йошкар-Ола</w:t>
       </w:r>
@@ -553,27 +532,31 @@
     <w:p>
       <w:pPr>
         <w:widowControl/>
-        <w:autoSpaceDE/>
-        <w:autoSpaceDN/>
-        <w:adjustRightInd/>
         <w:spacing w:after="160" w:line="259" w:lineRule="auto"/>
         <w:ind w:firstLine="283"/>
         <w:jc w:val="center"/>
       </w:pPr>
       <w:r>
         <w:rPr>
-          <w:rFonts w:eastAsia="Times New Roman"/>
+          <w:rFonts w:ascii="Times New Roman" w:hAnsi="Times New Roman" w:eastAsia="Times New Roman" w:cs="Times New Roman"/>
           <w:color w:val="000000"/>
+          <w:sz w:val="28"/>
+          <w:szCs w:val="24"/>
         </w:rPr>
         <w:t>20</w:t>
       </w:r>
       <w:r>
         <w:rPr>
-          <w:rFonts w:eastAsia="Times New Roman"/>
+          <w:rFonts w:ascii="Times New Roman" w:hAnsi="Times New Roman" w:eastAsia="Times New Roman" w:cs="Times New Roman"/>
           <w:color w:val="000000"/>
+          <w:sz w:val="28"/>
+          <w:szCs w:val="24"/>
         </w:rPr>
         <w:t>26</w:t>
       </w:r>
+      <w:r/>
+    </w:p>
+    <w:p>
       <w:r>
         <w:br w:type="page"/>
       </w:r>
@@ -581,49 +564,133 @@
     <w:p>
       <w:pPr>
         <w:pStyle w:val="1"/>
+        <w:jc w:val="center"/>
       </w:pPr>
       <w:r>
         <w:lastRenderedPageBreak/>
+        <w:rPr>
+          <w:rFonts w:ascii="Calibri" w:hAnsi="Times New Roman" w:cs="Calibri" w:asciiTheme="minorHAnsi" w:eastAsiaTheme="majorEastAsia" w:csTheme="majorBidi"/>
+          <w:b/>
+          <w:bCs/>
+          <w:color w:val="000000" w:themeColor="text1"/>
+          <w:sz w:val="28"/>
+          <w:szCs w:val="32"/>
+        </w:rPr>
         <w:t>Практическая</w:t>
       </w:r>
       <w:r>
+        <w:rPr>
+          <w:rFonts w:ascii="Calibri" w:hAnsi="Times New Roman" w:cs="Calibri" w:asciiTheme="minorHAnsi" w:eastAsiaTheme="majorEastAsia" w:csTheme="majorBidi"/>
+          <w:b/>
+          <w:bCs/>
+          <w:color w:val="000000" w:themeColor="text1"/>
+          <w:sz w:val="28"/>
+          <w:szCs w:val="32"/>
+        </w:rPr>
         <w:t xml:space="preserve"> </w:t>
       </w:r>
       <w:r>
+        <w:rPr>
+          <w:rFonts w:ascii="Calibri" w:hAnsi="Times New Roman" w:cs="Calibri" w:asciiTheme="minorHAnsi" w:eastAsiaTheme="majorEastAsia" w:csTheme="majorBidi"/>
+          <w:b/>
+          <w:bCs/>
+          <w:color w:val="000000" w:themeColor="text1"/>
+          <w:sz w:val="28"/>
+          <w:szCs w:val="32"/>
+        </w:rPr>
         <w:t>работа</w:t>
       </w:r>
       <w:r>
+        <w:rPr>
+          <w:rFonts w:ascii="Calibri" w:hAnsi="Times New Roman" w:cs="Calibri" w:asciiTheme="minorHAnsi" w:eastAsiaTheme="majorEastAsia" w:csTheme="majorBidi"/>
+          <w:b/>
+          <w:bCs/>
+          <w:color w:val="000000" w:themeColor="text1"/>
+          <w:sz w:val="28"/>
+          <w:szCs w:val="32"/>
+        </w:rPr>
         <w:t xml:space="preserve"> </w:t>
       </w:r>
     </w:p>
     <w:p>
       <w:pPr>
         <w:pStyle w:val="1"/>
-        <w:rPr>
-          <w:lang w:val="en-US"/>
-        </w:rPr>
-      </w:pPr>
-      <w:r>
+        <w:jc w:val="center"/>
+      </w:pPr>
+      <w:r>
+        <w:rPr>
+          <w:rFonts w:ascii="Calibri" w:hAnsi="Times New Roman" w:cs="Calibri" w:asciiTheme="minorHAnsi" w:eastAsiaTheme="majorEastAsia" w:csTheme="majorBidi"/>
+          <w:b/>
+          <w:bCs/>
+          <w:color w:val="000000" w:themeColor="text1"/>
+          <w:sz w:val="28"/>
+          <w:szCs w:val="32"/>
+        </w:rPr>
         <w:t>Загрузка</w:t>
       </w:r>
       <w:r>
+        <w:rPr>
+          <w:rFonts w:ascii="Calibri" w:hAnsi="Times New Roman" w:cs="Calibri" w:asciiTheme="minorHAnsi" w:eastAsiaTheme="majorEastAsia" w:csTheme="majorBidi"/>
+          <w:b/>
+          <w:bCs/>
+          <w:color w:val="000000" w:themeColor="text1"/>
+          <w:sz w:val="28"/>
+          <w:szCs w:val="32"/>
+        </w:rPr>
         <w:t xml:space="preserve"> </w:t>
       </w:r>
       <w:r>
+        <w:rPr>
+          <w:rFonts w:ascii="Calibri" w:hAnsi="Times New Roman" w:cs="Calibri" w:asciiTheme="minorHAnsi" w:eastAsiaTheme="majorEastAsia" w:csTheme="majorBidi"/>
+          <w:b/>
+          <w:bCs/>
+          <w:color w:val="000000" w:themeColor="text1"/>
+          <w:sz w:val="28"/>
+          <w:szCs w:val="32"/>
+        </w:rPr>
         <w:t>файла</w:t>
       </w:r>
       <w:r>
+        <w:rPr>
+          <w:rFonts w:ascii="Calibri" w:hAnsi="Times New Roman" w:cs="Calibri" w:asciiTheme="minorHAnsi" w:eastAsiaTheme="majorEastAsia" w:csTheme="majorBidi"/>
+          <w:b/>
+          <w:bCs/>
+          <w:color w:val="000000" w:themeColor="text1"/>
+          <w:sz w:val="28"/>
+          <w:szCs w:val="32"/>
+        </w:rPr>
         <w:t xml:space="preserve"> </w:t>
       </w:r>
       <w:r>
+        <w:rPr>
+          <w:rFonts w:ascii="Calibri" w:hAnsi="Times New Roman" w:cs="Calibri" w:asciiTheme="minorHAnsi" w:eastAsiaTheme="majorEastAsia" w:csTheme="majorBidi"/>
+          <w:b/>
+          <w:bCs/>
+          <w:color w:val="000000" w:themeColor="text1"/>
+          <w:sz w:val="28"/>
+          <w:szCs w:val="32"/>
+        </w:rPr>
         <w:t>трассировки</w:t>
       </w:r>
       <w:r>
+        <w:rPr>
+          <w:rFonts w:ascii="Calibri" w:hAnsi="Times New Roman" w:cs="Calibri" w:asciiTheme="minorHAnsi" w:eastAsiaTheme="majorEastAsia" w:csTheme="majorBidi"/>
+          <w:b/>
+          <w:bCs/>
+          <w:color w:val="000000" w:themeColor="text1"/>
+          <w:sz w:val="28"/>
+          <w:szCs w:val="32"/>
+        </w:rPr>
         <w:t xml:space="preserve"> </w:t>
       </w:r>
       <w:r>
         <w:rPr>
-          <w:lang w:val="en-US"/>
+          <w:rFonts w:ascii="Calibri" w:hAnsi="Times New Roman" w:cs="Calibri" w:asciiTheme="minorHAnsi" w:eastAsiaTheme="majorEastAsia" w:csTheme="majorBidi"/>
+          <w:b/>
+          <w:bCs/>
+          <w:color w:val="000000" w:themeColor="text1"/>
+          <w:sz w:val="28"/>
+          <w:szCs w:val="32"/>
         </w:rPr>
         <w:t>HTTP</w:t>
       </w:r>
@@ -631,19 +698,14 @@
     <w:p>
       <w:pPr>
         <w:pStyle w:val="a5"/>
-        <w:rPr>
-          <w:lang w:val="en-US" w:eastAsia="en-US"/>
-        </w:rPr>
-      </w:pPr>
-      <w:r>
-        <w:rPr>
-          <w:lang w:val="en-US" w:eastAsia="en-US"/>
-        </w:rPr>
+        <w:jc w:val="center"/>
+      </w:pPr>
+      <w:r>
         <w:drawing>
-          <wp:inline distT="0" distB="0" distL="0" distR="0" wp14:anchorId="1D329527" wp14:editId="44F7DE6B">
-            <wp:extent cx="5940425" cy="3554730"/>
-            <wp:effectExtent l="0" t="0" r="3175" b="7620"/>
-            <wp:docPr id="1" name="Рисунок 1"/>
+          <wp:inline distT="0" distB="0" distL="0" distR="0">
+            <wp:extent cx="5943600" cy="3552825"/>
+            <wp:effectExtent l="0" t="0" r="0" b="9525"/>
+            <wp:docPr id="100000" name="Picture 100000"/>
             <wp:cNvGraphicFramePr>
               <a:graphicFrameLocks xmlns:a="http://schemas.openxmlformats.org/drawingml/2006/main" noChangeAspect="1"/>
             </wp:cNvGraphicFramePr>
@@ -651,11 +713,11 @@
               <a:graphicData uri="http://schemas.openxmlformats.org/drawingml/2006/picture">
                 <pic:pic xmlns:pic="http://schemas.openxmlformats.org/drawingml/2006/picture">
                   <pic:nvPicPr>
-                    <pic:cNvPr id="1" name=""/>
+                    <pic:cNvPr id="100000" name="image100000"/>
                     <pic:cNvPicPr/>
                   </pic:nvPicPr>
                   <pic:blipFill>
-                    <a:blip r:embed="rId5"/>
+                    <a:blip r:embed="rId36"/>
                     <a:stretch>
                       <a:fillRect/>
                     </a:stretch>
@@ -663,7 +725,7 @@
                   <pic:spPr>
                     <a:xfrm>
                       <a:off x="0" y="0"/>
-                      <a:ext cx="5940425" cy="3554730"/>
+                      <a:ext cx="5943600" cy="3552825"/>
                     </a:xfrm>
                     <a:prstGeom prst="rect">
                       <a:avLst/>
@@ -679,25 +741,35 @@
     <w:p>
       <w:pPr>
         <w:pStyle w:val="a7"/>
-        <w:rPr>
-          <w:lang w:eastAsia="en-US"/>
-        </w:rPr>
-      </w:pPr>
-      <w:r>
-        <w:rPr>
-          <w:lang w:eastAsia="en-US"/>
+        <w:jc w:val="center"/>
+      </w:pPr>
+      <w:r>
+        <w:rPr>
+          <w:rFonts w:ascii="Times New Roman" w:hAnsi="Times New Roman" w:cs="Times New Roman" w:eastAsiaTheme="minorEastAsia"/>
+          <w:i/>
+          <w:iCs/>
+          <w:sz w:val="24"/>
+          <w:szCs w:val="24"/>
         </w:rPr>
         <w:t xml:space="preserve">Окно </w:t>
       </w:r>
       <w:r>
         <w:rPr>
-          <w:lang w:val="en-US" w:eastAsia="en-US"/>
+          <w:rFonts w:ascii="Times New Roman" w:hAnsi="Times New Roman" w:cs="Times New Roman" w:eastAsiaTheme="minorEastAsia"/>
+          <w:i/>
+          <w:iCs/>
+          <w:sz w:val="24"/>
+          <w:szCs w:val="24"/>
         </w:rPr>
         <w:t xml:space="preserve">Wireshark </w:t>
       </w:r>
       <w:r>
         <w:rPr>
-          <w:lang w:eastAsia="en-US"/>
+          <w:rFonts w:ascii="Times New Roman" w:hAnsi="Times New Roman" w:cs="Times New Roman" w:eastAsiaTheme="minorEastAsia"/>
+          <w:i/>
+          <w:iCs/>
+          <w:sz w:val="24"/>
+          <w:szCs w:val="24"/>
         </w:rPr>
         <w:t>после загрузки файла</w:t>
       </w:r>
@@ -705,19 +777,14 @@
     <w:p>
       <w:pPr>
         <w:pStyle w:val="a5"/>
-        <w:rPr>
-          <w:lang w:eastAsia="en-US"/>
-        </w:rPr>
-      </w:pPr>
-      <w:r>
-        <w:rPr>
-          <w:lang w:eastAsia="en-US"/>
-        </w:rPr>
+        <w:jc w:val="center"/>
+      </w:pPr>
+      <w:r>
         <w:drawing>
-          <wp:inline distT="0" distB="0" distL="0" distR="0" wp14:anchorId="3A365D40" wp14:editId="018B760E">
-            <wp:extent cx="5550011" cy="3585705"/>
+          <wp:inline distT="0" distB="0" distL="0" distR="0">
+            <wp:extent cx="5553075" cy="3581400"/>
             <wp:effectExtent l="0" t="0" r="0" b="0"/>
-            <wp:docPr id="17" name="Рисунок 17"/>
+            <wp:docPr id="100001" name="Picture 100001"/>
             <wp:cNvGraphicFramePr>
               <a:graphicFrameLocks xmlns:a="http://schemas.openxmlformats.org/drawingml/2006/main" noChangeAspect="1"/>
             </wp:cNvGraphicFramePr>
@@ -725,11 +792,11 @@
               <a:graphicData uri="http://schemas.openxmlformats.org/drawingml/2006/picture">
                 <pic:pic xmlns:pic="http://schemas.openxmlformats.org/drawingml/2006/picture">
                   <pic:nvPicPr>
-                    <pic:cNvPr id="1" name=""/>
+                    <pic:cNvPr id="100001" name="image100001"/>
                     <pic:cNvPicPr/>
                   </pic:nvPicPr>
                   <pic:blipFill>
-                    <a:blip r:embed="rId6"/>
+                    <a:blip r:embed="rId37"/>
                     <a:stretch>
                       <a:fillRect/>
                     </a:stretch>
@@ -737,7 +804,7 @@
                   <pic:spPr>
                     <a:xfrm>
                       <a:off x="0" y="0"/>
-                      <a:ext cx="5592829" cy="3613369"/>
+                      <a:ext cx="5553075" cy="3581400"/>
                     </a:xfrm>
                     <a:prstGeom prst="rect">
                       <a:avLst/>
@@ -753,13 +820,15 @@
     <w:p>
       <w:pPr>
         <w:pStyle w:val="a7"/>
-        <w:rPr>
-          <w:lang w:eastAsia="en-US"/>
-        </w:rPr>
-      </w:pPr>
-      <w:r>
-        <w:rPr>
-          <w:lang w:eastAsia="en-US"/>
+        <w:jc w:val="center"/>
+      </w:pPr>
+      <w:r>
+        <w:rPr>
+          <w:rFonts w:ascii="Times New Roman" w:hAnsi="Times New Roman" w:cs="Times New Roman" w:eastAsiaTheme="minorEastAsia"/>
+          <w:i/>
+          <w:iCs/>
+          <w:sz w:val="24"/>
+          <w:szCs w:val="24"/>
         </w:rPr>
         <w:t>Окно свойств файла захвата</w:t>
       </w:r>
@@ -767,19 +836,14 @@
     <w:p>
       <w:pPr>
         <w:pStyle w:val="a5"/>
-        <w:rPr>
-          <w:lang w:eastAsia="en-US"/>
-        </w:rPr>
-      </w:pPr>
-      <w:r>
-        <w:rPr>
-          <w:lang w:eastAsia="en-US"/>
-        </w:rPr>
+        <w:jc w:val="center"/>
+      </w:pPr>
+      <w:r>
         <w:drawing>
-          <wp:inline distT="0" distB="0" distL="0" distR="0" wp14:anchorId="1C1445C1" wp14:editId="615B9992">
-            <wp:extent cx="5940425" cy="381635"/>
-            <wp:effectExtent l="0" t="0" r="3175" b="0"/>
-            <wp:docPr id="15" name="Рисунок 15"/>
+          <wp:inline distT="0" distB="0" distL="0" distR="0">
+            <wp:extent cx="5943600" cy="381000"/>
+            <wp:effectExtent l="0" t="0" r="0" b="0"/>
+            <wp:docPr id="100002" name="Picture 100002"/>
             <wp:cNvGraphicFramePr>
               <a:graphicFrameLocks xmlns:a="http://schemas.openxmlformats.org/drawingml/2006/main" noChangeAspect="1"/>
             </wp:cNvGraphicFramePr>
@@ -787,11 +851,11 @@
               <a:graphicData uri="http://schemas.openxmlformats.org/drawingml/2006/picture">
                 <pic:pic xmlns:pic="http://schemas.openxmlformats.org/drawingml/2006/picture">
                   <pic:nvPicPr>
-                    <pic:cNvPr id="1" name=""/>
+                    <pic:cNvPr id="100002" name="image100002"/>
                     <pic:cNvPicPr/>
                   </pic:nvPicPr>
                   <pic:blipFill>
-                    <a:blip r:embed="rId7"/>
+                    <a:blip r:embed="rId38"/>
                     <a:stretch>
                       <a:fillRect/>
                     </a:stretch>
@@ -799,7 +863,7 @@
                   <pic:spPr>
                     <a:xfrm>
                       <a:off x="0" y="0"/>
-                      <a:ext cx="5940425" cy="381635"/>
+                      <a:ext cx="5943600" cy="381000"/>
                     </a:xfrm>
                     <a:prstGeom prst="rect">
                       <a:avLst/>
@@ -815,19 +879,25 @@
     <w:p>
       <w:pPr>
         <w:pStyle w:val="a7"/>
-        <w:rPr>
-          <w:lang w:val="en-US" w:eastAsia="en-US"/>
-        </w:rPr>
-      </w:pPr>
-      <w:r>
-        <w:rPr>
-          <w:lang w:eastAsia="en-US"/>
+        <w:jc w:val="center"/>
+      </w:pPr>
+      <w:r>
+        <w:rPr>
+          <w:rFonts w:ascii="Times New Roman" w:hAnsi="Times New Roman" w:cs="Times New Roman" w:eastAsiaTheme="minorEastAsia"/>
+          <w:i/>
+          <w:iCs/>
+          <w:sz w:val="24"/>
+          <w:szCs w:val="24"/>
         </w:rPr>
         <w:t xml:space="preserve">Количество пакетов перехваченных </w:t>
       </w:r>
       <w:r>
         <w:rPr>
-          <w:lang w:val="en-US" w:eastAsia="en-US"/>
+          <w:rFonts w:ascii="Times New Roman" w:hAnsi="Times New Roman" w:cs="Times New Roman" w:eastAsiaTheme="minorEastAsia"/>
+          <w:i/>
+          <w:iCs/>
+          <w:sz w:val="24"/>
+          <w:szCs w:val="24"/>
         </w:rPr>
         <w:t>Wireshark</w:t>
       </w:r>
@@ -835,20 +905,15 @@
     <w:p>
       <w:pPr>
         <w:pStyle w:val="a5"/>
-        <w:rPr>
-          <w:lang w:eastAsia="en-US"/>
-        </w:rPr>
-      </w:pPr>
-      <w:r>
-        <w:rPr>
-          <w:lang w:eastAsia="en-US"/>
-        </w:rPr>
+        <w:jc w:val="center"/>
+      </w:pPr>
+      <w:r>
         <w:lastRenderedPageBreak/>
         <w:drawing>
-          <wp:inline distT="0" distB="0" distL="0" distR="0" wp14:anchorId="632607B6" wp14:editId="3593C9DF">
-            <wp:extent cx="5940425" cy="147955"/>
-            <wp:effectExtent l="0" t="0" r="3175" b="4445"/>
-            <wp:docPr id="16" name="Рисунок 16"/>
+          <wp:inline distT="0" distB="0" distL="0" distR="0">
+            <wp:extent cx="5943600" cy="152400"/>
+            <wp:effectExtent l="0" t="0" r="0" b="0"/>
+            <wp:docPr id="100003" name="Picture 100003"/>
             <wp:cNvGraphicFramePr>
               <a:graphicFrameLocks xmlns:a="http://schemas.openxmlformats.org/drawingml/2006/main" noChangeAspect="1"/>
             </wp:cNvGraphicFramePr>
@@ -856,11 +921,11 @@
               <a:graphicData uri="http://schemas.openxmlformats.org/drawingml/2006/picture">
                 <pic:pic xmlns:pic="http://schemas.openxmlformats.org/drawingml/2006/picture">
                   <pic:nvPicPr>
-                    <pic:cNvPr id="1" name=""/>
+                    <pic:cNvPr id="100003" name="image100003"/>
                     <pic:cNvPicPr/>
                   </pic:nvPicPr>
                   <pic:blipFill>
-                    <a:blip r:embed="rId8"/>
+                    <a:blip r:embed="rId39"/>
                     <a:stretch>
                       <a:fillRect/>
                     </a:stretch>
@@ -868,7 +933,7 @@
                   <pic:spPr>
                     <a:xfrm>
                       <a:off x="0" y="0"/>
-                      <a:ext cx="5940425" cy="147955"/>
+                      <a:ext cx="5943600" cy="152400"/>
                     </a:xfrm>
                     <a:prstGeom prst="rect">
                       <a:avLst/>
@@ -884,13 +949,15 @@
     <w:p>
       <w:pPr>
         <w:pStyle w:val="a7"/>
-        <w:rPr>
-          <w:lang w:eastAsia="en-US"/>
-        </w:rPr>
-      </w:pPr>
-      <w:r>
-        <w:rPr>
-          <w:lang w:eastAsia="en-US"/>
+        <w:jc w:val="center"/>
+      </w:pPr>
+      <w:r>
+        <w:rPr>
+          <w:rFonts w:ascii="Times New Roman" w:hAnsi="Times New Roman" w:cs="Times New Roman" w:eastAsiaTheme="minorEastAsia"/>
+          <w:i/>
+          <w:iCs/>
+          <w:sz w:val="24"/>
+          <w:szCs w:val="24"/>
         </w:rPr>
         <w:t>Общий объем пакетов</w:t>
       </w:r>
@@ -898,19 +965,14 @@
     <w:p>
       <w:pPr>
         <w:pStyle w:val="a5"/>
-        <w:rPr>
-          <w:lang w:val="en-US" w:eastAsia="en-US"/>
-        </w:rPr>
-      </w:pPr>
-      <w:r>
-        <w:rPr>
-          <w:lang w:val="en-US" w:eastAsia="en-US"/>
-        </w:rPr>
+        <w:jc w:val="center"/>
+      </w:pPr>
+      <w:r>
         <w:drawing>
-          <wp:inline distT="0" distB="0" distL="0" distR="0" wp14:anchorId="7E3A6651" wp14:editId="067B1E26">
-            <wp:extent cx="5940425" cy="3126740"/>
-            <wp:effectExtent l="0" t="0" r="3175" b="0"/>
-            <wp:docPr id="18" name="Рисунок 18"/>
+          <wp:inline distT="0" distB="0" distL="0" distR="0">
+            <wp:extent cx="5943600" cy="3124200"/>
+            <wp:effectExtent l="0" t="0" r="0" b="0"/>
+            <wp:docPr id="100004" name="Picture 100004"/>
             <wp:cNvGraphicFramePr>
               <a:graphicFrameLocks xmlns:a="http://schemas.openxmlformats.org/drawingml/2006/main" noChangeAspect="1"/>
             </wp:cNvGraphicFramePr>
@@ -918,11 +980,11 @@
               <a:graphicData uri="http://schemas.openxmlformats.org/drawingml/2006/picture">
                 <pic:pic xmlns:pic="http://schemas.openxmlformats.org/drawingml/2006/picture">
                   <pic:nvPicPr>
-                    <pic:cNvPr id="1" name=""/>
+                    <pic:cNvPr id="100004" name="image100004"/>
                     <pic:cNvPicPr/>
                   </pic:nvPicPr>
                   <pic:blipFill>
-                    <a:blip r:embed="rId9"/>
+                    <a:blip r:embed="rId40"/>
                     <a:stretch>
                       <a:fillRect/>
                     </a:stretch>
@@ -930,7 +992,7 @@
                   <pic:spPr>
                     <a:xfrm>
                       <a:off x="0" y="0"/>
-                      <a:ext cx="5940425" cy="3126740"/>
+                      <a:ext cx="5943600" cy="3124200"/>
                     </a:xfrm>
                     <a:prstGeom prst="rect">
                       <a:avLst/>
@@ -946,19 +1008,25 @@
     <w:p>
       <w:pPr>
         <w:pStyle w:val="a7"/>
-        <w:rPr>
-          <w:lang w:val="en-US" w:eastAsia="en-US"/>
-        </w:rPr>
-      </w:pPr>
-      <w:r>
-        <w:rPr>
-          <w:lang w:eastAsia="en-US"/>
+        <w:jc w:val="center"/>
+      </w:pPr>
+      <w:r>
+        <w:rPr>
+          <w:rFonts w:ascii="Times New Roman" w:hAnsi="Times New Roman" w:cs="Times New Roman" w:eastAsiaTheme="minorEastAsia"/>
+          <w:i/>
+          <w:iCs/>
+          <w:sz w:val="24"/>
+          <w:szCs w:val="24"/>
         </w:rPr>
         <w:t xml:space="preserve">Количество пакетов </w:t>
       </w:r>
       <w:r>
         <w:rPr>
-          <w:lang w:val="en-US" w:eastAsia="en-US"/>
+          <w:rFonts w:ascii="Times New Roman" w:hAnsi="Times New Roman" w:cs="Times New Roman" w:eastAsiaTheme="minorEastAsia"/>
+          <w:i/>
+          <w:iCs/>
+          <w:sz w:val="24"/>
+          <w:szCs w:val="24"/>
         </w:rPr>
         <w:t>HTTP Request (98)</w:t>
       </w:r>
@@ -966,19 +1034,14 @@
     <w:p>
       <w:pPr>
         <w:pStyle w:val="a5"/>
-        <w:rPr>
-          <w:lang w:val="en-US" w:eastAsia="en-US"/>
-        </w:rPr>
-      </w:pPr>
-      <w:r>
-        <w:rPr>
-          <w:lang w:val="en-US" w:eastAsia="en-US"/>
-        </w:rPr>
+        <w:jc w:val="center"/>
+      </w:pPr>
+      <w:r>
         <w:drawing>
-          <wp:inline distT="0" distB="0" distL="0" distR="0" wp14:anchorId="3E359C8F" wp14:editId="72B0AAEE">
-            <wp:extent cx="5940425" cy="3556635"/>
-            <wp:effectExtent l="0" t="0" r="3175" b="5715"/>
-            <wp:docPr id="19" name="Рисунок 19"/>
+          <wp:inline distT="0" distB="0" distL="0" distR="0">
+            <wp:extent cx="5943600" cy="3552825"/>
+            <wp:effectExtent l="0" t="0" r="0" b="9525"/>
+            <wp:docPr id="100005" name="Picture 100005"/>
             <wp:cNvGraphicFramePr>
               <a:graphicFrameLocks xmlns:a="http://schemas.openxmlformats.org/drawingml/2006/main" noChangeAspect="1"/>
             </wp:cNvGraphicFramePr>
@@ -986,11 +1049,11 @@
               <a:graphicData uri="http://schemas.openxmlformats.org/drawingml/2006/picture">
                 <pic:pic xmlns:pic="http://schemas.openxmlformats.org/drawingml/2006/picture">
                   <pic:nvPicPr>
-                    <pic:cNvPr id="1" name=""/>
+                    <pic:cNvPr id="100005" name="image100005"/>
                     <pic:cNvPicPr/>
                   </pic:nvPicPr>
                   <pic:blipFill>
-                    <a:blip r:embed="rId10"/>
+                    <a:blip r:embed="rId41"/>
                     <a:stretch>
                       <a:fillRect/>
                     </a:stretch>
@@ -998,7 +1061,7 @@
                   <pic:spPr>
                     <a:xfrm>
                       <a:off x="0" y="0"/>
-                      <a:ext cx="5940425" cy="3556635"/>
+                      <a:ext cx="5943600" cy="3552825"/>
                     </a:xfrm>
                     <a:prstGeom prst="rect">
                       <a:avLst/>
@@ -1014,93 +1077,163 @@
     <w:p>
       <w:pPr>
         <w:pStyle w:val="a7"/>
-        <w:rPr>
-          <w:lang w:val="en-US" w:eastAsia="en-US"/>
-        </w:rPr>
-      </w:pPr>
-      <w:r>
-        <w:rPr>
-          <w:lang w:eastAsia="en-US"/>
+        <w:jc w:val="center"/>
+      </w:pPr>
+      <w:r>
+        <w:rPr>
+          <w:rFonts w:ascii="Times New Roman" w:hAnsi="Times New Roman" w:cs="Times New Roman" w:eastAsiaTheme="minorEastAsia"/>
+          <w:i/>
+          <w:iCs/>
+          <w:sz w:val="24"/>
+          <w:szCs w:val="24"/>
         </w:rPr>
         <w:t xml:space="preserve">Количество пакетов </w:t>
       </w:r>
       <w:r>
         <w:rPr>
-          <w:lang w:val="en-US" w:eastAsia="en-US"/>
+          <w:rFonts w:ascii="Times New Roman" w:hAnsi="Times New Roman" w:cs="Times New Roman" w:eastAsiaTheme="minorEastAsia"/>
+          <w:i/>
+          <w:iCs/>
+          <w:sz w:val="24"/>
+          <w:szCs w:val="24"/>
         </w:rPr>
         <w:t>HTTP Response</w:t>
       </w:r>
     </w:p>
     <w:p>
       <w:pPr>
+        <w:pageBreakBefore/>
         <w:widowControl/>
-        <w:autoSpaceDE/>
-        <w:autoSpaceDN/>
-        <w:adjustRightInd/>
         <w:spacing w:after="160" w:line="259" w:lineRule="auto"/>
-        <w:ind w:firstLine="0"/>
         <w:jc w:val="left"/>
         <w:rPr>
-          <w:rFonts w:asciiTheme="minorHAnsi" w:eastAsiaTheme="majorEastAsia" w:cstheme="majorBidi"/>
+          <w:rFonts w:ascii="Calibri" w:asciiTheme="minorHAnsi" w:eastAsiaTheme="majorEastAsia" w:csTheme="majorBidi"/>
           <w:b/>
           <w:color w:val="000000" w:themeColor="text1"/>
           <w:szCs w:val="32"/>
-          <w:lang w:eastAsia="en-US"/>
-        </w:rPr>
-      </w:pPr>
-      <w:r>
-        <w:br w:type="page"/>
+        </w:rPr>
+      </w:pPr>
+      <w:r>
+        <w:lastRenderedPageBreak/>
       </w:r>
     </w:p>
     <w:p>
       <w:pPr>
         <w:pStyle w:val="1"/>
+        <w:jc w:val="center"/>
       </w:pPr>
       <w:r>
         <w:lastRenderedPageBreak/>
+        <w:rPr>
+          <w:rFonts w:ascii="Calibri" w:hAnsi="Times New Roman" w:cs="Calibri" w:asciiTheme="minorHAnsi" w:eastAsiaTheme="majorEastAsia" w:csTheme="majorBidi"/>
+          <w:b/>
+          <w:bCs/>
+          <w:color w:val="000000" w:themeColor="text1"/>
+          <w:sz w:val="28"/>
+          <w:szCs w:val="32"/>
+        </w:rPr>
         <w:t>Изучение</w:t>
       </w:r>
       <w:r>
+        <w:rPr>
+          <w:rFonts w:ascii="Calibri" w:hAnsi="Times New Roman" w:cs="Calibri" w:asciiTheme="minorHAnsi" w:eastAsiaTheme="majorEastAsia" w:csTheme="majorBidi"/>
+          <w:b/>
+          <w:bCs/>
+          <w:color w:val="000000" w:themeColor="text1"/>
+          <w:sz w:val="28"/>
+          <w:szCs w:val="32"/>
+        </w:rPr>
         <w:t xml:space="preserve"> </w:t>
       </w:r>
       <w:r>
+        <w:rPr>
+          <w:rFonts w:ascii="Calibri" w:hAnsi="Times New Roman" w:cs="Calibri" w:asciiTheme="minorHAnsi" w:eastAsiaTheme="majorEastAsia" w:csTheme="majorBidi"/>
+          <w:b/>
+          <w:bCs/>
+          <w:color w:val="000000" w:themeColor="text1"/>
+          <w:sz w:val="28"/>
+          <w:szCs w:val="32"/>
+        </w:rPr>
         <w:t>трассировки</w:t>
       </w:r>
       <w:r>
+        <w:rPr>
+          <w:rFonts w:ascii="Calibri" w:hAnsi="Times New Roman" w:cs="Calibri" w:asciiTheme="minorHAnsi" w:eastAsiaTheme="majorEastAsia" w:csTheme="majorBidi"/>
+          <w:b/>
+          <w:bCs/>
+          <w:color w:val="000000" w:themeColor="text1"/>
+          <w:sz w:val="28"/>
+          <w:szCs w:val="32"/>
+        </w:rPr>
         <w:t xml:space="preserve"> </w:t>
       </w:r>
       <w:r>
+        <w:rPr>
+          <w:rFonts w:ascii="Calibri" w:hAnsi="Times New Roman" w:cs="Calibri" w:asciiTheme="minorHAnsi" w:eastAsiaTheme="majorEastAsia" w:csTheme="majorBidi"/>
+          <w:b/>
+          <w:bCs/>
+          <w:color w:val="000000" w:themeColor="text1"/>
+          <w:sz w:val="28"/>
+          <w:szCs w:val="32"/>
+        </w:rPr>
         <w:t>запроса</w:t>
       </w:r>
       <w:r>
+        <w:rPr>
+          <w:rFonts w:ascii="Calibri" w:hAnsi="Times New Roman" w:cs="Calibri" w:asciiTheme="minorHAnsi" w:eastAsiaTheme="majorEastAsia" w:csTheme="majorBidi"/>
+          <w:b/>
+          <w:bCs/>
+          <w:color w:val="000000" w:themeColor="text1"/>
+          <w:sz w:val="28"/>
+          <w:szCs w:val="32"/>
+        </w:rPr>
         <w:t xml:space="preserve"> </w:t>
       </w:r>
       <w:r>
+        <w:rPr>
+          <w:rFonts w:ascii="Calibri" w:hAnsi="Times New Roman" w:cs="Calibri" w:asciiTheme="minorHAnsi" w:eastAsiaTheme="majorEastAsia" w:csTheme="majorBidi"/>
+          <w:b/>
+          <w:bCs/>
+          <w:color w:val="000000" w:themeColor="text1"/>
+          <w:sz w:val="28"/>
+          <w:szCs w:val="32"/>
+        </w:rPr>
         <w:t>и</w:t>
       </w:r>
       <w:r>
+        <w:rPr>
+          <w:rFonts w:ascii="Calibri" w:hAnsi="Times New Roman" w:cs="Calibri" w:asciiTheme="minorHAnsi" w:eastAsiaTheme="majorEastAsia" w:csTheme="majorBidi"/>
+          <w:b/>
+          <w:bCs/>
+          <w:color w:val="000000" w:themeColor="text1"/>
+          <w:sz w:val="28"/>
+          <w:szCs w:val="32"/>
+        </w:rPr>
         <w:t xml:space="preserve"> </w:t>
       </w:r>
       <w:r>
+        <w:rPr>
+          <w:rFonts w:ascii="Calibri" w:hAnsi="Times New Roman" w:cs="Calibri" w:asciiTheme="minorHAnsi" w:eastAsiaTheme="majorEastAsia" w:csTheme="majorBidi"/>
+          <w:b/>
+          <w:bCs/>
+          <w:color w:val="000000" w:themeColor="text1"/>
+          <w:sz w:val="28"/>
+          <w:szCs w:val="32"/>
+        </w:rPr>
         <w:t>ответа</w:t>
       </w:r>
     </w:p>
     <w:p>
       <w:pPr>
         <w:pStyle w:val="a5"/>
-        <w:rPr>
-          <w:lang w:eastAsia="en-US"/>
-        </w:rPr>
-      </w:pPr>
-      <w:r>
-        <w:rPr>
-          <w:lang w:eastAsia="en-US"/>
-        </w:rPr>
+        <w:jc w:val="center"/>
+      </w:pPr>
+      <w:r>
         <w:drawing>
-          <wp:inline distT="0" distB="0" distL="0" distR="0" wp14:anchorId="791A5DF8" wp14:editId="4E0952EA">
-            <wp:extent cx="5940425" cy="3545840"/>
-            <wp:effectExtent l="0" t="0" r="3175" b="0"/>
-            <wp:docPr id="20" name="Рисунок 20"/>
+          <wp:inline distT="0" distB="0" distL="0" distR="0">
+            <wp:extent cx="5943600" cy="3543300"/>
+            <wp:effectExtent l="0" t="0" r="0" b="0"/>
+            <wp:docPr id="100006" name="Picture 100006"/>
             <wp:cNvGraphicFramePr>
               <a:graphicFrameLocks xmlns:a="http://schemas.openxmlformats.org/drawingml/2006/main" noChangeAspect="1"/>
             </wp:cNvGraphicFramePr>
@@ -1108,11 +1241,11 @@
               <a:graphicData uri="http://schemas.openxmlformats.org/drawingml/2006/picture">
                 <pic:pic xmlns:pic="http://schemas.openxmlformats.org/drawingml/2006/picture">
                   <pic:nvPicPr>
-                    <pic:cNvPr id="1" name=""/>
+                    <pic:cNvPr id="100006" name="image100006"/>
                     <pic:cNvPicPr/>
                   </pic:nvPicPr>
                   <pic:blipFill>
-                    <a:blip r:embed="rId11"/>
+                    <a:blip r:embed="rId42"/>
                     <a:stretch>
                       <a:fillRect/>
                     </a:stretch>
@@ -1120,7 +1253,7 @@
                   <pic:spPr>
                     <a:xfrm>
                       <a:off x="0" y="0"/>
-                      <a:ext cx="5940425" cy="3545840"/>
+                      <a:ext cx="5943600" cy="3543300"/>
                     </a:xfrm>
                     <a:prstGeom prst="rect">
                       <a:avLst/>
@@ -1136,19 +1269,25 @@
     <w:p>
       <w:pPr>
         <w:pStyle w:val="a7"/>
-        <w:rPr>
-          <w:lang w:val="en-US" w:eastAsia="en-US"/>
-        </w:rPr>
-      </w:pPr>
-      <w:r>
-        <w:rPr>
-          <w:lang w:eastAsia="en-US"/>
+        <w:jc w:val="center"/>
+      </w:pPr>
+      <w:r>
+        <w:rPr>
+          <w:rFonts w:ascii="Times New Roman" w:hAnsi="Times New Roman" w:cs="Times New Roman" w:eastAsiaTheme="minorEastAsia"/>
+          <w:i/>
+          <w:iCs/>
+          <w:sz w:val="24"/>
+          <w:szCs w:val="24"/>
         </w:rPr>
         <w:t xml:space="preserve">Результат применения фильтра </w:t>
       </w:r>
       <w:r>
         <w:rPr>
-          <w:lang w:val="en-US" w:eastAsia="en-US"/>
+          <w:rFonts w:ascii="Times New Roman" w:hAnsi="Times New Roman" w:cs="Times New Roman" w:eastAsiaTheme="minorEastAsia"/>
+          <w:i/>
+          <w:iCs/>
+          <w:sz w:val="24"/>
+          <w:szCs w:val="24"/>
         </w:rPr>
         <w:t>http</w:t>
       </w:r>
@@ -1156,19 +1295,14 @@
     <w:p>
       <w:pPr>
         <w:pStyle w:val="a5"/>
-        <w:rPr>
-          <w:lang w:val="en-US" w:eastAsia="en-US"/>
-        </w:rPr>
-      </w:pPr>
-      <w:r>
-        <w:rPr>
-          <w:lang w:val="en-US" w:eastAsia="en-US"/>
-        </w:rPr>
+        <w:jc w:val="center"/>
+      </w:pPr>
+      <w:r>
         <w:drawing>
-          <wp:inline distT="0" distB="0" distL="0" distR="0" wp14:anchorId="0CBD11E6" wp14:editId="760880B6">
-            <wp:extent cx="5940425" cy="3547745"/>
-            <wp:effectExtent l="0" t="0" r="3175" b="0"/>
-            <wp:docPr id="21" name="Рисунок 21"/>
+          <wp:inline distT="0" distB="0" distL="0" distR="0">
+            <wp:extent cx="5943600" cy="3543300"/>
+            <wp:effectExtent l="0" t="0" r="0" b="0"/>
+            <wp:docPr id="100007" name="Picture 100007"/>
             <wp:cNvGraphicFramePr>
               <a:graphicFrameLocks xmlns:a="http://schemas.openxmlformats.org/drawingml/2006/main" noChangeAspect="1"/>
             </wp:cNvGraphicFramePr>
@@ -1176,11 +1310,11 @@
               <a:graphicData uri="http://schemas.openxmlformats.org/drawingml/2006/picture">
                 <pic:pic xmlns:pic="http://schemas.openxmlformats.org/drawingml/2006/picture">
                   <pic:nvPicPr>
-                    <pic:cNvPr id="1" name=""/>
+                    <pic:cNvPr id="100007" name="image100007"/>
                     <pic:cNvPicPr/>
                   </pic:nvPicPr>
                   <pic:blipFill>
-                    <a:blip r:embed="rId12"/>
+                    <a:blip r:embed="rId43"/>
                     <a:stretch>
                       <a:fillRect/>
                     </a:stretch>
@@ -1188,7 +1322,7 @@
                   <pic:spPr>
                     <a:xfrm>
                       <a:off x="0" y="0"/>
-                      <a:ext cx="5940425" cy="3547745"/>
+                      <a:ext cx="5943600" cy="3543300"/>
                     </a:xfrm>
                     <a:prstGeom prst="rect">
                       <a:avLst/>
@@ -1204,19 +1338,25 @@
     <w:p>
       <w:pPr>
         <w:pStyle w:val="a7"/>
-        <w:rPr>
-          <w:lang w:val="en-US" w:eastAsia="en-US"/>
-        </w:rPr>
-      </w:pPr>
-      <w:r>
-        <w:rPr>
-          <w:lang w:eastAsia="en-US"/>
+        <w:jc w:val="center"/>
+      </w:pPr>
+      <w:r>
+        <w:rPr>
+          <w:rFonts w:ascii="Times New Roman" w:hAnsi="Times New Roman" w:cs="Times New Roman" w:eastAsiaTheme="minorEastAsia"/>
+          <w:i/>
+          <w:iCs/>
+          <w:sz w:val="24"/>
+          <w:szCs w:val="24"/>
         </w:rPr>
         <w:t xml:space="preserve">Результат применения филтра </w:t>
       </w:r>
       <w:r>
         <w:rPr>
-          <w:lang w:val="en-US" w:eastAsia="en-US"/>
+          <w:rFonts w:ascii="Times New Roman" w:hAnsi="Times New Roman" w:cs="Times New Roman" w:eastAsiaTheme="minorEastAsia"/>
+          <w:i/>
+          <w:iCs/>
+          <w:sz w:val="24"/>
+          <w:szCs w:val="24"/>
         </w:rPr>
         <w:t>tcp</w:t>
       </w:r>
@@ -1224,20 +1364,15 @@
     <w:p>
       <w:pPr>
         <w:pStyle w:val="a5"/>
-        <w:rPr>
-          <w:lang w:val="en-US" w:eastAsia="en-US"/>
-        </w:rPr>
-      </w:pPr>
-      <w:r>
-        <w:rPr>
-          <w:lang w:val="en-US" w:eastAsia="en-US"/>
-        </w:rPr>
+        <w:jc w:val="center"/>
+      </w:pPr>
+      <w:r>
         <w:lastRenderedPageBreak/>
         <w:drawing>
-          <wp:inline distT="0" distB="0" distL="0" distR="0" wp14:anchorId="0BD91574" wp14:editId="0DD6D918">
-            <wp:extent cx="5940425" cy="3540760"/>
-            <wp:effectExtent l="0" t="0" r="3175" b="2540"/>
-            <wp:docPr id="22" name="Рисунок 22"/>
+          <wp:inline distT="0" distB="0" distL="0" distR="0">
+            <wp:extent cx="5943600" cy="3543300"/>
+            <wp:effectExtent l="0" t="0" r="0" b="0"/>
+            <wp:docPr id="100008" name="Picture 100008"/>
             <wp:cNvGraphicFramePr>
               <a:graphicFrameLocks xmlns:a="http://schemas.openxmlformats.org/drawingml/2006/main" noChangeAspect="1"/>
             </wp:cNvGraphicFramePr>
@@ -1245,11 +1380,11 @@
               <a:graphicData uri="http://schemas.openxmlformats.org/drawingml/2006/picture">
                 <pic:pic xmlns:pic="http://schemas.openxmlformats.org/drawingml/2006/picture">
                   <pic:nvPicPr>
-                    <pic:cNvPr id="1" name=""/>
+                    <pic:cNvPr id="100008" name="image100008"/>
                     <pic:cNvPicPr/>
                   </pic:nvPicPr>
                   <pic:blipFill>
-                    <a:blip r:embed="rId13"/>
+                    <a:blip r:embed="rId44"/>
                     <a:stretch>
                       <a:fillRect/>
                     </a:stretch>
@@ -1257,7 +1392,7 @@
                   <pic:spPr>
                     <a:xfrm>
                       <a:off x="0" y="0"/>
-                      <a:ext cx="5940425" cy="3540760"/>
+                      <a:ext cx="5943600" cy="3543300"/>
                     </a:xfrm>
                     <a:prstGeom prst="rect">
                       <a:avLst/>
@@ -1273,19 +1408,25 @@
     <w:p>
       <w:pPr>
         <w:pStyle w:val="a7"/>
-        <w:rPr>
-          <w:lang w:eastAsia="en-US"/>
-        </w:rPr>
-      </w:pPr>
-      <w:r>
-        <w:rPr>
-          <w:lang w:eastAsia="en-US"/>
+        <w:jc w:val="center"/>
+      </w:pPr>
+      <w:r>
+        <w:rPr>
+          <w:rFonts w:ascii="Times New Roman" w:hAnsi="Times New Roman" w:cs="Times New Roman" w:eastAsiaTheme="minorEastAsia"/>
+          <w:i/>
+          <w:iCs/>
+          <w:sz w:val="24"/>
+          <w:szCs w:val="24"/>
         </w:rPr>
         <w:t xml:space="preserve">Результат применения фильтра </w:t>
       </w:r>
       <w:r>
         <w:rPr>
-          <w:lang w:eastAsia="en-US"/>
+          <w:rFonts w:ascii="Times New Roman" w:hAnsi="Times New Roman" w:cs="Times New Roman" w:eastAsiaTheme="minorEastAsia"/>
+          <w:i/>
+          <w:iCs/>
+          <w:sz w:val="24"/>
+          <w:szCs w:val="24"/>
         </w:rPr>
         <w:t>tcp.port == 80 || udp.port == 80</w:t>
       </w:r>
@@ -1293,63 +1434,141 @@
     <w:p>
       <w:pPr>
         <w:pStyle w:val="1"/>
-      </w:pPr>
-      <w:r>
+        <w:jc w:val="center"/>
+      </w:pPr>
+      <w:r>
+        <w:rPr>
+          <w:rFonts w:ascii="Calibri" w:hAnsi="Times New Roman" w:cs="Calibri" w:asciiTheme="minorHAnsi" w:eastAsiaTheme="majorEastAsia" w:csTheme="majorBidi"/>
+          <w:b/>
+          <w:bCs/>
+          <w:color w:val="000000" w:themeColor="text1"/>
+          <w:sz w:val="28"/>
+          <w:szCs w:val="32"/>
+        </w:rPr>
         <w:t>Просмотр</w:t>
       </w:r>
       <w:r>
+        <w:rPr>
+          <w:rFonts w:ascii="Calibri" w:hAnsi="Times New Roman" w:cs="Calibri" w:asciiTheme="minorHAnsi" w:eastAsiaTheme="majorEastAsia" w:csTheme="majorBidi"/>
+          <w:b/>
+          <w:bCs/>
+          <w:color w:val="000000" w:themeColor="text1"/>
+          <w:sz w:val="28"/>
+          <w:szCs w:val="32"/>
+        </w:rPr>
         <w:t xml:space="preserve"> </w:t>
       </w:r>
       <w:r>
         <w:rPr>
-          <w:lang w:val="en-US"/>
+          <w:rFonts w:ascii="Calibri" w:hAnsi="Times New Roman" w:cs="Calibri" w:asciiTheme="minorHAnsi" w:eastAsiaTheme="majorEastAsia" w:csTheme="majorBidi"/>
+          <w:b/>
+          <w:bCs/>
+          <w:color w:val="000000" w:themeColor="text1"/>
+          <w:sz w:val="28"/>
+          <w:szCs w:val="32"/>
         </w:rPr>
         <w:t>GET-</w:t>
       </w:r>
       <w:r>
+        <w:rPr>
+          <w:rFonts w:ascii="Calibri" w:hAnsi="Times New Roman" w:cs="Calibri" w:asciiTheme="minorHAnsi" w:eastAsiaTheme="majorEastAsia" w:csTheme="majorBidi"/>
+          <w:b/>
+          <w:bCs/>
+          <w:color w:val="000000" w:themeColor="text1"/>
+          <w:sz w:val="28"/>
+          <w:szCs w:val="32"/>
+        </w:rPr>
         <w:t>запроса</w:t>
       </w:r>
       <w:r>
+        <w:rPr>
+          <w:rFonts w:ascii="Calibri" w:hAnsi="Times New Roman" w:cs="Calibri" w:asciiTheme="minorHAnsi" w:eastAsiaTheme="majorEastAsia" w:csTheme="majorBidi"/>
+          <w:b/>
+          <w:bCs/>
+          <w:color w:val="000000" w:themeColor="text1"/>
+          <w:sz w:val="28"/>
+          <w:szCs w:val="32"/>
+        </w:rPr>
         <w:t xml:space="preserve"> </w:t>
       </w:r>
       <w:r>
+        <w:rPr>
+          <w:rFonts w:ascii="Calibri" w:hAnsi="Times New Roman" w:cs="Calibri" w:asciiTheme="minorHAnsi" w:eastAsiaTheme="majorEastAsia" w:csTheme="majorBidi"/>
+          <w:b/>
+          <w:bCs/>
+          <w:color w:val="000000" w:themeColor="text1"/>
+          <w:sz w:val="28"/>
+          <w:szCs w:val="32"/>
+        </w:rPr>
         <w:t>и</w:t>
       </w:r>
       <w:r>
+        <w:rPr>
+          <w:rFonts w:ascii="Calibri" w:hAnsi="Times New Roman" w:cs="Calibri" w:asciiTheme="minorHAnsi" w:eastAsiaTheme="majorEastAsia" w:csTheme="majorBidi"/>
+          <w:b/>
+          <w:bCs/>
+          <w:color w:val="000000" w:themeColor="text1"/>
+          <w:sz w:val="28"/>
+          <w:szCs w:val="32"/>
+        </w:rPr>
         <w:t xml:space="preserve"> </w:t>
       </w:r>
       <w:r>
+        <w:rPr>
+          <w:rFonts w:ascii="Calibri" w:hAnsi="Times New Roman" w:cs="Calibri" w:asciiTheme="minorHAnsi" w:eastAsiaTheme="majorEastAsia" w:csTheme="majorBidi"/>
+          <w:b/>
+          <w:bCs/>
+          <w:color w:val="000000" w:themeColor="text1"/>
+          <w:sz w:val="28"/>
+          <w:szCs w:val="32"/>
+        </w:rPr>
         <w:t>изучение</w:t>
       </w:r>
       <w:r>
+        <w:rPr>
+          <w:rFonts w:ascii="Calibri" w:hAnsi="Times New Roman" w:cs="Calibri" w:asciiTheme="minorHAnsi" w:eastAsiaTheme="majorEastAsia" w:csTheme="majorBidi"/>
+          <w:b/>
+          <w:bCs/>
+          <w:color w:val="000000" w:themeColor="text1"/>
+          <w:sz w:val="28"/>
+          <w:szCs w:val="32"/>
+        </w:rPr>
         <w:t xml:space="preserve"> </w:t>
       </w:r>
       <w:r>
         <w:rPr>
-          <w:lang w:val="en-US"/>
+          <w:rFonts w:ascii="Calibri" w:hAnsi="Times New Roman" w:cs="Calibri" w:asciiTheme="minorHAnsi" w:eastAsiaTheme="majorEastAsia" w:csTheme="majorBidi"/>
+          <w:b/>
+          <w:bCs/>
+          <w:color w:val="000000" w:themeColor="text1"/>
+          <w:sz w:val="28"/>
+          <w:szCs w:val="32"/>
         </w:rPr>
         <w:t>HTTP-</w:t>
       </w:r>
       <w:r>
+        <w:rPr>
+          <w:rFonts w:ascii="Calibri" w:hAnsi="Times New Roman" w:cs="Calibri" w:asciiTheme="minorHAnsi" w:eastAsiaTheme="majorEastAsia" w:csTheme="majorBidi"/>
+          <w:b/>
+          <w:bCs/>
+          <w:color w:val="000000" w:themeColor="text1"/>
+          <w:sz w:val="28"/>
+          <w:szCs w:val="32"/>
+        </w:rPr>
         <w:t>заголовка</w:t>
       </w:r>
     </w:p>
     <w:p>
       <w:pPr>
         <w:pStyle w:val="a5"/>
-        <w:rPr>
-          <w:lang w:val="en-US" w:eastAsia="en-US"/>
-        </w:rPr>
-      </w:pPr>
-      <w:r>
-        <w:rPr>
-          <w:lang w:val="en-US" w:eastAsia="en-US"/>
-        </w:rPr>
+        <w:jc w:val="center"/>
+      </w:pPr>
+      <w:r>
         <w:drawing>
-          <wp:inline distT="0" distB="0" distL="0" distR="0" wp14:anchorId="2AEF3BF1" wp14:editId="0ABEAEEE">
-            <wp:extent cx="5940425" cy="3531870"/>
-            <wp:effectExtent l="0" t="0" r="3175" b="0"/>
-            <wp:docPr id="23" name="Рисунок 23"/>
+          <wp:inline distT="0" distB="0" distL="0" distR="0">
+            <wp:extent cx="5943600" cy="3533775"/>
+            <wp:effectExtent l="0" t="0" r="0" b="0"/>
+            <wp:docPr id="100009" name="Picture 100009"/>
             <wp:cNvGraphicFramePr>
               <a:graphicFrameLocks xmlns:a="http://schemas.openxmlformats.org/drawingml/2006/main" noChangeAspect="1"/>
             </wp:cNvGraphicFramePr>
@@ -1357,11 +1576,11 @@
               <a:graphicData uri="http://schemas.openxmlformats.org/drawingml/2006/picture">
                 <pic:pic xmlns:pic="http://schemas.openxmlformats.org/drawingml/2006/picture">
                   <pic:nvPicPr>
-                    <pic:cNvPr id="1" name=""/>
+                    <pic:cNvPr id="100009" name="image100009"/>
                     <pic:cNvPicPr/>
                   </pic:nvPicPr>
                   <pic:blipFill>
-                    <a:blip r:embed="rId14"/>
+                    <a:blip r:embed="rId45"/>
                     <a:stretch>
                       <a:fillRect/>
                     </a:stretch>
@@ -1369,7 +1588,7 @@
                   <pic:spPr>
                     <a:xfrm>
                       <a:off x="0" y="0"/>
-                      <a:ext cx="5940425" cy="3531870"/>
+                      <a:ext cx="5943600" cy="3533775"/>
                     </a:xfrm>
                     <a:prstGeom prst="rect">
                       <a:avLst/>
@@ -1385,13 +1604,15 @@
     <w:p>
       <w:pPr>
         <w:pStyle w:val="a7"/>
-        <w:rPr>
-          <w:lang w:eastAsia="en-US"/>
-        </w:rPr>
-      </w:pPr>
-      <w:r>
-        <w:rPr>
-          <w:lang w:eastAsia="en-US"/>
+        <w:jc w:val="center"/>
+      </w:pPr>
+      <w:r>
+        <w:rPr>
+          <w:rFonts w:ascii="Times New Roman" w:hAnsi="Times New Roman" w:cs="Times New Roman" w:eastAsiaTheme="minorEastAsia"/>
+          <w:i/>
+          <w:iCs/>
+          <w:sz w:val="24"/>
+          <w:szCs w:val="24"/>
         </w:rPr>
         <w:t>Описание выбранного запроса</w:t>
       </w:r>
@@ -1399,19 +1620,14 @@
     <w:p>
       <w:pPr>
         <w:pStyle w:val="a5"/>
-        <w:rPr>
-          <w:lang w:eastAsia="en-US"/>
-        </w:rPr>
-      </w:pPr>
-      <w:r>
-        <w:rPr>
-          <w:lang w:eastAsia="en-US"/>
-        </w:rPr>
+        <w:jc w:val="center"/>
+      </w:pPr>
+      <w:r>
         <w:drawing>
-          <wp:inline distT="0" distB="0" distL="0" distR="0" wp14:anchorId="1C85C7CE" wp14:editId="18052444">
-            <wp:extent cx="1619476" cy="209579"/>
+          <wp:inline distT="0" distB="0" distL="0" distR="0">
+            <wp:extent cx="1619250" cy="209550"/>
             <wp:effectExtent l="0" t="0" r="0" b="0"/>
-            <wp:docPr id="24" name="Рисунок 24"/>
+            <wp:docPr id="100010" name="Picture 100010"/>
             <wp:cNvGraphicFramePr>
               <a:graphicFrameLocks xmlns:a="http://schemas.openxmlformats.org/drawingml/2006/main" noChangeAspect="1"/>
             </wp:cNvGraphicFramePr>
@@ -1419,11 +1635,11 @@
               <a:graphicData uri="http://schemas.openxmlformats.org/drawingml/2006/picture">
                 <pic:pic xmlns:pic="http://schemas.openxmlformats.org/drawingml/2006/picture">
                   <pic:nvPicPr>
-                    <pic:cNvPr id="1" name=""/>
+                    <pic:cNvPr id="100010" name="image100010"/>
                     <pic:cNvPicPr/>
                   </pic:nvPicPr>
                   <pic:blipFill>
-                    <a:blip r:embed="rId15"/>
+                    <a:blip r:embed="rId46"/>
                     <a:stretch>
                       <a:fillRect/>
                     </a:stretch>
@@ -1431,7 +1647,7 @@
                   <pic:spPr>
                     <a:xfrm>
                       <a:off x="0" y="0"/>
-                      <a:ext cx="1619476" cy="209579"/>
+                      <a:ext cx="1619250" cy="209550"/>
                     </a:xfrm>
                     <a:prstGeom prst="rect">
                       <a:avLst/>
@@ -1447,13 +1663,15 @@
     <w:p>
       <w:pPr>
         <w:pStyle w:val="a7"/>
-        <w:rPr>
-          <w:lang w:eastAsia="en-US"/>
-        </w:rPr>
-      </w:pPr>
-      <w:r>
-        <w:rPr>
-          <w:lang w:eastAsia="en-US"/>
+        <w:jc w:val="center"/>
+      </w:pPr>
+      <w:r>
+        <w:rPr>
+          <w:rFonts w:ascii="Times New Roman" w:hAnsi="Times New Roman" w:cs="Times New Roman" w:eastAsiaTheme="minorEastAsia"/>
+          <w:i/>
+          <w:iCs/>
+          <w:sz w:val="24"/>
+          <w:szCs w:val="24"/>
         </w:rPr>
         <w:t>Имя сервера</w:t>
       </w:r>
@@ -1461,19 +1679,14 @@
     <w:p>
       <w:pPr>
         <w:pStyle w:val="a5"/>
-        <w:rPr>
-          <w:lang w:eastAsia="en-US"/>
-        </w:rPr>
-      </w:pPr>
-      <w:r>
-        <w:rPr>
-          <w:lang w:eastAsia="en-US"/>
-        </w:rPr>
+        <w:jc w:val="center"/>
+      </w:pPr>
+      <w:r>
         <w:drawing>
-          <wp:inline distT="0" distB="0" distL="0" distR="0" wp14:anchorId="33419CD5" wp14:editId="3D3589B2">
-            <wp:extent cx="5940425" cy="148590"/>
-            <wp:effectExtent l="0" t="0" r="3175" b="3810"/>
-            <wp:docPr id="25" name="Рисунок 25"/>
+          <wp:inline distT="0" distB="0" distL="0" distR="0">
+            <wp:extent cx="5943600" cy="152400"/>
+            <wp:effectExtent l="0" t="0" r="0" b="0"/>
+            <wp:docPr id="100011" name="Picture 100011"/>
             <wp:cNvGraphicFramePr>
               <a:graphicFrameLocks xmlns:a="http://schemas.openxmlformats.org/drawingml/2006/main" noChangeAspect="1"/>
             </wp:cNvGraphicFramePr>
@@ -1481,11 +1694,11 @@
               <a:graphicData uri="http://schemas.openxmlformats.org/drawingml/2006/picture">
                 <pic:pic xmlns:pic="http://schemas.openxmlformats.org/drawingml/2006/picture">
                   <pic:nvPicPr>
-                    <pic:cNvPr id="1" name=""/>
+                    <pic:cNvPr id="100011" name="image100011"/>
                     <pic:cNvPicPr/>
                   </pic:nvPicPr>
                   <pic:blipFill>
-                    <a:blip r:embed="rId16"/>
+                    <a:blip r:embed="rId47"/>
                     <a:stretch>
                       <a:fillRect/>
                     </a:stretch>
@@ -1493,7 +1706,7 @@
                   <pic:spPr>
                     <a:xfrm>
                       <a:off x="0" y="0"/>
-                      <a:ext cx="5940425" cy="148590"/>
+                      <a:ext cx="5943600" cy="152400"/>
                     </a:xfrm>
                     <a:prstGeom prst="rect">
                       <a:avLst/>
@@ -1509,13 +1722,15 @@
     <w:p>
       <w:pPr>
         <w:pStyle w:val="a7"/>
-        <w:rPr>
-          <w:lang w:eastAsia="en-US"/>
-        </w:rPr>
-      </w:pPr>
-      <w:r>
-        <w:rPr>
-          <w:lang w:eastAsia="en-US"/>
+        <w:jc w:val="center"/>
+      </w:pPr>
+      <w:r>
+        <w:rPr>
+          <w:rFonts w:ascii="Times New Roman" w:hAnsi="Times New Roman" w:cs="Times New Roman" w:eastAsiaTheme="minorEastAsia"/>
+          <w:i/>
+          <w:iCs/>
+          <w:sz w:val="24"/>
+          <w:szCs w:val="24"/>
         </w:rPr>
         <w:t>Вид браузера</w:t>
       </w:r>
@@ -1523,20 +1738,15 @@
     <w:p>
       <w:pPr>
         <w:pStyle w:val="a5"/>
-        <w:rPr>
-          <w:lang w:eastAsia="en-US"/>
-        </w:rPr>
-      </w:pPr>
-      <w:r>
-        <w:rPr>
-          <w:lang w:eastAsia="en-US"/>
-        </w:rPr>
+        <w:jc w:val="center"/>
+      </w:pPr>
+      <w:r>
         <w:lastRenderedPageBreak/>
         <w:drawing>
-          <wp:inline distT="0" distB="0" distL="0" distR="0" wp14:anchorId="6627DFE2" wp14:editId="752D8932">
-            <wp:extent cx="5096586" cy="666843"/>
-            <wp:effectExtent l="0" t="0" r="8890" b="0"/>
-            <wp:docPr id="26" name="Рисунок 26"/>
+          <wp:inline distT="0" distB="0" distL="0" distR="0">
+            <wp:extent cx="5095875" cy="666750"/>
+            <wp:effectExtent l="0" t="0" r="9525" b="0"/>
+            <wp:docPr id="100012" name="Picture 100012"/>
             <wp:cNvGraphicFramePr>
               <a:graphicFrameLocks xmlns:a="http://schemas.openxmlformats.org/drawingml/2006/main" noChangeAspect="1"/>
             </wp:cNvGraphicFramePr>
@@ -1544,11 +1754,11 @@
               <a:graphicData uri="http://schemas.openxmlformats.org/drawingml/2006/picture">
                 <pic:pic xmlns:pic="http://schemas.openxmlformats.org/drawingml/2006/picture">
                   <pic:nvPicPr>
-                    <pic:cNvPr id="1" name=""/>
+                    <pic:cNvPr id="100012" name="image100012"/>
                     <pic:cNvPicPr/>
                   </pic:nvPicPr>
                   <pic:blipFill>
-                    <a:blip r:embed="rId17"/>
+                    <a:blip r:embed="rId48"/>
                     <a:stretch>
                       <a:fillRect/>
                     </a:stretch>
@@ -1556,7 +1766,7 @@
                   <pic:spPr>
                     <a:xfrm>
                       <a:off x="0" y="0"/>
-                      <a:ext cx="5096586" cy="666843"/>
+                      <a:ext cx="5095875" cy="666750"/>
                     </a:xfrm>
                     <a:prstGeom prst="rect">
                       <a:avLst/>
@@ -1572,13 +1782,15 @@
     <w:p>
       <w:pPr>
         <w:pStyle w:val="a7"/>
-        <w:rPr>
-          <w:lang w:eastAsia="en-US"/>
-        </w:rPr>
-      </w:pPr>
-      <w:r>
-        <w:rPr>
-          <w:lang w:eastAsia="en-US"/>
+        <w:jc w:val="center"/>
+      </w:pPr>
+      <w:r>
+        <w:rPr>
+          <w:rFonts w:ascii="Times New Roman" w:hAnsi="Times New Roman" w:cs="Times New Roman" w:eastAsiaTheme="minorEastAsia"/>
+          <w:i/>
+          <w:iCs/>
+          <w:sz w:val="24"/>
+          <w:szCs w:val="24"/>
         </w:rPr>
         <w:t>Форматы, которые браузер готов принять. Поддерживаемые методы и предпочитаемые кодировки</w:t>
       </w:r>
@@ -1586,19 +1798,14 @@
     <w:p>
       <w:pPr>
         <w:pStyle w:val="a5"/>
-        <w:rPr>
-          <w:lang w:eastAsia="en-US"/>
-        </w:rPr>
-      </w:pPr>
-      <w:r>
-        <w:rPr>
-          <w:lang w:eastAsia="en-US"/>
-        </w:rPr>
+        <w:jc w:val="center"/>
+      </w:pPr>
+      <w:r>
         <w:drawing>
-          <wp:inline distT="0" distB="0" distL="0" distR="0" wp14:anchorId="4180E5C2" wp14:editId="0698BB7F">
-            <wp:extent cx="5940425" cy="594995"/>
-            <wp:effectExtent l="0" t="0" r="3175" b="0"/>
-            <wp:docPr id="28" name="Рисунок 28"/>
+          <wp:inline distT="0" distB="0" distL="0" distR="0">
+            <wp:extent cx="5943600" cy="590550"/>
+            <wp:effectExtent l="0" t="0" r="0" b="0"/>
+            <wp:docPr id="100013" name="Picture 100013"/>
             <wp:cNvGraphicFramePr>
               <a:graphicFrameLocks xmlns:a="http://schemas.openxmlformats.org/drawingml/2006/main" noChangeAspect="1"/>
             </wp:cNvGraphicFramePr>
@@ -1606,11 +1813,11 @@
               <a:graphicData uri="http://schemas.openxmlformats.org/drawingml/2006/picture">
                 <pic:pic xmlns:pic="http://schemas.openxmlformats.org/drawingml/2006/picture">
                   <pic:nvPicPr>
-                    <pic:cNvPr id="1" name=""/>
+                    <pic:cNvPr id="100013" name="image100013"/>
                     <pic:cNvPicPr/>
                   </pic:nvPicPr>
                   <pic:blipFill>
-                    <a:blip r:embed="rId18"/>
+                    <a:blip r:embed="rId49"/>
                     <a:stretch>
                       <a:fillRect/>
                     </a:stretch>
@@ -1618,7 +1825,7 @@
                   <pic:spPr>
                     <a:xfrm>
                       <a:off x="0" y="0"/>
-                      <a:ext cx="5940425" cy="594995"/>
+                      <a:ext cx="5943600" cy="590550"/>
                     </a:xfrm>
                     <a:prstGeom prst="rect">
                       <a:avLst/>
@@ -1634,25 +1841,35 @@
     <w:p>
       <w:pPr>
         <w:pStyle w:val="a7"/>
-        <w:rPr>
-          <w:lang w:eastAsia="en-US"/>
-        </w:rPr>
-      </w:pPr>
-      <w:r>
-        <w:rPr>
-          <w:lang w:eastAsia="en-US"/>
+        <w:jc w:val="center"/>
+      </w:pPr>
+      <w:r>
+        <w:rPr>
+          <w:rFonts w:ascii="Times New Roman" w:hAnsi="Times New Roman" w:cs="Times New Roman" w:eastAsiaTheme="minorEastAsia"/>
+          <w:i/>
+          <w:iCs/>
+          <w:sz w:val="24"/>
+          <w:szCs w:val="24"/>
         </w:rPr>
         <w:t xml:space="preserve">Имя и значение </w:t>
       </w:r>
       <w:r>
         <w:rPr>
-          <w:lang w:val="en-US" w:eastAsia="en-US"/>
+          <w:rFonts w:ascii="Times New Roman" w:hAnsi="Times New Roman" w:cs="Times New Roman" w:eastAsiaTheme="minorEastAsia"/>
+          <w:i/>
+          <w:iCs/>
+          <w:sz w:val="24"/>
+          <w:szCs w:val="24"/>
         </w:rPr>
         <w:t>cookie-</w:t>
       </w:r>
       <w:r>
         <w:rPr>
-          <w:lang w:eastAsia="en-US"/>
+          <w:rFonts w:ascii="Times New Roman" w:hAnsi="Times New Roman" w:cs="Times New Roman" w:eastAsiaTheme="minorEastAsia"/>
+          <w:i/>
+          <w:iCs/>
+          <w:sz w:val="24"/>
+          <w:szCs w:val="24"/>
         </w:rPr>
         <w:t>файлов</w:t>
       </w:r>
@@ -1660,19 +1877,14 @@
     <w:p>
       <w:pPr>
         <w:pStyle w:val="a5"/>
-        <w:rPr>
-          <w:lang w:eastAsia="en-US"/>
-        </w:rPr>
-      </w:pPr>
-      <w:r>
-        <w:rPr>
-          <w:lang w:eastAsia="en-US"/>
-        </w:rPr>
+        <w:jc w:val="center"/>
+      </w:pPr>
+      <w:r>
         <w:drawing>
-          <wp:inline distT="0" distB="0" distL="0" distR="0" wp14:anchorId="2959DDE7" wp14:editId="3859B4B4">
-            <wp:extent cx="2019582" cy="190527"/>
+          <wp:inline distT="0" distB="0" distL="0" distR="0">
+            <wp:extent cx="2019300" cy="190500"/>
             <wp:effectExtent l="0" t="0" r="0" b="0"/>
-            <wp:docPr id="29" name="Рисунок 29"/>
+            <wp:docPr id="100014" name="Picture 100014"/>
             <wp:cNvGraphicFramePr>
               <a:graphicFrameLocks xmlns:a="http://schemas.openxmlformats.org/drawingml/2006/main" noChangeAspect="1"/>
             </wp:cNvGraphicFramePr>
@@ -1680,11 +1892,11 @@
               <a:graphicData uri="http://schemas.openxmlformats.org/drawingml/2006/picture">
                 <pic:pic xmlns:pic="http://schemas.openxmlformats.org/drawingml/2006/picture">
                   <pic:nvPicPr>
-                    <pic:cNvPr id="1" name=""/>
+                    <pic:cNvPr id="100014" name="image100014"/>
                     <pic:cNvPicPr/>
                   </pic:nvPicPr>
                   <pic:blipFill>
-                    <a:blip r:embed="rId19"/>
+                    <a:blip r:embed="rId50"/>
                     <a:stretch>
                       <a:fillRect/>
                     </a:stretch>
@@ -1692,7 +1904,7 @@
                   <pic:spPr>
                     <a:xfrm>
                       <a:off x="0" y="0"/>
-                      <a:ext cx="2019582" cy="190527"/>
+                      <a:ext cx="2019300" cy="190500"/>
                     </a:xfrm>
                     <a:prstGeom prst="rect">
                       <a:avLst/>
@@ -1708,13 +1920,15 @@
     <w:p>
       <w:pPr>
         <w:pStyle w:val="a7"/>
-        <w:rPr>
-          <w:lang w:eastAsia="en-US"/>
-        </w:rPr>
-      </w:pPr>
-      <w:r>
-        <w:rPr>
-          <w:lang w:eastAsia="en-US"/>
+        <w:jc w:val="center"/>
+      </w:pPr>
+      <w:r>
+        <w:rPr>
+          <w:rFonts w:ascii="Times New Roman" w:hAnsi="Times New Roman" w:cs="Times New Roman" w:eastAsiaTheme="minorEastAsia"/>
+          <w:i/>
+          <w:iCs/>
+          <w:sz w:val="24"/>
+          <w:szCs w:val="24"/>
         </w:rPr>
         <w:t>Как ответ может быть кэширован</w:t>
       </w:r>
@@ -1722,33 +1936,64 @@
     <w:p>
       <w:pPr>
         <w:pStyle w:val="1"/>
-      </w:pPr>
-      <w:r>
+        <w:jc w:val="center"/>
+      </w:pPr>
+      <w:r>
+        <w:rPr>
+          <w:rFonts w:ascii="Calibri" w:hAnsi="Times New Roman" w:cs="Calibri" w:asciiTheme="minorHAnsi" w:eastAsiaTheme="majorEastAsia" w:csTheme="majorBidi"/>
+          <w:b/>
+          <w:bCs/>
+          <w:color w:val="000000" w:themeColor="text1"/>
+          <w:sz w:val="28"/>
+          <w:szCs w:val="32"/>
+        </w:rPr>
         <w:t>Просмотр</w:t>
       </w:r>
       <w:r>
+        <w:rPr>
+          <w:rFonts w:ascii="Calibri" w:hAnsi="Times New Roman" w:cs="Calibri" w:asciiTheme="minorHAnsi" w:eastAsiaTheme="majorEastAsia" w:csTheme="majorBidi"/>
+          <w:b/>
+          <w:bCs/>
+          <w:color w:val="000000" w:themeColor="text1"/>
+          <w:sz w:val="28"/>
+          <w:szCs w:val="32"/>
+        </w:rPr>
         <w:t xml:space="preserve"> </w:t>
       </w:r>
       <w:r>
         <w:rPr>
-          <w:lang w:val="en-US"/>
+          <w:rFonts w:ascii="Calibri" w:hAnsi="Times New Roman" w:cs="Calibri" w:asciiTheme="minorHAnsi" w:eastAsiaTheme="majorEastAsia" w:csTheme="majorBidi"/>
+          <w:b/>
+          <w:bCs/>
+          <w:color w:val="000000" w:themeColor="text1"/>
+          <w:sz w:val="28"/>
+          <w:szCs w:val="32"/>
         </w:rPr>
         <w:t>GET-</w:t>
       </w:r>
       <w:r>
+        <w:rPr>
+          <w:rFonts w:ascii="Calibri" w:hAnsi="Times New Roman" w:cs="Calibri" w:asciiTheme="minorHAnsi" w:eastAsiaTheme="majorEastAsia" w:csTheme="majorBidi"/>
+          <w:b/>
+          <w:bCs/>
+          <w:color w:val="000000" w:themeColor="text1"/>
+          <w:sz w:val="28"/>
+          <w:szCs w:val="32"/>
+        </w:rPr>
         <w:t>ответа</w:t>
       </w:r>
     </w:p>
     <w:p>
       <w:pPr>
         <w:pStyle w:val="a5"/>
+        <w:jc w:val="center"/>
       </w:pPr>
       <w:r>
         <w:drawing>
-          <wp:inline distT="0" distB="0" distL="0" distR="0" wp14:anchorId="3DEA0CFD" wp14:editId="6F18C065">
-            <wp:extent cx="5940425" cy="2978785"/>
-            <wp:effectExtent l="0" t="0" r="3175" b="0"/>
-            <wp:docPr id="30" name="Рисунок 30"/>
+          <wp:inline distT="0" distB="0" distL="0" distR="0">
+            <wp:extent cx="5943600" cy="2981325"/>
+            <wp:effectExtent l="0" t="0" r="0" b="0"/>
+            <wp:docPr id="100015" name="Picture 100015"/>
             <wp:cNvGraphicFramePr>
               <a:graphicFrameLocks xmlns:a="http://schemas.openxmlformats.org/drawingml/2006/main" noChangeAspect="1"/>
             </wp:cNvGraphicFramePr>
@@ -1756,11 +2001,11 @@
               <a:graphicData uri="http://schemas.openxmlformats.org/drawingml/2006/picture">
                 <pic:pic xmlns:pic="http://schemas.openxmlformats.org/drawingml/2006/picture">
                   <pic:nvPicPr>
-                    <pic:cNvPr id="1" name=""/>
+                    <pic:cNvPr id="100015" name="image100015"/>
                     <pic:cNvPicPr/>
                   </pic:nvPicPr>
                   <pic:blipFill>
-                    <a:blip r:embed="rId20"/>
+                    <a:blip r:embed="rId51"/>
                     <a:stretch>
                       <a:fillRect/>
                     </a:stretch>
@@ -1768,7 +2013,7 @@
                   <pic:spPr>
                     <a:xfrm>
                       <a:off x="0" y="0"/>
-                      <a:ext cx="5940425" cy="2978785"/>
+                      <a:ext cx="5943600" cy="2981325"/>
                     </a:xfrm>
                     <a:prstGeom prst="rect">
                       <a:avLst/>
@@ -1784,21 +2029,30 @@
     <w:p>
       <w:pPr>
         <w:pStyle w:val="a7"/>
-      </w:pPr>
-      <w:r>
+        <w:jc w:val="center"/>
+      </w:pPr>
+      <w:r>
+        <w:rPr>
+          <w:rFonts w:ascii="Times New Roman" w:hAnsi="Times New Roman" w:cs="Times New Roman" w:eastAsiaTheme="minorEastAsia"/>
+          <w:i/>
+          <w:iCs/>
+          <w:sz w:val="24"/>
+          <w:szCs w:val="24"/>
+        </w:rPr>
         <w:t>Развернутый блок ответа с кодом 200 ОК</w:t>
       </w:r>
     </w:p>
     <w:p>
       <w:pPr>
         <w:pStyle w:val="a5"/>
+        <w:jc w:val="center"/>
       </w:pPr>
       <w:r>
         <w:drawing>
-          <wp:inline distT="0" distB="0" distL="0" distR="0" wp14:anchorId="5A7F6FF1" wp14:editId="7E44B340">
-            <wp:extent cx="4248743" cy="200053"/>
+          <wp:inline distT="0" distB="0" distL="0" distR="0">
+            <wp:extent cx="4248150" cy="200025"/>
             <wp:effectExtent l="0" t="0" r="0" b="9525"/>
-            <wp:docPr id="31" name="Рисунок 31"/>
+            <wp:docPr id="100016" name="Picture 100016"/>
             <wp:cNvGraphicFramePr>
               <a:graphicFrameLocks xmlns:a="http://schemas.openxmlformats.org/drawingml/2006/main" noChangeAspect="1"/>
             </wp:cNvGraphicFramePr>
@@ -1806,11 +2060,11 @@
               <a:graphicData uri="http://schemas.openxmlformats.org/drawingml/2006/picture">
                 <pic:pic xmlns:pic="http://schemas.openxmlformats.org/drawingml/2006/picture">
                   <pic:nvPicPr>
-                    <pic:cNvPr id="1" name=""/>
+                    <pic:cNvPr id="100016" name="image100016"/>
                     <pic:cNvPicPr/>
                   </pic:nvPicPr>
                   <pic:blipFill>
-                    <a:blip r:embed="rId21"/>
+                    <a:blip r:embed="rId52"/>
                     <a:stretch>
                       <a:fillRect/>
                     </a:stretch>
@@ -1818,7 +2072,7 @@
                   <pic:spPr>
                     <a:xfrm>
                       <a:off x="0" y="0"/>
-                      <a:ext cx="4248743" cy="200053"/>
+                      <a:ext cx="4248150" cy="200025"/>
                     </a:xfrm>
                     <a:prstGeom prst="rect">
                       <a:avLst/>
@@ -1834,21 +2088,30 @@
     <w:p>
       <w:pPr>
         <w:pStyle w:val="a7"/>
-      </w:pPr>
-      <w:r>
+        <w:jc w:val="center"/>
+      </w:pPr>
+      <w:r>
+        <w:rPr>
+          <w:rFonts w:ascii="Times New Roman" w:hAnsi="Times New Roman" w:cs="Times New Roman" w:eastAsiaTheme="minorEastAsia"/>
+          <w:i/>
+          <w:iCs/>
+          <w:sz w:val="24"/>
+          <w:szCs w:val="24"/>
+        </w:rPr>
         <w:t>Тип сервера и его возможности</w:t>
       </w:r>
     </w:p>
     <w:p>
       <w:pPr>
         <w:pStyle w:val="a5"/>
+        <w:jc w:val="center"/>
       </w:pPr>
       <w:r>
         <w:drawing>
-          <wp:inline distT="0" distB="0" distL="0" distR="0" wp14:anchorId="5F8B470C" wp14:editId="37D25D13">
-            <wp:extent cx="2743583" cy="200053"/>
+          <wp:inline distT="0" distB="0" distL="0" distR="0">
+            <wp:extent cx="2743200" cy="200025"/>
             <wp:effectExtent l="0" t="0" r="0" b="9525"/>
-            <wp:docPr id="32" name="Рисунок 32"/>
+            <wp:docPr id="100017" name="Picture 100017"/>
             <wp:cNvGraphicFramePr>
               <a:graphicFrameLocks xmlns:a="http://schemas.openxmlformats.org/drawingml/2006/main" noChangeAspect="1"/>
             </wp:cNvGraphicFramePr>
@@ -1856,11 +2119,11 @@
               <a:graphicData uri="http://schemas.openxmlformats.org/drawingml/2006/picture">
                 <pic:pic xmlns:pic="http://schemas.openxmlformats.org/drawingml/2006/picture">
                   <pic:nvPicPr>
-                    <pic:cNvPr id="1" name=""/>
+                    <pic:cNvPr id="100017" name="image100017"/>
                     <pic:cNvPicPr/>
                   </pic:nvPicPr>
                   <pic:blipFill>
-                    <a:blip r:embed="rId22"/>
+                    <a:blip r:embed="rId53"/>
                     <a:stretch>
                       <a:fillRect/>
                     </a:stretch>
@@ -1868,7 +2131,7 @@
                   <pic:spPr>
                     <a:xfrm>
                       <a:off x="0" y="0"/>
-                      <a:ext cx="2743583" cy="200053"/>
+                      <a:ext cx="2743200" cy="200025"/>
                     </a:xfrm>
                     <a:prstGeom prst="rect">
                       <a:avLst/>
@@ -1884,21 +2147,30 @@
     <w:p>
       <w:pPr>
         <w:pStyle w:val="a7"/>
-      </w:pPr>
-      <w:r>
+        <w:jc w:val="center"/>
+      </w:pPr>
+      <w:r>
+        <w:rPr>
+          <w:rFonts w:ascii="Times New Roman" w:hAnsi="Times New Roman" w:cs="Times New Roman" w:eastAsiaTheme="minorEastAsia"/>
+          <w:i/>
+          <w:iCs/>
+          <w:sz w:val="24"/>
+          <w:szCs w:val="24"/>
+        </w:rPr>
         <w:t>Дата ответа сервера</w:t>
       </w:r>
     </w:p>
     <w:p>
       <w:pPr>
         <w:pStyle w:val="a5"/>
+        <w:jc w:val="center"/>
       </w:pPr>
       <w:r>
         <w:drawing>
-          <wp:inline distT="0" distB="0" distL="0" distR="0" wp14:anchorId="4357508F" wp14:editId="715E48AA">
-            <wp:extent cx="3362794" cy="181000"/>
+          <wp:inline distT="0" distB="0" distL="0" distR="0">
+            <wp:extent cx="3362325" cy="180975"/>
             <wp:effectExtent l="0" t="0" r="9525" b="9525"/>
-            <wp:docPr id="33" name="Рисунок 33"/>
+            <wp:docPr id="100018" name="Picture 100018"/>
             <wp:cNvGraphicFramePr>
               <a:graphicFrameLocks xmlns:a="http://schemas.openxmlformats.org/drawingml/2006/main" noChangeAspect="1"/>
             </wp:cNvGraphicFramePr>
@@ -1906,11 +2178,11 @@
               <a:graphicData uri="http://schemas.openxmlformats.org/drawingml/2006/picture">
                 <pic:pic xmlns:pic="http://schemas.openxmlformats.org/drawingml/2006/picture">
                   <pic:nvPicPr>
-                    <pic:cNvPr id="1" name=""/>
+                    <pic:cNvPr id="100018" name="image100018"/>
                     <pic:cNvPicPr/>
                   </pic:nvPicPr>
                   <pic:blipFill>
-                    <a:blip r:embed="rId23"/>
+                    <a:blip r:embed="rId54"/>
                     <a:stretch>
                       <a:fillRect/>
                     </a:stretch>
@@ -1918,7 +2190,7 @@
                   <pic:spPr>
                     <a:xfrm>
                       <a:off x="0" y="0"/>
-                      <a:ext cx="3362794" cy="181000"/>
+                      <a:ext cx="3362325" cy="180975"/>
                     </a:xfrm>
                     <a:prstGeom prst="rect">
                       <a:avLst/>
@@ -1934,21 +2206,30 @@
     <w:p>
       <w:pPr>
         <w:pStyle w:val="a7"/>
-      </w:pPr>
-      <w:r>
+        <w:jc w:val="center"/>
+      </w:pPr>
+      <w:r>
+        <w:rPr>
+          <w:rFonts w:ascii="Times New Roman" w:hAnsi="Times New Roman" w:cs="Times New Roman" w:eastAsiaTheme="minorEastAsia"/>
+          <w:i/>
+          <w:iCs/>
+          <w:sz w:val="24"/>
+          <w:szCs w:val="24"/>
+        </w:rPr>
         <w:t>Время последнего изменения</w:t>
       </w:r>
     </w:p>
     <w:p>
       <w:pPr>
         <w:pStyle w:val="a5"/>
+        <w:jc w:val="center"/>
       </w:pPr>
       <w:r>
         <w:drawing>
-          <wp:inline distT="0" distB="0" distL="0" distR="0" wp14:anchorId="550CCBA8" wp14:editId="0E946217">
-            <wp:extent cx="2257740" cy="200053"/>
+          <wp:inline distT="0" distB="0" distL="0" distR="0">
+            <wp:extent cx="2257425" cy="200025"/>
             <wp:effectExtent l="0" t="0" r="0" b="9525"/>
-            <wp:docPr id="34" name="Рисунок 34"/>
+            <wp:docPr id="100019" name="Picture 100019"/>
             <wp:cNvGraphicFramePr>
               <a:graphicFrameLocks xmlns:a="http://schemas.openxmlformats.org/drawingml/2006/main" noChangeAspect="1"/>
             </wp:cNvGraphicFramePr>
@@ -1956,11 +2237,11 @@
               <a:graphicData uri="http://schemas.openxmlformats.org/drawingml/2006/picture">
                 <pic:pic xmlns:pic="http://schemas.openxmlformats.org/drawingml/2006/picture">
                   <pic:nvPicPr>
-                    <pic:cNvPr id="1" name=""/>
+                    <pic:cNvPr id="100019" name="image100019"/>
                     <pic:cNvPicPr/>
                   </pic:nvPicPr>
                   <pic:blipFill>
-                    <a:blip r:embed="rId24"/>
+                    <a:blip r:embed="rId55"/>
                     <a:stretch>
                       <a:fillRect/>
                     </a:stretch>
@@ -1968,7 +2249,7 @@
                   <pic:spPr>
                     <a:xfrm>
                       <a:off x="0" y="0"/>
-                      <a:ext cx="2257740" cy="200053"/>
+                      <a:ext cx="2257425" cy="200025"/>
                     </a:xfrm>
                     <a:prstGeom prst="rect">
                       <a:avLst/>
@@ -1984,27 +2265,37 @@
     <w:p>
       <w:pPr>
         <w:pStyle w:val="a7"/>
-      </w:pPr>
-      <w:r>
+        <w:jc w:val="center"/>
+      </w:pPr>
+      <w:r>
+        <w:rPr>
+          <w:rFonts w:ascii="Times New Roman" w:hAnsi="Times New Roman" w:cs="Times New Roman" w:eastAsiaTheme="minorEastAsia"/>
+          <w:i/>
+          <w:iCs/>
+          <w:sz w:val="24"/>
+          <w:szCs w:val="24"/>
+        </w:rPr>
         <w:t>Как можно кэшировать ответ</w:t>
       </w:r>
     </w:p>
     <w:p>
       <w:pPr>
         <w:pStyle w:val="a7"/>
+        <w:jc w:val="center"/>
       </w:pPr>
     </w:p>
     <w:p>
       <w:pPr>
         <w:pStyle w:val="a5"/>
+        <w:jc w:val="center"/>
       </w:pPr>
       <w:r>
         <w:lastRenderedPageBreak/>
         <w:drawing>
-          <wp:inline distT="0" distB="0" distL="0" distR="0" wp14:anchorId="7E246251" wp14:editId="314FD33D">
-            <wp:extent cx="2991267" cy="190527"/>
+          <wp:inline distT="0" distB="0" distL="0" distR="0">
+            <wp:extent cx="2990850" cy="190500"/>
             <wp:effectExtent l="0" t="0" r="0" b="0"/>
-            <wp:docPr id="35" name="Рисунок 35"/>
+            <wp:docPr id="100020" name="Picture 100020"/>
             <wp:cNvGraphicFramePr>
               <a:graphicFrameLocks xmlns:a="http://schemas.openxmlformats.org/drawingml/2006/main" noChangeAspect="1"/>
             </wp:cNvGraphicFramePr>
@@ -2012,11 +2303,11 @@
               <a:graphicData uri="http://schemas.openxmlformats.org/drawingml/2006/picture">
                 <pic:pic xmlns:pic="http://schemas.openxmlformats.org/drawingml/2006/picture">
                   <pic:nvPicPr>
-                    <pic:cNvPr id="1" name=""/>
+                    <pic:cNvPr id="100020" name="image100020"/>
                     <pic:cNvPicPr/>
                   </pic:nvPicPr>
                   <pic:blipFill>
-                    <a:blip r:embed="rId25"/>
+                    <a:blip r:embed="rId56"/>
                     <a:stretch>
                       <a:fillRect/>
                     </a:stretch>
@@ -2024,7 +2315,7 @@
                   <pic:spPr>
                     <a:xfrm>
                       <a:off x="0" y="0"/>
-                      <a:ext cx="2991267" cy="190527"/>
+                      <a:ext cx="2990850" cy="190500"/>
                     </a:xfrm>
                     <a:prstGeom prst="rect">
                       <a:avLst/>
@@ -2040,21 +2331,30 @@
     <w:p>
       <w:pPr>
         <w:pStyle w:val="a7"/>
-      </w:pPr>
-      <w:r>
+        <w:jc w:val="center"/>
+      </w:pPr>
+      <w:r>
+        <w:rPr>
+          <w:rFonts w:ascii="Times New Roman" w:hAnsi="Times New Roman" w:cs="Times New Roman" w:eastAsiaTheme="minorEastAsia"/>
+          <w:i/>
+          <w:iCs/>
+          <w:sz w:val="24"/>
+          <w:szCs w:val="24"/>
+        </w:rPr>
         <w:t>Время истечения пакета</w:t>
       </w:r>
     </w:p>
     <w:p>
       <w:pPr>
         <w:pStyle w:val="a5"/>
+        <w:jc w:val="center"/>
       </w:pPr>
       <w:r>
         <w:drawing>
-          <wp:inline distT="0" distB="0" distL="0" distR="0" wp14:anchorId="08C3141B" wp14:editId="73D427EC">
-            <wp:extent cx="2333951" cy="219106"/>
+          <wp:inline distT="0" distB="0" distL="0" distR="0">
+            <wp:extent cx="2333625" cy="219075"/>
             <wp:effectExtent l="0" t="0" r="0" b="9525"/>
-            <wp:docPr id="36" name="Рисунок 36"/>
+            <wp:docPr id="100021" name="Picture 100021"/>
             <wp:cNvGraphicFramePr>
               <a:graphicFrameLocks xmlns:a="http://schemas.openxmlformats.org/drawingml/2006/main" noChangeAspect="1"/>
             </wp:cNvGraphicFramePr>
@@ -2062,11 +2362,11 @@
               <a:graphicData uri="http://schemas.openxmlformats.org/drawingml/2006/picture">
                 <pic:pic xmlns:pic="http://schemas.openxmlformats.org/drawingml/2006/picture">
                   <pic:nvPicPr>
-                    <pic:cNvPr id="1" name=""/>
+                    <pic:cNvPr id="100021" name="image100021"/>
                     <pic:cNvPicPr/>
                   </pic:nvPicPr>
                   <pic:blipFill>
-                    <a:blip r:embed="rId26"/>
+                    <a:blip r:embed="rId57"/>
                     <a:stretch>
                       <a:fillRect/>
                     </a:stretch>
@@ -2074,7 +2374,7 @@
                   <pic:spPr>
                     <a:xfrm>
                       <a:off x="0" y="0"/>
-                      <a:ext cx="2333951" cy="219106"/>
+                      <a:ext cx="2333625" cy="219075"/>
                     </a:xfrm>
                     <a:prstGeom prst="rect">
                       <a:avLst/>
@@ -2090,64 +2390,116 @@
     <w:p>
       <w:pPr>
         <w:pStyle w:val="a7"/>
-      </w:pPr>
-      <w:r>
+        <w:jc w:val="center"/>
+      </w:pPr>
+      <w:r>
+        <w:rPr>
+          <w:rFonts w:ascii="Times New Roman" w:hAnsi="Times New Roman" w:cs="Times New Roman" w:eastAsiaTheme="minorEastAsia"/>
+          <w:i/>
+          <w:iCs/>
+          <w:sz w:val="24"/>
+          <w:szCs w:val="24"/>
+        </w:rPr>
         <w:t>Уникальный идентификатор версии ресурса</w:t>
       </w:r>
     </w:p>
     <w:p>
-      <w:r>
+      <w:pPr>
+        <w:spacing w:line="360" w:lineRule="auto"/>
+        <w:ind w:firstLine="709"/>
+        <w:jc w:val="both"/>
+      </w:pPr>
+      <w:r>
+        <w:rPr>
+          <w:rFonts w:ascii="Times New Roman" w:hAnsi="Times New Roman" w:cs="Times New Roman" w:eastAsiaTheme="minorEastAsia"/>
+          <w:sz w:val="28"/>
+          <w:szCs w:val="24"/>
+        </w:rPr>
         <w:t xml:space="preserve">Заголовки </w:t>
       </w:r>
       <w:r>
         <w:rPr>
-          <w:lang w:val="en-US"/>
+          <w:rFonts w:ascii="Times New Roman" w:hAnsi="Times New Roman" w:cs="Times New Roman" w:eastAsiaTheme="minorEastAsia"/>
+          <w:sz w:val="28"/>
+          <w:szCs w:val="24"/>
         </w:rPr>
         <w:t xml:space="preserve">Cache-Control, Expires </w:t>
       </w:r>
       <w:r>
+        <w:rPr>
+          <w:rFonts w:ascii="Times New Roman" w:hAnsi="Times New Roman" w:cs="Times New Roman" w:eastAsiaTheme="minorEastAsia"/>
+          <w:sz w:val="28"/>
+          <w:szCs w:val="24"/>
+        </w:rPr>
         <w:t xml:space="preserve">и </w:t>
       </w:r>
       <w:r>
         <w:rPr>
-          <w:lang w:val="en-US"/>
+          <w:rFonts w:ascii="Times New Roman" w:hAnsi="Times New Roman" w:cs="Times New Roman" w:eastAsiaTheme="minorEastAsia"/>
+          <w:sz w:val="28"/>
+          <w:szCs w:val="24"/>
         </w:rPr>
         <w:t xml:space="preserve">Etag </w:t>
       </w:r>
       <w:r>
+        <w:rPr>
+          <w:rFonts w:ascii="Times New Roman" w:hAnsi="Times New Roman" w:cs="Times New Roman" w:eastAsiaTheme="minorEastAsia"/>
+          <w:sz w:val="28"/>
+          <w:szCs w:val="24"/>
+        </w:rPr>
         <w:t>позволяют браузеру и промежуточным кэшам определить, можно ли повторно использовать сохраненную копию ресурса без повторной загрузки с сервера.</w:t>
       </w:r>
     </w:p>
     <w:p>
       <w:pPr>
         <w:pStyle w:val="1"/>
-      </w:pPr>
-      <w:r>
+        <w:jc w:val="center"/>
+      </w:pPr>
+      <w:r>
+        <w:rPr>
+          <w:rFonts w:ascii="Calibri" w:hAnsi="Times New Roman" w:cs="Calibri" w:asciiTheme="minorHAnsi" w:eastAsiaTheme="majorEastAsia" w:csTheme="majorBidi"/>
+          <w:b/>
+          <w:bCs/>
+          <w:color w:val="000000" w:themeColor="text1"/>
+          <w:sz w:val="28"/>
+          <w:szCs w:val="32"/>
+        </w:rPr>
         <w:t>Кэширование</w:t>
       </w:r>
       <w:r>
+        <w:rPr>
+          <w:rFonts w:ascii="Calibri" w:hAnsi="Times New Roman" w:cs="Calibri" w:asciiTheme="minorHAnsi" w:eastAsiaTheme="majorEastAsia" w:csTheme="majorBidi"/>
+          <w:b/>
+          <w:bCs/>
+          <w:color w:val="000000" w:themeColor="text1"/>
+          <w:sz w:val="28"/>
+          <w:szCs w:val="32"/>
+        </w:rPr>
         <w:t xml:space="preserve"> </w:t>
       </w:r>
       <w:r>
+        <w:rPr>
+          <w:rFonts w:ascii="Calibri" w:hAnsi="Times New Roman" w:cs="Calibri" w:asciiTheme="minorHAnsi" w:eastAsiaTheme="majorEastAsia" w:csTheme="majorBidi"/>
+          <w:b/>
+          <w:bCs/>
+          <w:color w:val="000000" w:themeColor="text1"/>
+          <w:sz w:val="28"/>
+          <w:szCs w:val="32"/>
+        </w:rPr>
         <w:t>контента</w:t>
       </w:r>
     </w:p>
     <w:p>
       <w:pPr>
         <w:pStyle w:val="a5"/>
-        <w:rPr>
-          <w:lang w:eastAsia="en-US"/>
-        </w:rPr>
-      </w:pPr>
-      <w:r>
-        <w:rPr>
-          <w:lang w:eastAsia="en-US"/>
-        </w:rPr>
+        <w:jc w:val="center"/>
+      </w:pPr>
+      <w:r>
         <w:drawing>
-          <wp:inline distT="0" distB="0" distL="0" distR="0" wp14:anchorId="51E0AC63" wp14:editId="3AD23CF2">
-            <wp:extent cx="3967701" cy="3006631"/>
-            <wp:effectExtent l="0" t="0" r="0" b="3810"/>
-            <wp:docPr id="39" name="Рисунок 39"/>
+          <wp:inline distT="0" distB="0" distL="0" distR="0">
+            <wp:extent cx="3971925" cy="3009900"/>
+            <wp:effectExtent l="0" t="0" r="0" b="0"/>
+            <wp:docPr id="100022" name="Picture 100022"/>
             <wp:cNvGraphicFramePr>
               <a:graphicFrameLocks xmlns:a="http://schemas.openxmlformats.org/drawingml/2006/main" noChangeAspect="1"/>
             </wp:cNvGraphicFramePr>
@@ -2155,11 +2507,11 @@
               <a:graphicData uri="http://schemas.openxmlformats.org/drawingml/2006/picture">
                 <pic:pic xmlns:pic="http://schemas.openxmlformats.org/drawingml/2006/picture">
                   <pic:nvPicPr>
-                    <pic:cNvPr id="1" name=""/>
+                    <pic:cNvPr id="100022" name="image100022"/>
                     <pic:cNvPicPr/>
                   </pic:nvPicPr>
                   <pic:blipFill>
-                    <a:blip r:embed="rId27"/>
+                    <a:blip r:embed="rId58"/>
                     <a:stretch>
                       <a:fillRect/>
                     </a:stretch>
@@ -2167,7 +2519,7 @@
                   <pic:spPr>
                     <a:xfrm>
                       <a:off x="0" y="0"/>
-                      <a:ext cx="3992832" cy="3025674"/>
+                      <a:ext cx="3971925" cy="3009900"/>
                     </a:xfrm>
                     <a:prstGeom prst="rect">
                       <a:avLst/>
@@ -2183,32 +2535,38 @@
     <w:p>
       <w:pPr>
         <w:pStyle w:val="a7"/>
-        <w:rPr>
-          <w:lang w:val="en-US" w:eastAsia="en-US"/>
-        </w:rPr>
-      </w:pPr>
-      <w:r>
-        <w:rPr>
-          <w:lang w:eastAsia="en-US"/>
+        <w:jc w:val="center"/>
+      </w:pPr>
+      <w:r>
+        <w:rPr>
+          <w:rFonts w:ascii="Times New Roman" w:hAnsi="Times New Roman" w:cs="Times New Roman" w:eastAsiaTheme="minorEastAsia"/>
+          <w:i/>
+          <w:iCs/>
+          <w:sz w:val="24"/>
+          <w:szCs w:val="24"/>
         </w:rPr>
         <w:t xml:space="preserve">Заголовок </w:t>
       </w:r>
       <w:r>
         <w:rPr>
-          <w:lang w:val="en-US" w:eastAsia="en-US"/>
+          <w:rFonts w:ascii="Times New Roman" w:hAnsi="Times New Roman" w:cs="Times New Roman" w:eastAsiaTheme="minorEastAsia"/>
+          <w:i/>
+          <w:iCs/>
+          <w:sz w:val="24"/>
+          <w:szCs w:val="24"/>
         </w:rPr>
         <w:t>If-Modified-Since</w:t>
       </w:r>
     </w:p>
     <w:p>
       <w:pPr>
-        <w:rPr>
-          <w:lang w:eastAsia="en-US"/>
-        </w:rPr>
-      </w:pPr>
-      <w:r>
-        <w:rPr>
-          <w:lang w:eastAsia="en-US"/>
+        <w:jc w:val="both"/>
+      </w:pPr>
+      <w:r>
+        <w:rPr>
+          <w:rFonts w:ascii="Times New Roman" w:hAnsi="Times New Roman" w:cs="Times New Roman" w:eastAsiaTheme="minorEastAsia"/>
+          <w:sz w:val="28"/>
+          <w:szCs w:val="24"/>
         </w:rPr>
         <w:t>Браузер сообщает серверу временную метку последнего изменения ресурса, которая была получена из заголовка предыдущего ответа</w:t>
       </w:r>
@@ -2216,19 +2574,14 @@
     <w:p>
       <w:pPr>
         <w:pStyle w:val="a5"/>
-        <w:rPr>
-          <w:lang w:val="en-US" w:eastAsia="en-US"/>
-        </w:rPr>
-      </w:pPr>
-      <w:r>
-        <w:rPr>
-          <w:lang w:val="en-US" w:eastAsia="en-US"/>
-        </w:rPr>
+        <w:jc w:val="center"/>
+      </w:pPr>
+      <w:r>
         <w:drawing>
-          <wp:inline distT="0" distB="0" distL="0" distR="0" wp14:anchorId="6E536C26" wp14:editId="6BFC2920">
-            <wp:extent cx="4794637" cy="2357598"/>
-            <wp:effectExtent l="0" t="0" r="6350" b="5080"/>
-            <wp:docPr id="38" name="Рисунок 38"/>
+          <wp:inline distT="0" distB="0" distL="0" distR="0">
+            <wp:extent cx="4791075" cy="2362200"/>
+            <wp:effectExtent l="0" t="0" r="9525" b="9525"/>
+            <wp:docPr id="100023" name="Picture 100023"/>
             <wp:cNvGraphicFramePr>
               <a:graphicFrameLocks xmlns:a="http://schemas.openxmlformats.org/drawingml/2006/main" noChangeAspect="1"/>
             </wp:cNvGraphicFramePr>
@@ -2236,11 +2589,11 @@
               <a:graphicData uri="http://schemas.openxmlformats.org/drawingml/2006/picture">
                 <pic:pic xmlns:pic="http://schemas.openxmlformats.org/drawingml/2006/picture">
                   <pic:nvPicPr>
-                    <pic:cNvPr id="1" name=""/>
+                    <pic:cNvPr id="100023" name="image100023"/>
                     <pic:cNvPicPr/>
                   </pic:nvPicPr>
                   <pic:blipFill>
-                    <a:blip r:embed="rId28"/>
+                    <a:blip r:embed="rId59"/>
                     <a:stretch>
                       <a:fillRect/>
                     </a:stretch>
@@ -2248,7 +2601,7 @@
                   <pic:spPr>
                     <a:xfrm>
                       <a:off x="0" y="0"/>
-                      <a:ext cx="4818951" cy="2369553"/>
+                      <a:ext cx="4791075" cy="2362200"/>
                     </a:xfrm>
                     <a:prstGeom prst="rect">
                       <a:avLst/>
@@ -2264,40 +2617,42 @@
     <w:p>
       <w:pPr>
         <w:pStyle w:val="a7"/>
-        <w:rPr>
-          <w:lang w:eastAsia="en-US"/>
-        </w:rPr>
-      </w:pPr>
-      <w:r>
-        <w:rPr>
-          <w:lang w:eastAsia="en-US"/>
+        <w:jc w:val="center"/>
+      </w:pPr>
+      <w:r>
+        <w:rPr>
+          <w:rFonts w:ascii="Times New Roman" w:hAnsi="Times New Roman" w:cs="Times New Roman" w:eastAsiaTheme="minorEastAsia"/>
+          <w:i/>
+          <w:iCs/>
+          <w:sz w:val="24"/>
+          <w:szCs w:val="24"/>
         </w:rPr>
         <w:t>Ответ сервера с кодом 304</w:t>
       </w:r>
     </w:p>
     <w:p>
       <w:pPr>
-        <w:rPr>
-          <w:lang w:eastAsia="en-US"/>
-        </w:rPr>
-      </w:pPr>
-      <w:r>
-        <w:rPr>
-          <w:lang w:eastAsia="en-US"/>
-        </w:rPr>
+        <w:jc w:val="both"/>
+      </w:pPr>
+      <w:r>
         <w:lastRenderedPageBreak/>
+        <w:rPr>
+          <w:rFonts w:ascii="Times New Roman" w:hAnsi="Times New Roman" w:cs="Times New Roman" w:eastAsiaTheme="minorEastAsia"/>
+          <w:sz w:val="28"/>
+          <w:szCs w:val="24"/>
+        </w:rPr>
         <w:t>Сервер подтверждает, что ресурс не изменился</w:t>
       </w:r>
     </w:p>
     <w:p>
       <w:pPr>
-        <w:rPr>
-          <w:lang w:eastAsia="en-US"/>
-        </w:rPr>
-      </w:pPr>
-      <w:r>
-        <w:rPr>
-          <w:lang w:eastAsia="en-US"/>
+        <w:jc w:val="both"/>
+      </w:pPr>
+      <w:r>
+        <w:rPr>
+          <w:rFonts w:ascii="Times New Roman" w:hAnsi="Times New Roman" w:cs="Times New Roman" w:eastAsiaTheme="minorEastAsia"/>
+          <w:sz w:val="28"/>
+          <w:szCs w:val="24"/>
         </w:rPr>
         <w:t>Это означает, что контент не изменился с момента последней загрузки, и браузер может использовать кэшированную копию</w:t>
       </w:r>
@@ -2305,19 +2660,14 @@
     <w:p>
       <w:pPr>
         <w:pStyle w:val="a5"/>
-        <w:rPr>
-          <w:lang w:eastAsia="en-US"/>
-        </w:rPr>
-      </w:pPr>
-      <w:r>
-        <w:rPr>
-          <w:lang w:eastAsia="en-US"/>
-        </w:rPr>
+        <w:jc w:val="center"/>
+      </w:pPr>
+      <w:r>
         <w:drawing>
-          <wp:inline distT="0" distB="0" distL="0" distR="0" wp14:anchorId="497501EC" wp14:editId="54A089D3">
-            <wp:extent cx="5940425" cy="2803525"/>
-            <wp:effectExtent l="0" t="0" r="3175" b="0"/>
-            <wp:docPr id="40" name="Рисунок 40"/>
+          <wp:inline distT="0" distB="0" distL="0" distR="0">
+            <wp:extent cx="5943600" cy="2800350"/>
+            <wp:effectExtent l="0" t="0" r="0" b="0"/>
+            <wp:docPr id="100024" name="Picture 100024"/>
             <wp:cNvGraphicFramePr>
               <a:graphicFrameLocks xmlns:a="http://schemas.openxmlformats.org/drawingml/2006/main" noChangeAspect="1"/>
             </wp:cNvGraphicFramePr>
@@ -2325,11 +2675,11 @@
               <a:graphicData uri="http://schemas.openxmlformats.org/drawingml/2006/picture">
                 <pic:pic xmlns:pic="http://schemas.openxmlformats.org/drawingml/2006/picture">
                   <pic:nvPicPr>
-                    <pic:cNvPr id="1" name=""/>
+                    <pic:cNvPr id="100024" name="image100024"/>
                     <pic:cNvPicPr/>
                   </pic:nvPicPr>
                   <pic:blipFill>
-                    <a:blip r:embed="rId29"/>
+                    <a:blip r:embed="rId60"/>
                     <a:stretch>
                       <a:fillRect/>
                     </a:stretch>
@@ -2337,7 +2687,7 @@
                   <pic:spPr>
                     <a:xfrm>
                       <a:off x="0" y="0"/>
-                      <a:ext cx="5940425" cy="2803525"/>
+                      <a:ext cx="5943600" cy="2800350"/>
                     </a:xfrm>
                     <a:prstGeom prst="rect">
                       <a:avLst/>
@@ -2353,31 +2703,45 @@
     <w:p>
       <w:pPr>
         <w:pStyle w:val="a7"/>
-        <w:rPr>
-          <w:lang w:val="en-US" w:eastAsia="en-US"/>
-        </w:rPr>
-      </w:pPr>
-      <w:r>
-        <w:rPr>
-          <w:lang w:eastAsia="en-US"/>
+        <w:jc w:val="center"/>
+      </w:pPr>
+      <w:r>
+        <w:rPr>
+          <w:rFonts w:ascii="Times New Roman" w:hAnsi="Times New Roman" w:cs="Times New Roman" w:eastAsiaTheme="minorEastAsia"/>
+          <w:i/>
+          <w:iCs/>
+          <w:sz w:val="24"/>
+          <w:szCs w:val="24"/>
         </w:rPr>
         <w:t xml:space="preserve">Загруженное </w:t>
       </w:r>
       <w:r>
         <w:rPr>
-          <w:lang w:val="en-US" w:eastAsia="en-US"/>
+          <w:rFonts w:ascii="Times New Roman" w:hAnsi="Times New Roman" w:cs="Times New Roman" w:eastAsiaTheme="minorEastAsia"/>
+          <w:i/>
+          <w:iCs/>
+          <w:sz w:val="24"/>
+          <w:szCs w:val="24"/>
         </w:rPr>
         <w:t>GIF-</w:t>
       </w:r>
       <w:r>
         <w:rPr>
-          <w:lang w:eastAsia="en-US"/>
+          <w:rFonts w:ascii="Times New Roman" w:hAnsi="Times New Roman" w:cs="Times New Roman" w:eastAsiaTheme="minorEastAsia"/>
+          <w:i/>
+          <w:iCs/>
+          <w:sz w:val="24"/>
+          <w:szCs w:val="24"/>
         </w:rPr>
         <w:t xml:space="preserve">изображение </w:t>
       </w:r>
       <w:r>
         <w:rPr>
-          <w:lang w:val="en-US" w:eastAsia="en-US"/>
+          <w:rFonts w:ascii="Times New Roman" w:hAnsi="Times New Roman" w:cs="Times New Roman" w:eastAsiaTheme="minorEastAsia"/>
+          <w:i/>
+          <w:iCs/>
+          <w:sz w:val="24"/>
+          <w:szCs w:val="24"/>
         </w:rPr>
         <w:t>MIT_logo.gif</w:t>
       </w:r>
@@ -2385,33 +2749,53 @@
     <w:p>
       <w:pPr>
         <w:pStyle w:val="1"/>
-      </w:pPr>
-      <w:r>
+        <w:jc w:val="center"/>
+      </w:pPr>
+      <w:r>
+        <w:rPr>
+          <w:rFonts w:ascii="Calibri" w:hAnsi="Times New Roman" w:cs="Calibri" w:asciiTheme="minorHAnsi" w:eastAsiaTheme="majorEastAsia" w:csTheme="majorBidi"/>
+          <w:b/>
+          <w:bCs/>
+          <w:color w:val="000000" w:themeColor="text1"/>
+          <w:sz w:val="28"/>
+          <w:szCs w:val="32"/>
+        </w:rPr>
         <w:t>Сложные</w:t>
       </w:r>
       <w:r>
+        <w:rPr>
+          <w:rFonts w:ascii="Calibri" w:hAnsi="Times New Roman" w:cs="Calibri" w:asciiTheme="minorHAnsi" w:eastAsiaTheme="majorEastAsia" w:csTheme="majorBidi"/>
+          <w:b/>
+          <w:bCs/>
+          <w:color w:val="000000" w:themeColor="text1"/>
+          <w:sz w:val="28"/>
+          <w:szCs w:val="32"/>
+        </w:rPr>
         <w:t xml:space="preserve"> </w:t>
       </w:r>
       <w:r>
+        <w:rPr>
+          <w:rFonts w:ascii="Calibri" w:hAnsi="Times New Roman" w:cs="Calibri" w:asciiTheme="minorHAnsi" w:eastAsiaTheme="majorEastAsia" w:csTheme="majorBidi"/>
+          <w:b/>
+          <w:bCs/>
+          <w:color w:val="000000" w:themeColor="text1"/>
+          <w:sz w:val="28"/>
+          <w:szCs w:val="32"/>
+        </w:rPr>
         <w:t>страницы</w:t>
       </w:r>
     </w:p>
     <w:p>
       <w:pPr>
         <w:pStyle w:val="a5"/>
-        <w:rPr>
-          <w:lang w:eastAsia="en-US"/>
-        </w:rPr>
-      </w:pPr>
-      <w:r>
-        <w:rPr>
-          <w:lang w:eastAsia="en-US"/>
-        </w:rPr>
+        <w:jc w:val="center"/>
+      </w:pPr>
+      <w:r>
         <w:drawing>
-          <wp:inline distT="0" distB="0" distL="0" distR="0" wp14:anchorId="5D694A0C" wp14:editId="314E4E71">
-            <wp:extent cx="5940425" cy="3786505"/>
-            <wp:effectExtent l="0" t="0" r="3175" b="4445"/>
-            <wp:docPr id="41" name="Рисунок 41"/>
+          <wp:inline distT="0" distB="0" distL="0" distR="0">
+            <wp:extent cx="5943600" cy="3790950"/>
+            <wp:effectExtent l="0" t="0" r="0" b="0"/>
+            <wp:docPr id="100025" name="Picture 100025"/>
             <wp:cNvGraphicFramePr>
               <a:graphicFrameLocks xmlns:a="http://schemas.openxmlformats.org/drawingml/2006/main" noChangeAspect="1"/>
             </wp:cNvGraphicFramePr>
@@ -2419,11 +2803,11 @@
               <a:graphicData uri="http://schemas.openxmlformats.org/drawingml/2006/picture">
                 <pic:pic xmlns:pic="http://schemas.openxmlformats.org/drawingml/2006/picture">
                   <pic:nvPicPr>
-                    <pic:cNvPr id="1" name=""/>
+                    <pic:cNvPr id="100025" name="image100025"/>
                     <pic:cNvPicPr/>
                   </pic:nvPicPr>
                   <pic:blipFill>
-                    <a:blip r:embed="rId30"/>
+                    <a:blip r:embed="rId61"/>
                     <a:stretch>
                       <a:fillRect/>
                     </a:stretch>
@@ -2431,7 +2815,7 @@
                   <pic:spPr>
                     <a:xfrm>
                       <a:off x="0" y="0"/>
-                      <a:ext cx="5940425" cy="3786505"/>
+                      <a:ext cx="5943600" cy="3790950"/>
                     </a:xfrm>
                     <a:prstGeom prst="rect">
                       <a:avLst/>
@@ -2447,48 +2831,41 @@
     <w:p>
       <w:pPr>
         <w:pStyle w:val="a7"/>
-        <w:rPr>
-          <w:lang w:eastAsia="en-US"/>
-        </w:rPr>
-      </w:pPr>
-      <w:r>
-        <w:rPr>
-          <w:lang w:eastAsia="en-US"/>
+        <w:jc w:val="center"/>
+      </w:pPr>
+      <w:r>
+        <w:rPr>
+          <w:rFonts w:ascii="Times New Roman" w:hAnsi="Times New Roman" w:cs="Times New Roman" w:eastAsiaTheme="minorEastAsia"/>
+          <w:i/>
+          <w:iCs/>
+          <w:sz w:val="24"/>
+          <w:szCs w:val="24"/>
         </w:rPr>
         <w:t>Выбран пакет №34</w:t>
       </w:r>
     </w:p>
     <w:p>
       <w:pPr>
-        <w:rPr>
-          <w:lang w:eastAsia="en-US"/>
-        </w:rPr>
-      </w:pPr>
-    </w:p>
-    <w:p>
-      <w:pPr>
-        <w:rPr>
-          <w:lang w:eastAsia="en-US"/>
-        </w:rPr>
+        <w:jc w:val="both"/>
+      </w:pPr>
+    </w:p>
+    <w:p>
+      <w:pPr>
+        <w:jc w:val="both"/>
       </w:pPr>
     </w:p>
     <w:p>
       <w:pPr>
         <w:pStyle w:val="a5"/>
-        <w:rPr>
-          <w:lang w:eastAsia="en-US"/>
-        </w:rPr>
-      </w:pPr>
-      <w:r>
-        <w:rPr>
-          <w:lang w:eastAsia="en-US"/>
-        </w:rPr>
+        <w:jc w:val="center"/>
+      </w:pPr>
+      <w:r>
         <w:lastRenderedPageBreak/>
         <w:drawing>
-          <wp:inline distT="0" distB="0" distL="0" distR="0" wp14:anchorId="4160677D" wp14:editId="230FD52F">
-            <wp:extent cx="4731026" cy="4690568"/>
+          <wp:inline distT="0" distB="0" distL="0" distR="0">
+            <wp:extent cx="4733925" cy="4686300"/>
             <wp:effectExtent l="0" t="0" r="0" b="0"/>
-            <wp:docPr id="42" name="Рисунок 42"/>
+            <wp:docPr id="100026" name="Picture 100026"/>
             <wp:cNvGraphicFramePr>
               <a:graphicFrameLocks xmlns:a="http://schemas.openxmlformats.org/drawingml/2006/main" noChangeAspect="1"/>
             </wp:cNvGraphicFramePr>
@@ -2496,11 +2873,11 @@
               <a:graphicData uri="http://schemas.openxmlformats.org/drawingml/2006/picture">
                 <pic:pic xmlns:pic="http://schemas.openxmlformats.org/drawingml/2006/picture">
                   <pic:nvPicPr>
-                    <pic:cNvPr id="1" name=""/>
+                    <pic:cNvPr id="100026" name="image100026"/>
                     <pic:cNvPicPr/>
                   </pic:nvPicPr>
                   <pic:blipFill>
-                    <a:blip r:embed="rId31"/>
+                    <a:blip r:embed="rId62"/>
                     <a:stretch>
                       <a:fillRect/>
                     </a:stretch>
@@ -2508,7 +2885,7 @@
                   <pic:spPr>
                     <a:xfrm>
                       <a:off x="0" y="0"/>
-                      <a:ext cx="4744515" cy="4703941"/>
+                      <a:ext cx="4733925" cy="4686300"/>
                     </a:xfrm>
                     <a:prstGeom prst="rect">
                       <a:avLst/>
@@ -2524,13 +2901,15 @@
     <w:p>
       <w:pPr>
         <w:pStyle w:val="a7"/>
-        <w:rPr>
-          <w:lang w:eastAsia="en-US"/>
-        </w:rPr>
-      </w:pPr>
-      <w:r>
-        <w:rPr>
-          <w:lang w:eastAsia="en-US"/>
+        <w:jc w:val="center"/>
+      </w:pPr>
+      <w:r>
+        <w:rPr>
+          <w:rFonts w:ascii="Times New Roman" w:hAnsi="Times New Roman" w:cs="Times New Roman" w:eastAsiaTheme="minorEastAsia"/>
+          <w:i/>
+          <w:iCs/>
+          <w:sz w:val="24"/>
+          <w:szCs w:val="24"/>
         </w:rPr>
         <w:t>Распределение запросов по серверам, всего 98</w:t>
       </w:r>
@@ -2538,19 +2917,14 @@
     <w:p>
       <w:pPr>
         <w:pStyle w:val="a5"/>
-        <w:rPr>
-          <w:lang w:eastAsia="en-US"/>
-        </w:rPr>
-      </w:pPr>
-      <w:r>
-        <w:rPr>
-          <w:lang w:eastAsia="en-US"/>
-        </w:rPr>
+        <w:jc w:val="center"/>
+      </w:pPr>
+      <w:r>
         <w:drawing>
-          <wp:inline distT="0" distB="0" distL="0" distR="0" wp14:anchorId="1E13F074" wp14:editId="7F43F3C6">
-            <wp:extent cx="5732891" cy="2775442"/>
-            <wp:effectExtent l="0" t="0" r="1270" b="6350"/>
-            <wp:docPr id="43" name="Рисунок 43"/>
+          <wp:inline distT="0" distB="0" distL="0" distR="0">
+            <wp:extent cx="5734050" cy="2771775"/>
+            <wp:effectExtent l="0" t="0" r="0" b="9525"/>
+            <wp:docPr id="100027" name="Picture 100027"/>
             <wp:cNvGraphicFramePr>
               <a:graphicFrameLocks xmlns:a="http://schemas.openxmlformats.org/drawingml/2006/main" noChangeAspect="1"/>
             </wp:cNvGraphicFramePr>
@@ -2558,11 +2932,11 @@
               <a:graphicData uri="http://schemas.openxmlformats.org/drawingml/2006/picture">
                 <pic:pic xmlns:pic="http://schemas.openxmlformats.org/drawingml/2006/picture">
                   <pic:nvPicPr>
-                    <pic:cNvPr id="1" name=""/>
+                    <pic:cNvPr id="100027" name="image100027"/>
                     <pic:cNvPicPr/>
                   </pic:nvPicPr>
                   <pic:blipFill>
-                    <a:blip r:embed="rId32"/>
+                    <a:blip r:embed="rId63"/>
                     <a:stretch>
                       <a:fillRect/>
                     </a:stretch>
@@ -2570,7 +2944,7 @@
                   <pic:spPr>
                     <a:xfrm>
                       <a:off x="0" y="0"/>
-                      <a:ext cx="5740170" cy="2778966"/>
+                      <a:ext cx="5734050" cy="2771775"/>
                     </a:xfrm>
                     <a:prstGeom prst="rect">
                       <a:avLst/>
@@ -2586,25 +2960,35 @@
     <w:p>
       <w:pPr>
         <w:pStyle w:val="a7"/>
-        <w:rPr>
-          <w:lang w:eastAsia="en-US"/>
-        </w:rPr>
-      </w:pPr>
-      <w:r>
-        <w:rPr>
-          <w:lang w:eastAsia="en-US"/>
+        <w:jc w:val="center"/>
+      </w:pPr>
+      <w:r>
+        <w:rPr>
+          <w:rFonts w:ascii="Times New Roman" w:hAnsi="Times New Roman" w:cs="Times New Roman" w:eastAsiaTheme="minorEastAsia"/>
+          <w:i/>
+          <w:iCs/>
+          <w:sz w:val="24"/>
+          <w:szCs w:val="24"/>
         </w:rPr>
         <w:t xml:space="preserve">Результаты с подсчетом </w:t>
       </w:r>
       <w:r>
         <w:rPr>
-          <w:lang w:val="en-US" w:eastAsia="en-US"/>
+          <w:rFonts w:ascii="Times New Roman" w:hAnsi="Times New Roman" w:cs="Times New Roman" w:eastAsiaTheme="minorEastAsia"/>
+          <w:i/>
+          <w:iCs/>
+          <w:sz w:val="24"/>
+          <w:szCs w:val="24"/>
         </w:rPr>
         <w:t>HTTP-</w:t>
       </w:r>
       <w:r>
         <w:rPr>
-          <w:lang w:eastAsia="en-US"/>
+          <w:rFonts w:ascii="Times New Roman" w:hAnsi="Times New Roman" w:cs="Times New Roman" w:eastAsiaTheme="minorEastAsia"/>
+          <w:i/>
+          <w:iCs/>
+          <w:sz w:val="24"/>
+          <w:szCs w:val="24"/>
         </w:rPr>
         <w:t>пакетов</w:t>
       </w:r>
@@ -2612,138 +2996,305 @@
     <w:p>
       <w:pPr>
         <w:pStyle w:val="a7"/>
-        <w:rPr>
-          <w:lang w:eastAsia="en-US"/>
-        </w:rPr>
+        <w:jc w:val="center"/>
       </w:pPr>
     </w:p>
     <w:p>
       <w:pPr>
         <w:pStyle w:val="a7"/>
-        <w:rPr>
-          <w:lang w:eastAsia="en-US"/>
-        </w:rPr>
+        <w:jc w:val="center"/>
       </w:pPr>
     </w:p>
     <w:p>
       <w:pPr>
         <w:pStyle w:val="a7"/>
-        <w:rPr>
-          <w:lang w:eastAsia="en-US"/>
-        </w:rPr>
-      </w:pPr>
-    </w:p>
-    <w:p>
-      <w:pPr>
-        <w:rPr>
-          <w:lang w:eastAsia="en-US"/>
-        </w:rPr>
+        <w:jc w:val="center"/>
+      </w:pPr>
+    </w:p>
+    <w:p>
+      <w:pPr>
+        <w:jc w:val="both"/>
       </w:pPr>
     </w:p>
     <w:p>
       <w:pPr>
         <w:pStyle w:val="1"/>
-        <w:rPr>
-          <w:lang w:val="en-US"/>
-        </w:rPr>
+        <w:jc w:val="center"/>
       </w:pPr>
       <w:r>
         <w:lastRenderedPageBreak/>
-        <w:t>Тестирование</w:t>
-      </w:r>
-      <w:r>
-        <w:t xml:space="preserve"> </w:t>
-      </w:r>
-      <w:r>
-        <w:t>веб</w:t>
-      </w:r>
-      <w:r>
-        <w:t>-</w:t>
-      </w:r>
-      <w:r>
-        <w:t>ресурса</w:t>
-      </w:r>
-      <w:r>
-        <w:t xml:space="preserve"> </w:t>
-      </w:r>
-      <w:r>
-        <w:t>с</w:t>
-      </w:r>
-      <w:r>
-        <w:t xml:space="preserve"> </w:t>
-      </w:r>
-      <w:r>
-        <w:t>помощью</w:t>
-      </w:r>
-      <w:r>
-        <w:t xml:space="preserve"> </w:t>
-      </w:r>
-      <w:r>
-        <w:rPr>
-          <w:lang w:val="en-US"/>
-        </w:rPr>
-        <w:t>WebPageTest</w:t>
-      </w:r>
-    </w:p>
-    <w:p>
-      <w:r>
+        <w:rPr>
+          <w:rFonts w:ascii="Calibri" w:hAnsi="Times New Roman" w:cs="Calibri" w:asciiTheme="minorHAnsi" w:eastAsiaTheme="majorEastAsia" w:csTheme="majorBidi"/>
+          <w:b/>
+          <w:bCs/>
+          <w:color w:val="000000" w:themeColor="text1"/>
+          <w:sz w:val="28"/>
+          <w:szCs w:val="32"/>
+        </w:rPr>
+        <w:t>Тестирование веб-ресурса с помощью Google PageSpeed Insights</w:t>
+      </w:r>
+    </w:p>
+    <w:p>
+      <w:pPr>
+        <w:spacing w:line="360" w:lineRule="auto"/>
+        <w:ind w:firstLine="709"/>
+        <w:jc w:val="both"/>
+      </w:pPr>
+      <w:r>
+        <w:rPr>
+          <w:rFonts w:ascii="Times New Roman" w:hAnsi="Times New Roman" w:cs="Times New Roman" w:eastAsiaTheme="minorEastAsia"/>
+          <w:sz w:val="28"/>
+          <w:szCs w:val="24"/>
+        </w:rPr>
         <w:t xml:space="preserve">Выбран интернет-ресурс из прошлой работы </w:t>
       </w:r>
       <w:r>
         <w:rPr>
-          <w:lang w:val="en-US"/>
+          <w:rFonts w:ascii="Times New Roman" w:hAnsi="Times New Roman" w:cs="Times New Roman" w:eastAsiaTheme="minorEastAsia"/>
+          <w:sz w:val="28"/>
+          <w:szCs w:val="24"/>
         </w:rPr>
         <w:t xml:space="preserve">docs.google.com </w:t>
       </w:r>
       <w:r>
+        <w:rPr>
+          <w:rFonts w:ascii="Times New Roman" w:hAnsi="Times New Roman" w:cs="Times New Roman" w:eastAsiaTheme="minorEastAsia"/>
+          <w:sz w:val="28"/>
+          <w:szCs w:val="24"/>
+        </w:rPr>
         <w:t>– облачный сервис для работы с документами</w:t>
       </w:r>
     </w:p>
     <w:p>
       <w:r>
-        <w:br w:type="page"/>
-      </w:r>
+        <w:drawing>
+          <wp:inline distT="0" distB="0" distL="0" distR="0">
+            <wp:extent cx="5829300" cy="3895725"/>
+            <wp:effectExtent l="0" t="0" r="0" b="0"/>
+            <wp:docPr id="100028" name="Picture 100028" descr="image.png"/>
+            <wp:cNvGraphicFramePr>
+              <a:graphicFrameLocks xmlns:a="http://schemas.openxmlformats.org/drawingml/2006/main" noChangeAspect="1"/>
+            </wp:cNvGraphicFramePr>
+            <a:graphic xmlns:a="http://schemas.openxmlformats.org/drawingml/2006/main">
+              <a:graphicData uri="http://schemas.openxmlformats.org/drawingml/2006/picture">
+                <pic:pic xmlns:pic="http://schemas.openxmlformats.org/drawingml/2006/picture">
+                  <pic:nvPicPr>
+                    <pic:cNvPr id="100028" name="image100028" descr="image.png"/>
+                    <pic:cNvPicPr/>
+                  </pic:nvPicPr>
+                  <pic:blipFill>
+                    <a:blip r:embed="rId64"/>
+                    <a:stretch>
+                      <a:fillRect/>
+                    </a:stretch>
+                  </pic:blipFill>
+                  <pic:spPr>
+                    <a:xfrm>
+                      <a:off x="0" y="0"/>
+                      <a:ext cx="5829300" cy="3895725"/>
+                    </a:xfrm>
+                    <a:prstGeom prst="rect">
+                      <a:avLst/>
+                    </a:prstGeom>
+                  </pic:spPr>
+                </pic:pic>
+              </a:graphicData>
+            </a:graphic>
+          </wp:inline>
+        </w:drawing>
+      </w:r>
+      <w:r>
+        <w:t xml:space="preserve">  </w:t>
+      </w:r>
+    </w:p>
+    <w:p>
+      <w:pPr>
+        <w:pStyle w:val="a7"/>
+        <w:spacing w:line="360" w:lineRule="auto"/>
+        <w:jc w:val="center"/>
+      </w:pPr>
+      <w:r>
+        <w:rPr>
+          <w:rFonts w:ascii="Times New Roman" w:cs="Times New Roman"/>
+          <w:i/>
+          <w:iCs/>
+          <w:sz w:val="24"/>
+          <w:szCs w:val="24"/>
+        </w:rPr>
+        <w:t>Результаты тестирования общая оценка и ключевые метрики</w:t>
+      </w:r>
+      <w:r>
+        <w:t xml:space="preserve">  </w:t>
+      </w:r>
+    </w:p>
+    <w:p>
+      <w:pPr>
+        <w:spacing w:line="360" w:lineRule="auto"/>
+        <w:ind w:firstLine="709"/>
+        <w:jc w:val="both"/>
+      </w:pPr>
+      <w:r>
+        <w:rPr>
+          <w:rFonts w:ascii="Times New Roman" w:cs="Times New Roman"/>
+          <w:sz w:val="28"/>
+          <w:szCs w:val="28"/>
+        </w:rPr>
+        <w:t>Largest Contentful Paint (LCP) требует улучшения, порог указывает на задержку в отрисовке главного контента.</w:t>
+      </w:r>
+      <w:r>
+        <w:tab/>
+      </w:r>
+      <w:r>
+        <w:tab/>
+      </w:r>
+      <w:r>
+        <w:tab/>
+      </w:r>
+      <w:r>
+        <w:tab/>
+      </w:r>
+      <w:r>
+        <w:tab/>
+      </w:r>
+      <w:r>
+        <w:t xml:space="preserve">  </w:t>
+      </w:r>
+    </w:p>
+    <w:p>
+      <w:pPr>
+        <w:spacing w:line="360" w:lineRule="auto"/>
+        <w:ind w:firstLine="709"/>
+        <w:jc w:val="both"/>
+      </w:pPr>
+      <w:r>
+        <w:rPr>
+          <w:rFonts w:ascii="Times New Roman" w:hAnsi="Times New Roman" w:cs="Times New Roman"/>
+          <w:sz w:val="28"/>
+          <w:szCs w:val="28"/>
+        </w:rPr>
+        <w:t>Interaction to next paint (INP) хорошо, время отклика на взаимодействие пользователя, порог говорит о быстрой реакции интерфейса.</w:t>
+      </w:r>
+    </w:p>
+    <w:p>
+      <w:pPr>
+        <w:spacing w:line="360" w:lineRule="auto"/>
+        <w:ind w:firstLine="709"/>
+        <w:jc w:val="both"/>
+      </w:pPr>
+      <w:r>
+        <w:rPr>
+          <w:rFonts w:ascii="Times New Roman" w:hAnsi="Times New Roman" w:cs="Times New Roman"/>
+          <w:sz w:val="28"/>
+          <w:szCs w:val="28"/>
+        </w:rPr>
+        <w:t>Cumulative Layout Shift (CLS) хорошо, элементы страницы практически не смещаются при загрузке.</w:t>
+      </w:r>
+    </w:p>
+    <w:p>
+      <w:pPr>
+        <w:spacing w:line="360" w:lineRule="auto"/>
+        <w:ind w:firstLine="709"/>
+        <w:jc w:val="both"/>
+      </w:pPr>
+      <w:r>
+        <w:rPr>
+          <w:rFonts w:ascii="Times New Roman" w:hAnsi="Times New Roman" w:cs="Times New Roman"/>
+          <w:sz w:val="28"/>
+          <w:szCs w:val="28"/>
+        </w:rPr>
+        <w:t xml:space="preserve">First Contentful Paint (FCP)  хорошо, время до первого отображения контента.</w:t>
+      </w:r>
+    </w:p>
+    <w:p>
+      <w:pPr>
+        <w:spacing w:line="360" w:lineRule="auto"/>
+      </w:pPr>
+      <w:r>
+        <w:t>Time to first byte (TTFB) требует улучшения, значение на пороге указывает на некоторую задержку серверной части при ответе сервера на первый запрос.</w:t>
+      </w:r>
+    </w:p>
+    <w:p>
+      <w:r>
+        <w:t xml:space="preserve">  </w:t>
+      </w:r>
+    </w:p>
+    <w:p>
+      <w:r>
+        <w:t xml:space="preserve">  </w:t>
+      </w:r>
+    </w:p>
+    <w:p>
+      <w:r>
+        <w:t xml:space="preserve">  </w:t>
+      </w:r>
+    </w:p>
+    <w:p>
+      <w:pPr>
+        <w:spacing w:line="360" w:lineRule="auto"/>
+      </w:pPr>
+    </w:p>
+    <w:p>
+      <w:pPr>
+        <w:pageBreakBefore/>
+        <w:spacing w:line="360" w:lineRule="auto"/>
+        <w:ind w:firstLine="709"/>
+        <w:jc w:val="both"/>
+      </w:pPr>
       <w:bookmarkStart w:id="0" w:name="_GoBack"/>
+      <w:r>
+        <w:lastRenderedPageBreak/>
+      </w:r>
       <w:bookmarkEnd w:id="0"/>
     </w:p>
     <w:p>
       <w:pPr>
-        <w:rPr>
-          <w:b/>
-        </w:rPr>
-      </w:pPr>
-      <w:r>
-        <w:rPr>
-          <w:b/>
-        </w:rPr>
+        <w:jc w:val="both"/>
+        <w:rPr>
+          <w:b/>
+        </w:rPr>
+      </w:pPr>
+      <w:r>
         <w:lastRenderedPageBreak/>
+        <w:rPr>
+          <w:rFonts w:ascii="Times New Roman" w:hAnsi="Times New Roman" w:cs="Times New Roman" w:eastAsiaTheme="minorEastAsia"/>
+          <w:b/>
+          <w:bCs/>
+          <w:sz w:val="28"/>
+          <w:szCs w:val="24"/>
+        </w:rPr>
         <w:t xml:space="preserve">Вывод: </w:t>
       </w:r>
       <w:r>
-        <w:t>В ходе выполнения лабораторной работы были исследованы сетевые настройки локального компьютера и проверена доступность веб-приложения Google Документы (docs.google.com) с помощью диагностических утилит командной строки Windows.</w:t>
-      </w:r>
-      <w:r>
-        <w:t xml:space="preserve"> </w:t>
-      </w:r>
-      <w:r>
-        <w:t>Полученные данные позволили убедиться в корректной настройке TCP/IP на локальной машине, проверить работу шлюза и доступность внешнего ресурса </w:t>
-      </w:r>
-      <w:hyperlink r:id="rId33" w:tgtFrame="_blank" w:history="1">
-        <w:r>
-          <w:rPr>
-            <w:rStyle w:val="a9"/>
-          </w:rPr>
-          <w:t>docs.google.com</w:t>
-        </w:r>
-      </w:hyperlink>
-      <w:r>
-        <w:t>.</w:t>
-      </w:r>
+        <w:rPr>
+          <w:rFonts w:ascii="quote-cjk-patch" w:cs="quote-cjk-patch"/>
+          <w:sz w:val="24"/>
+          <w:szCs w:val="24"/>
+        </w:rPr>
+        <w:t xml:space="preserve">В ходе выполнения практической работы были изучены методы анализа HTTP-трафика с помощью анализатора Wireshark, а также проведена оценка производительности реального веб-ресурса </w:t>
+      </w:r>
+      <w:r>
+        <w:rPr>
+          <w:rFonts w:ascii="Menlo" w:cs="Menlo"/>
+        </w:rPr>
+        <w:t>docs.google.com</w:t>
+      </w:r>
+      <w:r>
+        <w:rPr>
+          <w:rFonts w:ascii="quote-cjk-patch" w:cs="quote-cjk-patch"/>
+          <w:sz w:val="24"/>
+          <w:szCs w:val="24"/>
+        </w:rPr>
+        <w:t xml:space="preserve"> с использованием сервиса Google PageSpeed Insights. Работа позволила освоить практические навыки анализа HTTP-трафика, изучения структуры запросов и ответов, понимания механизмов кэширования, а также оценки производительности веб-ресурсов с помощью современных инструментов. Полученные знания применимы для диагностики и оптимизации веб-приложений.</w:t>
+      </w:r>
+    </w:p>
+    <w:p>
+      <w:pPr>
+        <w:spacing w:line="360" w:lineRule="auto"/>
+      </w:pPr>
     </w:p>
     <w:sectPr>
       <w:pgSz w:w="11906" w:h="16838"/>
       <w:pgMar w:top="1134" w:right="850" w:bottom="1134" w:left="1701" w:header="708" w:footer="708" w:gutter="0"/>
-      <w:cols w:space="708"/>
       <w:docGrid w:linePitch="360"/>
     </w:sectPr>
   </w:body>

--- a/lab-2/lab2.docx
+++ b/lab-2/lab2.docx
@@ -1,6 +1,6 @@
 
 <file path=word/document.xml><?xml version="1.0" encoding="utf-8"?>
-<w:document xmlns:wpc="http://schemas.microsoft.com/office/word/2010/wordprocessingCanvas" xmlns:mc="http://schemas.openxmlformats.org/markup-compatibility/2006" xmlns:o="urn:schemas-microsoft-com:office:office" xmlns:r="http://schemas.openxmlformats.org/officeDocument/2006/relationships" xmlns:m="http://schemas.openxmlformats.org/officeDocument/2006/math" xmlns:v="urn:schemas-microsoft-com:vml" xmlns:wp14="http://schemas.microsoft.com/office/word/2010/wordprocessingDrawing" xmlns:wp="http://schemas.openxmlformats.org/drawingml/2006/wordprocessingDrawing" xmlns:w10="urn:schemas-microsoft-com:office:word" xmlns:w="http://schemas.openxmlformats.org/wordprocessingml/2006/main" xmlns:w14="http://schemas.microsoft.com/office/word/2010/wordml" xmlns:w15="http://schemas.microsoft.com/office/word/2012/wordml" xmlns:w16se="http://schemas.microsoft.com/office/word/2015/wordml/symex" xmlns:w16cid="http://schemas.microsoft.com/office/word/2016/wordml/cid" xmlns:w16="http://schemas.microsoft.com/office/word/2018/wordml" xmlns:w16cex="http://schemas.microsoft.com/office/word/2018/wordml/cex" xmlns:w16sdtdh="http://schemas.microsoft.com/office/word/2020/wordml/sdtdatahash" xmlns:wne="http://schemas.microsoft.com/office/word/2006/wordml" xmlns:wpg="http://schemas.microsoft.com/office/word/2010/wordprocessingGroup" xmlns:wps="http://schemas.microsoft.com/office/word/2010/wordprocessingShape" mc:Ignorable="w14 w15 w16se w16cid w16 w16cex w16sdtdh wp14">
+<w:document xmlns:wpc="http://schemas.microsoft.com/office/word/2010/wordprocessingCanvas" xmlns:cx="http://schemas.microsoft.com/office/drawing/2014/chartex" xmlns:cx1="http://schemas.microsoft.com/office/drawing/2015/9/8/chartex" xmlns:mc="http://schemas.openxmlformats.org/markup-compatibility/2006" xmlns:o="urn:schemas-microsoft-com:office:office" xmlns:r="http://schemas.openxmlformats.org/officeDocument/2006/relationships" xmlns:m="http://schemas.openxmlformats.org/officeDocument/2006/math" xmlns:v="urn:schemas-microsoft-com:vml" xmlns:wp14="http://schemas.microsoft.com/office/word/2010/wordprocessingDrawing" xmlns:wp="http://schemas.openxmlformats.org/drawingml/2006/wordprocessingDrawing" xmlns:w10="urn:schemas-microsoft-com:office:word" xmlns:w="http://schemas.openxmlformats.org/wordprocessingml/2006/main" xmlns:w14="http://schemas.microsoft.com/office/word/2010/wordml" xmlns:w15="http://schemas.microsoft.com/office/word/2012/wordml" xmlns:w16se="http://schemas.microsoft.com/office/word/2015/wordml/symex" xmlns:wpg="http://schemas.microsoft.com/office/word/2010/wordprocessingGroup" xmlns:wpi="http://schemas.microsoft.com/office/word/2010/wordprocessingInk" xmlns:wne="http://schemas.microsoft.com/office/word/2006/wordml" xmlns:wps="http://schemas.microsoft.com/office/word/2010/wordprocessingShape" mc:Ignorable="w14 w15 w16se wp14">
   <w:body>
     <w:p>
       <w:pPr>
@@ -14,10 +14,9 @@
       </w:pPr>
       <w:r>
         <w:rPr>
-          <w:rFonts w:ascii="Times New Roman" w:hAnsi="Times New Roman" w:eastAsia="Times New Roman" w:cs="Times New Roman"/>
+          <w:rFonts w:eastAsia="Times New Roman"/>
           <w:color w:val="000000"/>
           <w:sz w:val="24"/>
-          <w:szCs w:val="24"/>
         </w:rPr>
         <w:t>МИНИСТЕРСТВО НАУКИ И ВЫСШЕГО ОБРАЗОВАНИЯ РОССИЙСКОЙ ФЕДЕРАЦИИ</w:t>
       </w:r>
@@ -34,10 +33,9 @@
       </w:pPr>
       <w:r>
         <w:rPr>
-          <w:rFonts w:ascii="Times New Roman" w:hAnsi="Times New Roman" w:eastAsia="Times New Roman" w:cs="Times New Roman"/>
+          <w:rFonts w:eastAsia="Times New Roman"/>
           <w:color w:val="000000"/>
           <w:sz w:val="24"/>
-          <w:szCs w:val="24"/>
         </w:rPr>
         <w:t>ФЕДЕРАЛЬНОЕ ГОСУДАРСТВЕННОЕ БЮДЖЕТНОЕ ОБРАЗОВАТЕЛЬНОЕ </w:t>
       </w:r>
@@ -54,10 +52,9 @@
       </w:pPr>
       <w:r>
         <w:rPr>
-          <w:rFonts w:ascii="Times New Roman" w:hAnsi="Times New Roman" w:eastAsia="Times New Roman" w:cs="Times New Roman"/>
+          <w:rFonts w:eastAsia="Times New Roman"/>
           <w:color w:val="000000"/>
           <w:sz w:val="24"/>
-          <w:szCs w:val="24"/>
         </w:rPr>
         <w:t>УЧРЕЖДЕНИЕ ВЫСШЕГО ОБРАЗОВАНИЯ </w:t>
       </w:r>
@@ -74,10 +71,9 @@
       </w:pPr>
       <w:r>
         <w:rPr>
-          <w:rFonts w:ascii="Times New Roman" w:hAnsi="Times New Roman" w:eastAsia="Times New Roman" w:cs="Times New Roman"/>
+          <w:rFonts w:eastAsia="Times New Roman"/>
           <w:color w:val="000000"/>
           <w:sz w:val="24"/>
-          <w:szCs w:val="24"/>
         </w:rPr>
         <w:t>«ПОВОЛЖСКИЙ ГОСУДАРСТВЕННЫЙ ТЕХНОЛОГИЧЕСКИЙ УНИВЕРСИТЕТ»</w:t>
       </w:r>
@@ -113,21 +109,10 @@
       </w:pPr>
       <w:r>
         <w:rPr>
-          <w:rFonts w:ascii="Times New Roman" w:hAnsi="Times New Roman" w:eastAsia="Times New Roman" w:cs="Times New Roman"/>
+          <w:rFonts w:eastAsia="Times New Roman"/>
           <w:color w:val="000000"/>
-          <w:sz w:val="28"/>
-          <w:szCs w:val="24"/>
-        </w:rPr>
-        <w:t xml:space="preserve">Кафедра </w:t>
-      </w:r>
-      <w:r>
-        <w:rPr>
-          <w:rFonts w:ascii="Times New Roman" w:hAnsi="Times New Roman" w:eastAsia="Times New Roman" w:cs="Times New Roman"/>
-          <w:color w:val="000000"/>
-          <w:sz w:val="28"/>
-          <w:szCs w:val="24"/>
-        </w:rPr>
-        <w:t>радиотехники и связи</w:t>
+        </w:rPr>
+        <w:t>Кафедра радиотехники и связи</w:t>
       </w:r>
     </w:p>
     <w:p>
@@ -173,36 +158,21 @@
       </w:pPr>
       <w:r>
         <w:rPr>
-          <w:rFonts w:ascii="Times New Roman" w:hAnsi="Times New Roman" w:eastAsia="Times New Roman" w:cs="Times New Roman"/>
+          <w:rFonts w:eastAsia="Times New Roman"/>
           <w:b/>
           <w:bCs/>
           <w:color w:val="000000"/>
-          <w:sz w:val="28"/>
-          <w:szCs w:val="24"/>
         </w:rPr>
         <w:t xml:space="preserve">Отчет по </w:t>
       </w:r>
       <w:r>
         <w:rPr>
-          <w:rFonts w:ascii="Times New Roman" w:hAnsi="Times New Roman" w:eastAsia="Times New Roman" w:cs="Times New Roman"/>
+          <w:rFonts w:eastAsia="Times New Roman"/>
           <w:b/>
           <w:bCs/>
           <w:color w:val="000000"/>
-          <w:sz w:val="28"/>
-          <w:szCs w:val="24"/>
-        </w:rPr>
-        <w:t xml:space="preserve">лабораторной работе № </w:t>
-      </w:r>
-      <w:r>
-        <w:rPr>
-          <w:rFonts w:ascii="Times New Roman" w:hAnsi="Times New Roman" w:eastAsia="Times New Roman" w:cs="Times New Roman"/>
-          <w:b/>
-          <w:bCs/>
-          <w:color w:val="000000"/>
-          <w:sz w:val="28"/>
-          <w:szCs w:val="24"/>
-        </w:rPr>
-        <w:t>2</w:t>
+        </w:rPr>
+        <w:t>лабораторной работе № 2</w:t>
       </w:r>
     </w:p>
     <w:p>
@@ -216,35 +186,21 @@
       </w:pPr>
       <w:r>
         <w:rPr>
-          <w:rFonts w:ascii="Times New Roman" w:hAnsi="Times New Roman" w:eastAsia="Times New Roman" w:cs="Times New Roman"/>
+          <w:rFonts w:eastAsia="Times New Roman"/>
           <w:color w:val="000000"/>
-          <w:sz w:val="28"/>
-          <w:szCs w:val="24"/>
         </w:rPr>
         <w:t>“</w:t>
       </w:r>
       <w:r>
         <w:rPr>
-          <w:rFonts w:ascii="Times New Roman" w:hAnsi="Times New Roman" w:eastAsia="Times New Roman" w:cs="Times New Roman"/>
-          <w:sz w:val="28"/>
-          <w:szCs w:val="24"/>
-        </w:rPr>
-        <w:t xml:space="preserve">Анализ протокола </w:t>
-      </w:r>
-      <w:r>
-        <w:rPr>
-          <w:rFonts w:ascii="Times New Roman" w:hAnsi="Times New Roman" w:eastAsia="Times New Roman" w:cs="Times New Roman"/>
-          <w:sz w:val="28"/>
-          <w:szCs w:val="24"/>
-        </w:rPr>
-        <w:t>HTTP</w:t>
-      </w:r>
-      <w:r>
-        <w:rPr>
-          <w:rFonts w:ascii="Times New Roman" w:hAnsi="Times New Roman" w:eastAsia="Times New Roman" w:cs="Times New Roman"/>
+          <w:rFonts w:eastAsia="Times New Roman"/>
+        </w:rPr>
+        <w:t>Анализ протокола HTTP</w:t>
+      </w:r>
+      <w:r>
+        <w:rPr>
+          <w:rFonts w:eastAsia="Times New Roman"/>
           <w:color w:val="000000"/>
-          <w:sz w:val="28"/>
-          <w:szCs w:val="24"/>
         </w:rPr>
         <w:t>”</w:t>
       </w:r>
@@ -259,7 +215,7 @@
         </w:rPr>
       </w:pPr>
       <w:r>
-        <w:br w:type="textWrapping"/>
+        <w:br/>
       </w:r>
     </w:p>
     <w:p>
@@ -272,7 +228,7 @@
         </w:rPr>
       </w:pPr>
       <w:r>
-        <w:br w:type="textWrapping"/>
+        <w:br/>
       </w:r>
     </w:p>
     <w:p>
@@ -285,10 +241,10 @@
         </w:rPr>
       </w:pPr>
       <w:r>
-        <w:br w:type="textWrapping"/>
-      </w:r>
-      <w:r>
-        <w:br w:type="textWrapping"/>
+        <w:br/>
+      </w:r>
+      <w:r>
+        <w:br/>
       </w:r>
     </w:p>
     <w:p>
@@ -302,46 +258,25 @@
       </w:pPr>
       <w:r>
         <w:rPr>
-          <w:rFonts w:ascii="Times New Roman" w:hAnsi="Times New Roman" w:eastAsia="Times New Roman" w:cs="Times New Roman"/>
+          <w:rFonts w:eastAsia="Times New Roman"/>
           <w:color w:val="000000"/>
-          <w:sz w:val="28"/>
-          <w:szCs w:val="24"/>
-        </w:rPr>
-        <w:t>Вы</w:t>
-      </w:r>
-      <w:r>
-        <w:rPr>
-          <w:rFonts w:ascii="Times New Roman" w:hAnsi="Times New Roman" w:eastAsia="Times New Roman" w:cs="Times New Roman"/>
+        </w:rPr>
+        <w:t>Выполнил: обучающийся гр. ИСТ-</w:t>
+      </w:r>
+      <w:r>
+        <w:rPr>
+          <w:rFonts w:eastAsia="Times New Roman"/>
           <w:color w:val="000000"/>
-          <w:sz w:val="28"/>
-          <w:szCs w:val="24"/>
-        </w:rPr>
-        <w:t xml:space="preserve">полнил: </w:t>
-      </w:r>
-      <w:r>
-        <w:rPr>
-          <w:rFonts w:ascii="Times New Roman" w:hAnsi="Times New Roman" w:eastAsia="Times New Roman" w:cs="Times New Roman"/>
+          <w:lang w:val="en-US"/>
+        </w:rPr>
+        <w:t>3</w:t>
+      </w:r>
+      <w:bookmarkStart w:id="0" w:name="_GoBack"/>
+      <w:bookmarkEnd w:id="0"/>
+      <w:r>
+        <w:rPr>
+          <w:rFonts w:eastAsia="Times New Roman"/>
           <w:color w:val="000000"/>
-          <w:sz w:val="28"/>
-          <w:szCs w:val="24"/>
-        </w:rPr>
-        <w:t xml:space="preserve">обучающийся гр. </w:t>
-      </w:r>
-      <w:r>
-        <w:rPr>
-          <w:rFonts w:ascii="Times New Roman" w:hAnsi="Times New Roman" w:eastAsia="Times New Roman" w:cs="Times New Roman"/>
-          <w:color w:val="000000"/>
-          <w:sz w:val="28"/>
-          <w:szCs w:val="24"/>
-        </w:rPr>
-        <w:t>ИСТ-2</w:t>
-      </w:r>
-      <w:r>
-        <w:rPr>
-          <w:rFonts w:ascii="Times New Roman" w:hAnsi="Times New Roman" w:eastAsia="Times New Roman" w:cs="Times New Roman"/>
-          <w:color w:val="000000"/>
-          <w:sz w:val="28"/>
-          <w:szCs w:val="24"/>
         </w:rPr>
         <w:t>3</w:t>
       </w:r>
@@ -357,10 +292,8 @@
       </w:pPr>
       <w:r>
         <w:rPr>
-          <w:rFonts w:ascii="Times New Roman" w:hAnsi="Times New Roman" w:eastAsia="Times New Roman" w:cs="Times New Roman"/>
+          <w:rFonts w:eastAsia="Times New Roman"/>
           <w:color w:val="000000"/>
-          <w:sz w:val="28"/>
-          <w:szCs w:val="24"/>
         </w:rPr>
         <w:t>Петров В.Д.</w:t>
       </w:r>
@@ -376,21 +309,10 @@
       </w:pPr>
       <w:r>
         <w:rPr>
-          <w:rFonts w:ascii="Times New Roman" w:hAnsi="Times New Roman" w:eastAsia="Times New Roman" w:cs="Times New Roman"/>
+          <w:rFonts w:eastAsia="Times New Roman"/>
           <w:color w:val="000000"/>
-          <w:sz w:val="28"/>
-          <w:szCs w:val="24"/>
-        </w:rPr>
-        <w:t xml:space="preserve">Проверил: </w:t>
-      </w:r>
-      <w:r>
-        <w:rPr>
-          <w:rFonts w:ascii="Times New Roman" w:hAnsi="Times New Roman" w:eastAsia="Times New Roman" w:cs="Times New Roman"/>
-          <w:color w:val="000000"/>
-          <w:sz w:val="28"/>
-          <w:szCs w:val="24"/>
-        </w:rPr>
-        <w:t>Чесноков С. Е.</w:t>
+        </w:rPr>
+        <w:t>Проверил: Чесноков С. Е.</w:t>
       </w:r>
     </w:p>
     <w:p>
@@ -415,10 +337,8 @@
       </w:pPr>
       <w:r>
         <w:rPr>
-          <w:rFonts w:ascii="Times New Roman" w:hAnsi="Times New Roman" w:eastAsia="Times New Roman" w:cs="Times New Roman"/>
+          <w:rFonts w:eastAsia="Times New Roman"/>
           <w:color w:val="000000"/>
-          <w:sz w:val="28"/>
-          <w:szCs w:val="24"/>
         </w:rPr>
         <w:t>Дата защиты _____________________</w:t>
       </w:r>
@@ -435,10 +355,8 @@
       </w:pPr>
       <w:r>
         <w:rPr>
-          <w:rFonts w:ascii="Times New Roman" w:hAnsi="Times New Roman" w:eastAsia="Times New Roman" w:cs="Times New Roman"/>
+          <w:rFonts w:eastAsia="Times New Roman"/>
           <w:color w:val="000000"/>
-          <w:sz w:val="28"/>
-          <w:szCs w:val="24"/>
         </w:rPr>
         <w:t>Оценка  _________________________</w:t>
       </w:r>
@@ -453,28 +371,28 @@
         </w:rPr>
       </w:pPr>
       <w:r>
-        <w:br w:type="textWrapping"/>
-      </w:r>
-      <w:r>
-        <w:br w:type="textWrapping"/>
-      </w:r>
-      <w:r>
-        <w:br w:type="textWrapping"/>
-      </w:r>
-      <w:r>
-        <w:br w:type="textWrapping"/>
-      </w:r>
-      <w:r>
-        <w:br w:type="textWrapping"/>
-      </w:r>
-      <w:r>
-        <w:br w:type="textWrapping"/>
-      </w:r>
-      <w:r>
-        <w:br w:type="textWrapping"/>
-      </w:r>
-      <w:r>
-        <w:br w:type="textWrapping"/>
+        <w:br/>
+      </w:r>
+      <w:r>
+        <w:br/>
+      </w:r>
+      <w:r>
+        <w:br/>
+      </w:r>
+      <w:r>
+        <w:br/>
+      </w:r>
+      <w:r>
+        <w:br/>
+      </w:r>
+      <w:r>
+        <w:br/>
+      </w:r>
+      <w:r>
+        <w:br/>
+      </w:r>
+      <w:r>
+        <w:br/>
       </w:r>
     </w:p>
     <w:p>
@@ -491,7 +409,6 @@
     <w:p>
       <w:pPr>
         <w:spacing w:after="120" w:line="240" w:lineRule="auto"/>
-        <w:jc w:val="both"/>
         <w:rPr>
           <w:rFonts w:eastAsia="Times New Roman"/>
           <w:color w:val="000000"/>
@@ -521,10 +438,8 @@
       </w:pPr>
       <w:r>
         <w:rPr>
-          <w:rFonts w:ascii="Times New Roman" w:hAnsi="Times New Roman" w:eastAsia="Times New Roman" w:cs="Times New Roman"/>
+          <w:rFonts w:eastAsia="Times New Roman"/>
           <w:color w:val="000000"/>
-          <w:sz w:val="28"/>
-          <w:szCs w:val="24"/>
         </w:rPr>
         <w:t>Йошкар-Ола</w:t>
       </w:r>
@@ -538,23 +453,12 @@
       </w:pPr>
       <w:r>
         <w:rPr>
-          <w:rFonts w:ascii="Times New Roman" w:hAnsi="Times New Roman" w:eastAsia="Times New Roman" w:cs="Times New Roman"/>
+          <w:rFonts w:eastAsia="Times New Roman"/>
           <w:color w:val="000000"/>
-          <w:sz w:val="28"/>
-          <w:szCs w:val="24"/>
-        </w:rPr>
-        <w:t>20</w:t>
-      </w:r>
-      <w:r>
-        <w:rPr>
-          <w:rFonts w:ascii="Times New Roman" w:hAnsi="Times New Roman" w:eastAsia="Times New Roman" w:cs="Times New Roman"/>
-          <w:color w:val="000000"/>
-          <w:sz w:val="28"/>
-          <w:szCs w:val="24"/>
-        </w:rPr>
-        <w:t>26</w:t>
-      </w:r>
-      <w:r/>
+        </w:rPr>
+        <w:lastRenderedPageBreak/>
+        <w:t>2026</w:t>
+      </w:r>
     </w:p>
     <w:p>
       <w:r>
@@ -564,50 +468,33 @@
     <w:p>
       <w:pPr>
         <w:pStyle w:val="1"/>
-        <w:jc w:val="center"/>
-      </w:pPr>
-      <w:r>
+      </w:pPr>
+      <w:r>
+        <w:rPr>
+          <w:rFonts w:cs="Calibri"/>
+          <w:bCs/>
+        </w:rPr>
         <w:lastRenderedPageBreak/>
-        <w:rPr>
-          <w:rFonts w:ascii="Calibri" w:hAnsi="Times New Roman" w:cs="Calibri" w:asciiTheme="minorHAnsi" w:eastAsiaTheme="majorEastAsia" w:csTheme="majorBidi"/>
-          <w:b/>
-          <w:bCs/>
-          <w:color w:val="000000" w:themeColor="text1"/>
-          <w:sz w:val="28"/>
-          <w:szCs w:val="32"/>
-        </w:rPr>
         <w:t>Практическая</w:t>
       </w:r>
       <w:r>
         <w:rPr>
-          <w:rFonts w:ascii="Calibri" w:hAnsi="Times New Roman" w:cs="Calibri" w:asciiTheme="minorHAnsi" w:eastAsiaTheme="majorEastAsia" w:csTheme="majorBidi"/>
-          <w:b/>
-          <w:bCs/>
-          <w:color w:val="000000" w:themeColor="text1"/>
-          <w:sz w:val="28"/>
-          <w:szCs w:val="32"/>
-        </w:rPr>
-        <w:t xml:space="preserve"> </w:t>
-      </w:r>
-      <w:r>
-        <w:rPr>
-          <w:rFonts w:ascii="Calibri" w:hAnsi="Times New Roman" w:cs="Calibri" w:asciiTheme="minorHAnsi" w:eastAsiaTheme="majorEastAsia" w:csTheme="majorBidi"/>
-          <w:b/>
-          <w:bCs/>
-          <w:color w:val="000000" w:themeColor="text1"/>
-          <w:sz w:val="28"/>
-          <w:szCs w:val="32"/>
+          <w:rFonts w:cs="Calibri"/>
+          <w:bCs/>
+        </w:rPr>
+        <w:t xml:space="preserve"> </w:t>
+      </w:r>
+      <w:r>
+        <w:rPr>
+          <w:rFonts w:cs="Calibri"/>
+          <w:bCs/>
         </w:rPr>
         <w:t>работа</w:t>
       </w:r>
       <w:r>
         <w:rPr>
-          <w:rFonts w:ascii="Calibri" w:hAnsi="Times New Roman" w:cs="Calibri" w:asciiTheme="minorHAnsi" w:eastAsiaTheme="majorEastAsia" w:csTheme="majorBidi"/>
-          <w:b/>
-          <w:bCs/>
-          <w:color w:val="000000" w:themeColor="text1"/>
-          <w:sz w:val="28"/>
-          <w:szCs w:val="32"/>
+          <w:rFonts w:cs="Calibri"/>
+          <w:bCs/>
         </w:rPr>
         <w:t xml:space="preserve"> </w:t>
       </w:r>
@@ -615,90 +502,53 @@
     <w:p>
       <w:pPr>
         <w:pStyle w:val="1"/>
-        <w:jc w:val="center"/>
-      </w:pPr>
-      <w:r>
-        <w:rPr>
-          <w:rFonts w:ascii="Calibri" w:hAnsi="Times New Roman" w:cs="Calibri" w:asciiTheme="minorHAnsi" w:eastAsiaTheme="majorEastAsia" w:csTheme="majorBidi"/>
-          <w:b/>
-          <w:bCs/>
-          <w:color w:val="000000" w:themeColor="text1"/>
-          <w:sz w:val="28"/>
-          <w:szCs w:val="32"/>
+      </w:pPr>
+      <w:r>
+        <w:rPr>
+          <w:rFonts w:cs="Calibri"/>
+          <w:bCs/>
         </w:rPr>
         <w:t>Загрузка</w:t>
       </w:r>
       <w:r>
         <w:rPr>
-          <w:rFonts w:ascii="Calibri" w:hAnsi="Times New Roman" w:cs="Calibri" w:asciiTheme="minorHAnsi" w:eastAsiaTheme="majorEastAsia" w:csTheme="majorBidi"/>
-          <w:b/>
-          <w:bCs/>
-          <w:color w:val="000000" w:themeColor="text1"/>
-          <w:sz w:val="28"/>
-          <w:szCs w:val="32"/>
-        </w:rPr>
-        <w:t xml:space="preserve"> </w:t>
-      </w:r>
-      <w:r>
-        <w:rPr>
-          <w:rFonts w:ascii="Calibri" w:hAnsi="Times New Roman" w:cs="Calibri" w:asciiTheme="minorHAnsi" w:eastAsiaTheme="majorEastAsia" w:csTheme="majorBidi"/>
-          <w:b/>
-          <w:bCs/>
-          <w:color w:val="000000" w:themeColor="text1"/>
-          <w:sz w:val="28"/>
-          <w:szCs w:val="32"/>
+          <w:rFonts w:cs="Calibri"/>
+          <w:bCs/>
+        </w:rPr>
+        <w:t xml:space="preserve"> </w:t>
+      </w:r>
+      <w:r>
+        <w:rPr>
+          <w:rFonts w:cs="Calibri"/>
+          <w:bCs/>
         </w:rPr>
         <w:t>файла</w:t>
       </w:r>
       <w:r>
         <w:rPr>
-          <w:rFonts w:ascii="Calibri" w:hAnsi="Times New Roman" w:cs="Calibri" w:asciiTheme="minorHAnsi" w:eastAsiaTheme="majorEastAsia" w:csTheme="majorBidi"/>
-          <w:b/>
-          <w:bCs/>
-          <w:color w:val="000000" w:themeColor="text1"/>
-          <w:sz w:val="28"/>
-          <w:szCs w:val="32"/>
-        </w:rPr>
-        <w:t xml:space="preserve"> </w:t>
-      </w:r>
-      <w:r>
-        <w:rPr>
-          <w:rFonts w:ascii="Calibri" w:hAnsi="Times New Roman" w:cs="Calibri" w:asciiTheme="minorHAnsi" w:eastAsiaTheme="majorEastAsia" w:csTheme="majorBidi"/>
-          <w:b/>
-          <w:bCs/>
-          <w:color w:val="000000" w:themeColor="text1"/>
-          <w:sz w:val="28"/>
-          <w:szCs w:val="32"/>
+          <w:rFonts w:cs="Calibri"/>
+          <w:bCs/>
+        </w:rPr>
+        <w:t xml:space="preserve"> </w:t>
+      </w:r>
+      <w:r>
+        <w:rPr>
+          <w:rFonts w:cs="Calibri"/>
+          <w:bCs/>
         </w:rPr>
         <w:t>трассировки</w:t>
       </w:r>
       <w:r>
         <w:rPr>
-          <w:rFonts w:ascii="Calibri" w:hAnsi="Times New Roman" w:cs="Calibri" w:asciiTheme="minorHAnsi" w:eastAsiaTheme="majorEastAsia" w:csTheme="majorBidi"/>
-          <w:b/>
-          <w:bCs/>
-          <w:color w:val="000000" w:themeColor="text1"/>
-          <w:sz w:val="28"/>
-          <w:szCs w:val="32"/>
-        </w:rPr>
-        <w:t xml:space="preserve"> </w:t>
-      </w:r>
-      <w:r>
-        <w:rPr>
-          <w:rFonts w:ascii="Calibri" w:hAnsi="Times New Roman" w:cs="Calibri" w:asciiTheme="minorHAnsi" w:eastAsiaTheme="majorEastAsia" w:csTheme="majorBidi"/>
-          <w:b/>
-          <w:bCs/>
-          <w:color w:val="000000" w:themeColor="text1"/>
-          <w:sz w:val="28"/>
-          <w:szCs w:val="32"/>
-        </w:rPr>
-        <w:t>HTTP</w:t>
+          <w:rFonts w:cs="Calibri"/>
+          <w:bCs/>
+        </w:rPr>
+        <w:t xml:space="preserve"> HTTP</w:t>
       </w:r>
     </w:p>
     <w:p>
       <w:pPr>
         <w:pStyle w:val="a5"/>
-        <w:jc w:val="center"/>
       </w:pPr>
       <w:r>
         <w:drawing>
@@ -717,7 +567,7 @@
                     <pic:cNvPicPr/>
                   </pic:nvPicPr>
                   <pic:blipFill>
-                    <a:blip r:embed="rId36"/>
+                    <a:blip r:embed="rId5"/>
                     <a:stretch>
                       <a:fillRect/>
                     </a:stretch>
@@ -741,43 +591,17 @@
     <w:p>
       <w:pPr>
         <w:pStyle w:val="a7"/>
-        <w:jc w:val="center"/>
-      </w:pPr>
-      <w:r>
-        <w:rPr>
-          <w:rFonts w:ascii="Times New Roman" w:hAnsi="Times New Roman" w:cs="Times New Roman" w:eastAsiaTheme="minorEastAsia"/>
-          <w:i/>
+      </w:pPr>
+      <w:r>
+        <w:rPr>
           <w:iCs/>
-          <w:sz w:val="24"/>
-          <w:szCs w:val="24"/>
-        </w:rPr>
-        <w:t xml:space="preserve">Окно </w:t>
-      </w:r>
-      <w:r>
-        <w:rPr>
-          <w:rFonts w:ascii="Times New Roman" w:hAnsi="Times New Roman" w:cs="Times New Roman" w:eastAsiaTheme="minorEastAsia"/>
-          <w:i/>
-          <w:iCs/>
-          <w:sz w:val="24"/>
-          <w:szCs w:val="24"/>
-        </w:rPr>
-        <w:t xml:space="preserve">Wireshark </w:t>
-      </w:r>
-      <w:r>
-        <w:rPr>
-          <w:rFonts w:ascii="Times New Roman" w:hAnsi="Times New Roman" w:cs="Times New Roman" w:eastAsiaTheme="minorEastAsia"/>
-          <w:i/>
-          <w:iCs/>
-          <w:sz w:val="24"/>
-          <w:szCs w:val="24"/>
-        </w:rPr>
-        <w:t>после загрузки файла</w:t>
+        </w:rPr>
+        <w:t>Окно Wireshark после загрузки файла</w:t>
       </w:r>
     </w:p>
     <w:p>
       <w:pPr>
         <w:pStyle w:val="a5"/>
-        <w:jc w:val="center"/>
       </w:pPr>
       <w:r>
         <w:drawing>
@@ -796,7 +620,7 @@
                     <pic:cNvPicPr/>
                   </pic:nvPicPr>
                   <pic:blipFill>
-                    <a:blip r:embed="rId37"/>
+                    <a:blip r:embed="rId6"/>
                     <a:stretch>
                       <a:fillRect/>
                     </a:stretch>
@@ -820,15 +644,10 @@
     <w:p>
       <w:pPr>
         <w:pStyle w:val="a7"/>
-        <w:jc w:val="center"/>
-      </w:pPr>
-      <w:r>
-        <w:rPr>
-          <w:rFonts w:ascii="Times New Roman" w:hAnsi="Times New Roman" w:cs="Times New Roman" w:eastAsiaTheme="minorEastAsia"/>
-          <w:i/>
+      </w:pPr>
+      <w:r>
+        <w:rPr>
           <w:iCs/>
-          <w:sz w:val="24"/>
-          <w:szCs w:val="24"/>
         </w:rPr>
         <w:t>Окно свойств файла захвата</w:t>
       </w:r>
@@ -836,7 +655,6 @@
     <w:p>
       <w:pPr>
         <w:pStyle w:val="a5"/>
-        <w:jc w:val="center"/>
       </w:pPr>
       <w:r>
         <w:drawing>
@@ -855,7 +673,7 @@
                     <pic:cNvPicPr/>
                   </pic:nvPicPr>
                   <pic:blipFill>
-                    <a:blip r:embed="rId38"/>
+                    <a:blip r:embed="rId7"/>
                     <a:stretch>
                       <a:fillRect/>
                     </a:stretch>
@@ -879,33 +697,17 @@
     <w:p>
       <w:pPr>
         <w:pStyle w:val="a7"/>
-        <w:jc w:val="center"/>
-      </w:pPr>
-      <w:r>
-        <w:rPr>
-          <w:rFonts w:ascii="Times New Roman" w:hAnsi="Times New Roman" w:cs="Times New Roman" w:eastAsiaTheme="minorEastAsia"/>
-          <w:i/>
+      </w:pPr>
+      <w:r>
+        <w:rPr>
           <w:iCs/>
-          <w:sz w:val="24"/>
-          <w:szCs w:val="24"/>
-        </w:rPr>
-        <w:t xml:space="preserve">Количество пакетов перехваченных </w:t>
-      </w:r>
-      <w:r>
-        <w:rPr>
-          <w:rFonts w:ascii="Times New Roman" w:hAnsi="Times New Roman" w:cs="Times New Roman" w:eastAsiaTheme="minorEastAsia"/>
-          <w:i/>
-          <w:iCs/>
-          <w:sz w:val="24"/>
-          <w:szCs w:val="24"/>
-        </w:rPr>
-        <w:t>Wireshark</w:t>
+        </w:rPr>
+        <w:t>Количество пакетов перехваченных Wireshark</w:t>
       </w:r>
     </w:p>
     <w:p>
       <w:pPr>
         <w:pStyle w:val="a5"/>
-        <w:jc w:val="center"/>
       </w:pPr>
       <w:r>
         <w:lastRenderedPageBreak/>
@@ -925,7 +727,7 @@
                     <pic:cNvPicPr/>
                   </pic:nvPicPr>
                   <pic:blipFill>
-                    <a:blip r:embed="rId39"/>
+                    <a:blip r:embed="rId8"/>
                     <a:stretch>
                       <a:fillRect/>
                     </a:stretch>
@@ -949,15 +751,10 @@
     <w:p>
       <w:pPr>
         <w:pStyle w:val="a7"/>
-        <w:jc w:val="center"/>
-      </w:pPr>
-      <w:r>
-        <w:rPr>
-          <w:rFonts w:ascii="Times New Roman" w:hAnsi="Times New Roman" w:cs="Times New Roman" w:eastAsiaTheme="minorEastAsia"/>
-          <w:i/>
+      </w:pPr>
+      <w:r>
+        <w:rPr>
           <w:iCs/>
-          <w:sz w:val="24"/>
-          <w:szCs w:val="24"/>
         </w:rPr>
         <w:t>Общий объем пакетов</w:t>
       </w:r>
@@ -965,7 +762,6 @@
     <w:p>
       <w:pPr>
         <w:pStyle w:val="a5"/>
-        <w:jc w:val="center"/>
       </w:pPr>
       <w:r>
         <w:drawing>
@@ -984,7 +780,7 @@
                     <pic:cNvPicPr/>
                   </pic:nvPicPr>
                   <pic:blipFill>
-                    <a:blip r:embed="rId40"/>
+                    <a:blip r:embed="rId9"/>
                     <a:stretch>
                       <a:fillRect/>
                     </a:stretch>
@@ -1008,33 +804,17 @@
     <w:p>
       <w:pPr>
         <w:pStyle w:val="a7"/>
-        <w:jc w:val="center"/>
-      </w:pPr>
-      <w:r>
-        <w:rPr>
-          <w:rFonts w:ascii="Times New Roman" w:hAnsi="Times New Roman" w:cs="Times New Roman" w:eastAsiaTheme="minorEastAsia"/>
-          <w:i/>
+      </w:pPr>
+      <w:r>
+        <w:rPr>
           <w:iCs/>
-          <w:sz w:val="24"/>
-          <w:szCs w:val="24"/>
-        </w:rPr>
-        <w:t xml:space="preserve">Количество пакетов </w:t>
-      </w:r>
-      <w:r>
-        <w:rPr>
-          <w:rFonts w:ascii="Times New Roman" w:hAnsi="Times New Roman" w:cs="Times New Roman" w:eastAsiaTheme="minorEastAsia"/>
-          <w:i/>
-          <w:iCs/>
-          <w:sz w:val="24"/>
-          <w:szCs w:val="24"/>
-        </w:rPr>
-        <w:t>HTTP Request (98)</w:t>
+        </w:rPr>
+        <w:t>Количество пакетов HTTP Request (98)</w:t>
       </w:r>
     </w:p>
     <w:p>
       <w:pPr>
         <w:pStyle w:val="a5"/>
-        <w:jc w:val="center"/>
       </w:pPr>
       <w:r>
         <w:drawing>
@@ -1053,7 +833,7 @@
                     <pic:cNvPicPr/>
                   </pic:nvPicPr>
                   <pic:blipFill>
-                    <a:blip r:embed="rId41"/>
+                    <a:blip r:embed="rId10"/>
                     <a:stretch>
                       <a:fillRect/>
                     </a:stretch>
@@ -1077,27 +857,12 @@
     <w:p>
       <w:pPr>
         <w:pStyle w:val="a7"/>
-        <w:jc w:val="center"/>
-      </w:pPr>
-      <w:r>
-        <w:rPr>
-          <w:rFonts w:ascii="Times New Roman" w:hAnsi="Times New Roman" w:cs="Times New Roman" w:eastAsiaTheme="minorEastAsia"/>
-          <w:i/>
+      </w:pPr>
+      <w:r>
+        <w:rPr>
           <w:iCs/>
-          <w:sz w:val="24"/>
-          <w:szCs w:val="24"/>
-        </w:rPr>
-        <w:t xml:space="preserve">Количество пакетов </w:t>
-      </w:r>
-      <w:r>
-        <w:rPr>
-          <w:rFonts w:ascii="Times New Roman" w:hAnsi="Times New Roman" w:cs="Times New Roman" w:eastAsiaTheme="minorEastAsia"/>
-          <w:i/>
-          <w:iCs/>
-          <w:sz w:val="24"/>
-          <w:szCs w:val="24"/>
-        </w:rPr>
-        <w:t>HTTP Response</w:t>
+        </w:rPr>
+        <w:t>Количество пакетов HTTP Response</w:t>
       </w:r>
     </w:p>
     <w:p>
@@ -1107,118 +872,77 @@
         <w:spacing w:after="160" w:line="259" w:lineRule="auto"/>
         <w:jc w:val="left"/>
         <w:rPr>
-          <w:rFonts w:ascii="Calibri" w:asciiTheme="minorHAnsi" w:eastAsiaTheme="majorEastAsia" w:csTheme="majorBidi"/>
+          <w:rFonts w:asciiTheme="minorHAnsi" w:eastAsiaTheme="majorEastAsia"/>
           <w:b/>
           <w:color w:val="000000" w:themeColor="text1"/>
           <w:szCs w:val="32"/>
         </w:rPr>
       </w:pPr>
-      <w:r>
-        <w:lastRenderedPageBreak/>
-      </w:r>
     </w:p>
     <w:p>
       <w:pPr>
         <w:pStyle w:val="1"/>
-        <w:jc w:val="center"/>
-      </w:pPr>
-      <w:r>
-        <w:lastRenderedPageBreak/>
-        <w:rPr>
-          <w:rFonts w:ascii="Calibri" w:hAnsi="Times New Roman" w:cs="Calibri" w:asciiTheme="minorHAnsi" w:eastAsiaTheme="majorEastAsia" w:csTheme="majorBidi"/>
-          <w:b/>
-          <w:bCs/>
-          <w:color w:val="000000" w:themeColor="text1"/>
-          <w:sz w:val="28"/>
-          <w:szCs w:val="32"/>
+      </w:pPr>
+      <w:r>
+        <w:rPr>
+          <w:rFonts w:cs="Calibri"/>
+          <w:bCs/>
         </w:rPr>
         <w:t>Изучение</w:t>
       </w:r>
       <w:r>
         <w:rPr>
-          <w:rFonts w:ascii="Calibri" w:hAnsi="Times New Roman" w:cs="Calibri" w:asciiTheme="minorHAnsi" w:eastAsiaTheme="majorEastAsia" w:csTheme="majorBidi"/>
-          <w:b/>
-          <w:bCs/>
-          <w:color w:val="000000" w:themeColor="text1"/>
-          <w:sz w:val="28"/>
-          <w:szCs w:val="32"/>
-        </w:rPr>
-        <w:t xml:space="preserve"> </w:t>
-      </w:r>
-      <w:r>
-        <w:rPr>
-          <w:rFonts w:ascii="Calibri" w:hAnsi="Times New Roman" w:cs="Calibri" w:asciiTheme="minorHAnsi" w:eastAsiaTheme="majorEastAsia" w:csTheme="majorBidi"/>
-          <w:b/>
-          <w:bCs/>
-          <w:color w:val="000000" w:themeColor="text1"/>
-          <w:sz w:val="28"/>
-          <w:szCs w:val="32"/>
+          <w:rFonts w:cs="Calibri"/>
+          <w:bCs/>
+        </w:rPr>
+        <w:t xml:space="preserve"> </w:t>
+      </w:r>
+      <w:r>
+        <w:rPr>
+          <w:rFonts w:cs="Calibri"/>
+          <w:bCs/>
         </w:rPr>
         <w:t>трассировки</w:t>
       </w:r>
       <w:r>
         <w:rPr>
-          <w:rFonts w:ascii="Calibri" w:hAnsi="Times New Roman" w:cs="Calibri" w:asciiTheme="minorHAnsi" w:eastAsiaTheme="majorEastAsia" w:csTheme="majorBidi"/>
-          <w:b/>
-          <w:bCs/>
-          <w:color w:val="000000" w:themeColor="text1"/>
-          <w:sz w:val="28"/>
-          <w:szCs w:val="32"/>
-        </w:rPr>
-        <w:t xml:space="preserve"> </w:t>
-      </w:r>
-      <w:r>
-        <w:rPr>
-          <w:rFonts w:ascii="Calibri" w:hAnsi="Times New Roman" w:cs="Calibri" w:asciiTheme="minorHAnsi" w:eastAsiaTheme="majorEastAsia" w:csTheme="majorBidi"/>
-          <w:b/>
-          <w:bCs/>
-          <w:color w:val="000000" w:themeColor="text1"/>
-          <w:sz w:val="28"/>
-          <w:szCs w:val="32"/>
+          <w:rFonts w:cs="Calibri"/>
+          <w:bCs/>
+        </w:rPr>
+        <w:t xml:space="preserve"> </w:t>
+      </w:r>
+      <w:r>
+        <w:rPr>
+          <w:rFonts w:cs="Calibri"/>
+          <w:bCs/>
         </w:rPr>
         <w:t>запроса</w:t>
       </w:r>
       <w:r>
         <w:rPr>
-          <w:rFonts w:ascii="Calibri" w:hAnsi="Times New Roman" w:cs="Calibri" w:asciiTheme="minorHAnsi" w:eastAsiaTheme="majorEastAsia" w:csTheme="majorBidi"/>
-          <w:b/>
-          <w:bCs/>
-          <w:color w:val="000000" w:themeColor="text1"/>
-          <w:sz w:val="28"/>
-          <w:szCs w:val="32"/>
-        </w:rPr>
-        <w:t xml:space="preserve"> </w:t>
-      </w:r>
-      <w:r>
-        <w:rPr>
-          <w:rFonts w:ascii="Calibri" w:hAnsi="Times New Roman" w:cs="Calibri" w:asciiTheme="minorHAnsi" w:eastAsiaTheme="majorEastAsia" w:csTheme="majorBidi"/>
-          <w:b/>
-          <w:bCs/>
-          <w:color w:val="000000" w:themeColor="text1"/>
-          <w:sz w:val="28"/>
-          <w:szCs w:val="32"/>
+          <w:rFonts w:cs="Calibri"/>
+          <w:bCs/>
+        </w:rPr>
+        <w:t xml:space="preserve"> </w:t>
+      </w:r>
+      <w:r>
+        <w:rPr>
+          <w:rFonts w:cs="Calibri"/>
+          <w:bCs/>
         </w:rPr>
         <w:t>и</w:t>
       </w:r>
       <w:r>
         <w:rPr>
-          <w:rFonts w:ascii="Calibri" w:hAnsi="Times New Roman" w:cs="Calibri" w:asciiTheme="minorHAnsi" w:eastAsiaTheme="majorEastAsia" w:csTheme="majorBidi"/>
-          <w:b/>
-          <w:bCs/>
-          <w:color w:val="000000" w:themeColor="text1"/>
-          <w:sz w:val="28"/>
-          <w:szCs w:val="32"/>
-        </w:rPr>
-        <w:t xml:space="preserve"> </w:t>
-      </w:r>
-      <w:r>
-        <w:rPr>
-          <w:rFonts w:ascii="Calibri" w:hAnsi="Times New Roman" w:cs="Calibri" w:asciiTheme="minorHAnsi" w:eastAsiaTheme="majorEastAsia" w:csTheme="majorBidi"/>
-          <w:b/>
-          <w:bCs/>
-          <w:color w:val="000000" w:themeColor="text1"/>
-          <w:sz w:val="28"/>
-          <w:szCs w:val="32"/>
+          <w:rFonts w:cs="Calibri"/>
+          <w:bCs/>
+        </w:rPr>
+        <w:t xml:space="preserve"> </w:t>
+      </w:r>
+      <w:r>
+        <w:rPr>
+          <w:rFonts w:cs="Calibri"/>
+          <w:bCs/>
         </w:rPr>
         <w:t>ответа</w:t>
       </w:r>
@@ -1226,7 +950,6 @@
     <w:p>
       <w:pPr>
         <w:pStyle w:val="a5"/>
-        <w:jc w:val="center"/>
       </w:pPr>
       <w:r>
         <w:drawing>
@@ -1245,7 +968,7 @@
                     <pic:cNvPicPr/>
                   </pic:nvPicPr>
                   <pic:blipFill>
-                    <a:blip r:embed="rId42"/>
+                    <a:blip r:embed="rId11"/>
                     <a:stretch>
                       <a:fillRect/>
                     </a:stretch>
@@ -1269,33 +992,17 @@
     <w:p>
       <w:pPr>
         <w:pStyle w:val="a7"/>
-        <w:jc w:val="center"/>
-      </w:pPr>
-      <w:r>
-        <w:rPr>
-          <w:rFonts w:ascii="Times New Roman" w:hAnsi="Times New Roman" w:cs="Times New Roman" w:eastAsiaTheme="minorEastAsia"/>
-          <w:i/>
+      </w:pPr>
+      <w:r>
+        <w:rPr>
           <w:iCs/>
-          <w:sz w:val="24"/>
-          <w:szCs w:val="24"/>
-        </w:rPr>
-        <w:t xml:space="preserve">Результат применения фильтра </w:t>
-      </w:r>
-      <w:r>
-        <w:rPr>
-          <w:rFonts w:ascii="Times New Roman" w:hAnsi="Times New Roman" w:cs="Times New Roman" w:eastAsiaTheme="minorEastAsia"/>
-          <w:i/>
-          <w:iCs/>
-          <w:sz w:val="24"/>
-          <w:szCs w:val="24"/>
-        </w:rPr>
-        <w:t>http</w:t>
+        </w:rPr>
+        <w:t>Результат применения фильтра http</w:t>
       </w:r>
     </w:p>
     <w:p>
       <w:pPr>
         <w:pStyle w:val="a5"/>
-        <w:jc w:val="center"/>
       </w:pPr>
       <w:r>
         <w:drawing>
@@ -1314,7 +1021,7 @@
                     <pic:cNvPicPr/>
                   </pic:nvPicPr>
                   <pic:blipFill>
-                    <a:blip r:embed="rId43"/>
+                    <a:blip r:embed="rId12"/>
                     <a:stretch>
                       <a:fillRect/>
                     </a:stretch>
@@ -1338,33 +1045,17 @@
     <w:p>
       <w:pPr>
         <w:pStyle w:val="a7"/>
-        <w:jc w:val="center"/>
-      </w:pPr>
-      <w:r>
-        <w:rPr>
-          <w:rFonts w:ascii="Times New Roman" w:hAnsi="Times New Roman" w:cs="Times New Roman" w:eastAsiaTheme="minorEastAsia"/>
-          <w:i/>
+      </w:pPr>
+      <w:r>
+        <w:rPr>
           <w:iCs/>
-          <w:sz w:val="24"/>
-          <w:szCs w:val="24"/>
-        </w:rPr>
-        <w:t xml:space="preserve">Результат применения филтра </w:t>
-      </w:r>
-      <w:r>
-        <w:rPr>
-          <w:rFonts w:ascii="Times New Roman" w:hAnsi="Times New Roman" w:cs="Times New Roman" w:eastAsiaTheme="minorEastAsia"/>
-          <w:i/>
-          <w:iCs/>
-          <w:sz w:val="24"/>
-          <w:szCs w:val="24"/>
-        </w:rPr>
-        <w:t>tcp</w:t>
+        </w:rPr>
+        <w:t>Результат применения филтра tcp</w:t>
       </w:r>
     </w:p>
     <w:p>
       <w:pPr>
         <w:pStyle w:val="a5"/>
-        <w:jc w:val="center"/>
       </w:pPr>
       <w:r>
         <w:lastRenderedPageBreak/>
@@ -1384,7 +1075,7 @@
                     <pic:cNvPicPr/>
                   </pic:nvPicPr>
                   <pic:blipFill>
-                    <a:blip r:embed="rId44"/>
+                    <a:blip r:embed="rId13"/>
                     <a:stretch>
                       <a:fillRect/>
                     </a:stretch>
@@ -1408,152 +1099,78 @@
     <w:p>
       <w:pPr>
         <w:pStyle w:val="a7"/>
-        <w:jc w:val="center"/>
-      </w:pPr>
-      <w:r>
-        <w:rPr>
-          <w:rFonts w:ascii="Times New Roman" w:hAnsi="Times New Roman" w:cs="Times New Roman" w:eastAsiaTheme="minorEastAsia"/>
-          <w:i/>
+      </w:pPr>
+      <w:r>
+        <w:rPr>
           <w:iCs/>
-          <w:sz w:val="24"/>
-          <w:szCs w:val="24"/>
-        </w:rPr>
-        <w:t xml:space="preserve">Результат применения фильтра </w:t>
-      </w:r>
-      <w:r>
-        <w:rPr>
-          <w:rFonts w:ascii="Times New Roman" w:hAnsi="Times New Roman" w:cs="Times New Roman" w:eastAsiaTheme="minorEastAsia"/>
-          <w:i/>
-          <w:iCs/>
-          <w:sz w:val="24"/>
-          <w:szCs w:val="24"/>
-        </w:rPr>
-        <w:t>tcp.port == 80 || udp.port == 80</w:t>
+        </w:rPr>
+        <w:t>Результат применения фильтра tcp.port == 80 || udp.port == 80</w:t>
       </w:r>
     </w:p>
     <w:p>
       <w:pPr>
         <w:pStyle w:val="1"/>
-        <w:jc w:val="center"/>
-      </w:pPr>
-      <w:r>
-        <w:rPr>
-          <w:rFonts w:ascii="Calibri" w:hAnsi="Times New Roman" w:cs="Calibri" w:asciiTheme="minorHAnsi" w:eastAsiaTheme="majorEastAsia" w:csTheme="majorBidi"/>
-          <w:b/>
-          <w:bCs/>
-          <w:color w:val="000000" w:themeColor="text1"/>
-          <w:sz w:val="28"/>
-          <w:szCs w:val="32"/>
+      </w:pPr>
+      <w:r>
+        <w:rPr>
+          <w:rFonts w:cs="Calibri"/>
+          <w:bCs/>
         </w:rPr>
         <w:t>Просмотр</w:t>
       </w:r>
       <w:r>
         <w:rPr>
-          <w:rFonts w:ascii="Calibri" w:hAnsi="Times New Roman" w:cs="Calibri" w:asciiTheme="minorHAnsi" w:eastAsiaTheme="majorEastAsia" w:csTheme="majorBidi"/>
-          <w:b/>
-          <w:bCs/>
-          <w:color w:val="000000" w:themeColor="text1"/>
-          <w:sz w:val="28"/>
-          <w:szCs w:val="32"/>
-        </w:rPr>
-        <w:t xml:space="preserve"> </w:t>
-      </w:r>
-      <w:r>
-        <w:rPr>
-          <w:rFonts w:ascii="Calibri" w:hAnsi="Times New Roman" w:cs="Calibri" w:asciiTheme="minorHAnsi" w:eastAsiaTheme="majorEastAsia" w:csTheme="majorBidi"/>
-          <w:b/>
-          <w:bCs/>
-          <w:color w:val="000000" w:themeColor="text1"/>
-          <w:sz w:val="28"/>
-          <w:szCs w:val="32"/>
-        </w:rPr>
-        <w:t>GET-</w:t>
-      </w:r>
-      <w:r>
-        <w:rPr>
-          <w:rFonts w:ascii="Calibri" w:hAnsi="Times New Roman" w:cs="Calibri" w:asciiTheme="minorHAnsi" w:eastAsiaTheme="majorEastAsia" w:csTheme="majorBidi"/>
-          <w:b/>
-          <w:bCs/>
-          <w:color w:val="000000" w:themeColor="text1"/>
-          <w:sz w:val="28"/>
-          <w:szCs w:val="32"/>
+          <w:rFonts w:cs="Calibri"/>
+          <w:bCs/>
+        </w:rPr>
+        <w:t xml:space="preserve"> GET-</w:t>
+      </w:r>
+      <w:r>
+        <w:rPr>
+          <w:rFonts w:cs="Calibri"/>
+          <w:bCs/>
         </w:rPr>
         <w:t>запроса</w:t>
       </w:r>
       <w:r>
         <w:rPr>
-          <w:rFonts w:ascii="Calibri" w:hAnsi="Times New Roman" w:cs="Calibri" w:asciiTheme="minorHAnsi" w:eastAsiaTheme="majorEastAsia" w:csTheme="majorBidi"/>
-          <w:b/>
-          <w:bCs/>
-          <w:color w:val="000000" w:themeColor="text1"/>
-          <w:sz w:val="28"/>
-          <w:szCs w:val="32"/>
-        </w:rPr>
-        <w:t xml:space="preserve"> </w:t>
-      </w:r>
-      <w:r>
-        <w:rPr>
-          <w:rFonts w:ascii="Calibri" w:hAnsi="Times New Roman" w:cs="Calibri" w:asciiTheme="minorHAnsi" w:eastAsiaTheme="majorEastAsia" w:csTheme="majorBidi"/>
-          <w:b/>
-          <w:bCs/>
-          <w:color w:val="000000" w:themeColor="text1"/>
-          <w:sz w:val="28"/>
-          <w:szCs w:val="32"/>
+          <w:rFonts w:cs="Calibri"/>
+          <w:bCs/>
+        </w:rPr>
+        <w:t xml:space="preserve"> </w:t>
+      </w:r>
+      <w:r>
+        <w:rPr>
+          <w:rFonts w:cs="Calibri"/>
+          <w:bCs/>
         </w:rPr>
         <w:t>и</w:t>
       </w:r>
       <w:r>
         <w:rPr>
-          <w:rFonts w:ascii="Calibri" w:hAnsi="Times New Roman" w:cs="Calibri" w:asciiTheme="minorHAnsi" w:eastAsiaTheme="majorEastAsia" w:csTheme="majorBidi"/>
-          <w:b/>
-          <w:bCs/>
-          <w:color w:val="000000" w:themeColor="text1"/>
-          <w:sz w:val="28"/>
-          <w:szCs w:val="32"/>
-        </w:rPr>
-        <w:t xml:space="preserve"> </w:t>
-      </w:r>
-      <w:r>
-        <w:rPr>
-          <w:rFonts w:ascii="Calibri" w:hAnsi="Times New Roman" w:cs="Calibri" w:asciiTheme="minorHAnsi" w:eastAsiaTheme="majorEastAsia" w:csTheme="majorBidi"/>
-          <w:b/>
-          <w:bCs/>
-          <w:color w:val="000000" w:themeColor="text1"/>
-          <w:sz w:val="28"/>
-          <w:szCs w:val="32"/>
+          <w:rFonts w:cs="Calibri"/>
+          <w:bCs/>
+        </w:rPr>
+        <w:t xml:space="preserve"> </w:t>
+      </w:r>
+      <w:r>
+        <w:rPr>
+          <w:rFonts w:cs="Calibri"/>
+          <w:bCs/>
         </w:rPr>
         <w:t>изучение</w:t>
       </w:r>
       <w:r>
         <w:rPr>
-          <w:rFonts w:ascii="Calibri" w:hAnsi="Times New Roman" w:cs="Calibri" w:asciiTheme="minorHAnsi" w:eastAsiaTheme="majorEastAsia" w:csTheme="majorBidi"/>
-          <w:b/>
-          <w:bCs/>
-          <w:color w:val="000000" w:themeColor="text1"/>
-          <w:sz w:val="28"/>
-          <w:szCs w:val="32"/>
-        </w:rPr>
-        <w:t xml:space="preserve"> </w:t>
-      </w:r>
-      <w:r>
-        <w:rPr>
-          <w:rFonts w:ascii="Calibri" w:hAnsi="Times New Roman" w:cs="Calibri" w:asciiTheme="minorHAnsi" w:eastAsiaTheme="majorEastAsia" w:csTheme="majorBidi"/>
-          <w:b/>
-          <w:bCs/>
-          <w:color w:val="000000" w:themeColor="text1"/>
-          <w:sz w:val="28"/>
-          <w:szCs w:val="32"/>
-        </w:rPr>
-        <w:t>HTTP-</w:t>
-      </w:r>
-      <w:r>
-        <w:rPr>
-          <w:rFonts w:ascii="Calibri" w:hAnsi="Times New Roman" w:cs="Calibri" w:asciiTheme="minorHAnsi" w:eastAsiaTheme="majorEastAsia" w:csTheme="majorBidi"/>
-          <w:b/>
-          <w:bCs/>
-          <w:color w:val="000000" w:themeColor="text1"/>
-          <w:sz w:val="28"/>
-          <w:szCs w:val="32"/>
+          <w:rFonts w:cs="Calibri"/>
+          <w:bCs/>
+        </w:rPr>
+        <w:t xml:space="preserve"> HTTP-</w:t>
+      </w:r>
+      <w:r>
+        <w:rPr>
+          <w:rFonts w:cs="Calibri"/>
+          <w:bCs/>
         </w:rPr>
         <w:t>заголовка</w:t>
       </w:r>
@@ -1561,7 +1178,6 @@
     <w:p>
       <w:pPr>
         <w:pStyle w:val="a5"/>
-        <w:jc w:val="center"/>
       </w:pPr>
       <w:r>
         <w:drawing>
@@ -1580,7 +1196,7 @@
                     <pic:cNvPicPr/>
                   </pic:nvPicPr>
                   <pic:blipFill>
-                    <a:blip r:embed="rId45"/>
+                    <a:blip r:embed="rId14"/>
                     <a:stretch>
                       <a:fillRect/>
                     </a:stretch>
@@ -1604,15 +1220,10 @@
     <w:p>
       <w:pPr>
         <w:pStyle w:val="a7"/>
-        <w:jc w:val="center"/>
-      </w:pPr>
-      <w:r>
-        <w:rPr>
-          <w:rFonts w:ascii="Times New Roman" w:hAnsi="Times New Roman" w:cs="Times New Roman" w:eastAsiaTheme="minorEastAsia"/>
-          <w:i/>
+      </w:pPr>
+      <w:r>
+        <w:rPr>
           <w:iCs/>
-          <w:sz w:val="24"/>
-          <w:szCs w:val="24"/>
         </w:rPr>
         <w:t>Описание выбранного запроса</w:t>
       </w:r>
@@ -1620,7 +1231,6 @@
     <w:p>
       <w:pPr>
         <w:pStyle w:val="a5"/>
-        <w:jc w:val="center"/>
       </w:pPr>
       <w:r>
         <w:drawing>
@@ -1639,7 +1249,7 @@
                     <pic:cNvPicPr/>
                   </pic:nvPicPr>
                   <pic:blipFill>
-                    <a:blip r:embed="rId46"/>
+                    <a:blip r:embed="rId15"/>
                     <a:stretch>
                       <a:fillRect/>
                     </a:stretch>
@@ -1663,15 +1273,10 @@
     <w:p>
       <w:pPr>
         <w:pStyle w:val="a7"/>
-        <w:jc w:val="center"/>
-      </w:pPr>
-      <w:r>
-        <w:rPr>
-          <w:rFonts w:ascii="Times New Roman" w:hAnsi="Times New Roman" w:cs="Times New Roman" w:eastAsiaTheme="minorEastAsia"/>
-          <w:i/>
+      </w:pPr>
+      <w:r>
+        <w:rPr>
           <w:iCs/>
-          <w:sz w:val="24"/>
-          <w:szCs w:val="24"/>
         </w:rPr>
         <w:t>Имя сервера</w:t>
       </w:r>
@@ -1679,7 +1284,6 @@
     <w:p>
       <w:pPr>
         <w:pStyle w:val="a5"/>
-        <w:jc w:val="center"/>
       </w:pPr>
       <w:r>
         <w:drawing>
@@ -1698,7 +1302,7 @@
                     <pic:cNvPicPr/>
                   </pic:nvPicPr>
                   <pic:blipFill>
-                    <a:blip r:embed="rId47"/>
+                    <a:blip r:embed="rId16"/>
                     <a:stretch>
                       <a:fillRect/>
                     </a:stretch>
@@ -1722,15 +1326,10 @@
     <w:p>
       <w:pPr>
         <w:pStyle w:val="a7"/>
-        <w:jc w:val="center"/>
-      </w:pPr>
-      <w:r>
-        <w:rPr>
-          <w:rFonts w:ascii="Times New Roman" w:hAnsi="Times New Roman" w:cs="Times New Roman" w:eastAsiaTheme="minorEastAsia"/>
-          <w:i/>
+      </w:pPr>
+      <w:r>
+        <w:rPr>
           <w:iCs/>
-          <w:sz w:val="24"/>
-          <w:szCs w:val="24"/>
         </w:rPr>
         <w:t>Вид браузера</w:t>
       </w:r>
@@ -1738,7 +1337,6 @@
     <w:p>
       <w:pPr>
         <w:pStyle w:val="a5"/>
-        <w:jc w:val="center"/>
       </w:pPr>
       <w:r>
         <w:lastRenderedPageBreak/>
@@ -1758,7 +1356,7 @@
                     <pic:cNvPicPr/>
                   </pic:nvPicPr>
                   <pic:blipFill>
-                    <a:blip r:embed="rId48"/>
+                    <a:blip r:embed="rId17"/>
                     <a:stretch>
                       <a:fillRect/>
                     </a:stretch>
@@ -1782,15 +1380,10 @@
     <w:p>
       <w:pPr>
         <w:pStyle w:val="a7"/>
-        <w:jc w:val="center"/>
-      </w:pPr>
-      <w:r>
-        <w:rPr>
-          <w:rFonts w:ascii="Times New Roman" w:hAnsi="Times New Roman" w:cs="Times New Roman" w:eastAsiaTheme="minorEastAsia"/>
-          <w:i/>
+      </w:pPr>
+      <w:r>
+        <w:rPr>
           <w:iCs/>
-          <w:sz w:val="24"/>
-          <w:szCs w:val="24"/>
         </w:rPr>
         <w:t>Форматы, которые браузер готов принять. Поддерживаемые методы и предпочитаемые кодировки</w:t>
       </w:r>
@@ -1798,7 +1391,6 @@
     <w:p>
       <w:pPr>
         <w:pStyle w:val="a5"/>
-        <w:jc w:val="center"/>
       </w:pPr>
       <w:r>
         <w:drawing>
@@ -1817,7 +1409,7 @@
                     <pic:cNvPicPr/>
                   </pic:nvPicPr>
                   <pic:blipFill>
-                    <a:blip r:embed="rId49"/>
+                    <a:blip r:embed="rId18"/>
                     <a:stretch>
                       <a:fillRect/>
                     </a:stretch>
@@ -1841,43 +1433,17 @@
     <w:p>
       <w:pPr>
         <w:pStyle w:val="a7"/>
-        <w:jc w:val="center"/>
-      </w:pPr>
-      <w:r>
-        <w:rPr>
-          <w:rFonts w:ascii="Times New Roman" w:hAnsi="Times New Roman" w:cs="Times New Roman" w:eastAsiaTheme="minorEastAsia"/>
-          <w:i/>
+      </w:pPr>
+      <w:r>
+        <w:rPr>
           <w:iCs/>
-          <w:sz w:val="24"/>
-          <w:szCs w:val="24"/>
-        </w:rPr>
-        <w:t xml:space="preserve">Имя и значение </w:t>
-      </w:r>
-      <w:r>
-        <w:rPr>
-          <w:rFonts w:ascii="Times New Roman" w:hAnsi="Times New Roman" w:cs="Times New Roman" w:eastAsiaTheme="minorEastAsia"/>
-          <w:i/>
-          <w:iCs/>
-          <w:sz w:val="24"/>
-          <w:szCs w:val="24"/>
-        </w:rPr>
-        <w:t>cookie-</w:t>
-      </w:r>
-      <w:r>
-        <w:rPr>
-          <w:rFonts w:ascii="Times New Roman" w:hAnsi="Times New Roman" w:cs="Times New Roman" w:eastAsiaTheme="minorEastAsia"/>
-          <w:i/>
-          <w:iCs/>
-          <w:sz w:val="24"/>
-          <w:szCs w:val="24"/>
-        </w:rPr>
-        <w:t>файлов</w:t>
+        </w:rPr>
+        <w:t>Имя и значение cookie-файлов</w:t>
       </w:r>
     </w:p>
     <w:p>
       <w:pPr>
         <w:pStyle w:val="a5"/>
-        <w:jc w:val="center"/>
       </w:pPr>
       <w:r>
         <w:drawing>
@@ -1896,7 +1462,7 @@
                     <pic:cNvPicPr/>
                   </pic:nvPicPr>
                   <pic:blipFill>
-                    <a:blip r:embed="rId50"/>
+                    <a:blip r:embed="rId19"/>
                     <a:stretch>
                       <a:fillRect/>
                     </a:stretch>
@@ -1920,15 +1486,10 @@
     <w:p>
       <w:pPr>
         <w:pStyle w:val="a7"/>
-        <w:jc w:val="center"/>
-      </w:pPr>
-      <w:r>
-        <w:rPr>
-          <w:rFonts w:ascii="Times New Roman" w:hAnsi="Times New Roman" w:cs="Times New Roman" w:eastAsiaTheme="minorEastAsia"/>
-          <w:i/>
+      </w:pPr>
+      <w:r>
+        <w:rPr>
           <w:iCs/>
-          <w:sz w:val="24"/>
-          <w:szCs w:val="24"/>
         </w:rPr>
         <w:t>Как ответ может быть кэширован</w:t>
       </w:r>
@@ -1936,49 +1497,25 @@
     <w:p>
       <w:pPr>
         <w:pStyle w:val="1"/>
-        <w:jc w:val="center"/>
-      </w:pPr>
-      <w:r>
-        <w:rPr>
-          <w:rFonts w:ascii="Calibri" w:hAnsi="Times New Roman" w:cs="Calibri" w:asciiTheme="minorHAnsi" w:eastAsiaTheme="majorEastAsia" w:csTheme="majorBidi"/>
-          <w:b/>
-          <w:bCs/>
-          <w:color w:val="000000" w:themeColor="text1"/>
-          <w:sz w:val="28"/>
-          <w:szCs w:val="32"/>
+      </w:pPr>
+      <w:r>
+        <w:rPr>
+          <w:rFonts w:cs="Calibri"/>
+          <w:bCs/>
         </w:rPr>
         <w:t>Просмотр</w:t>
       </w:r>
       <w:r>
         <w:rPr>
-          <w:rFonts w:ascii="Calibri" w:hAnsi="Times New Roman" w:cs="Calibri" w:asciiTheme="minorHAnsi" w:eastAsiaTheme="majorEastAsia" w:csTheme="majorBidi"/>
-          <w:b/>
-          <w:bCs/>
-          <w:color w:val="000000" w:themeColor="text1"/>
-          <w:sz w:val="28"/>
-          <w:szCs w:val="32"/>
-        </w:rPr>
-        <w:t xml:space="preserve"> </w:t>
-      </w:r>
-      <w:r>
-        <w:rPr>
-          <w:rFonts w:ascii="Calibri" w:hAnsi="Times New Roman" w:cs="Calibri" w:asciiTheme="minorHAnsi" w:eastAsiaTheme="majorEastAsia" w:csTheme="majorBidi"/>
-          <w:b/>
-          <w:bCs/>
-          <w:color w:val="000000" w:themeColor="text1"/>
-          <w:sz w:val="28"/>
-          <w:szCs w:val="32"/>
-        </w:rPr>
-        <w:t>GET-</w:t>
-      </w:r>
-      <w:r>
-        <w:rPr>
-          <w:rFonts w:ascii="Calibri" w:hAnsi="Times New Roman" w:cs="Calibri" w:asciiTheme="minorHAnsi" w:eastAsiaTheme="majorEastAsia" w:csTheme="majorBidi"/>
-          <w:b/>
-          <w:bCs/>
-          <w:color w:val="000000" w:themeColor="text1"/>
-          <w:sz w:val="28"/>
-          <w:szCs w:val="32"/>
+          <w:rFonts w:cs="Calibri"/>
+          <w:bCs/>
+        </w:rPr>
+        <w:t xml:space="preserve"> GET-</w:t>
+      </w:r>
+      <w:r>
+        <w:rPr>
+          <w:rFonts w:cs="Calibri"/>
+          <w:bCs/>
         </w:rPr>
         <w:t>ответа</w:t>
       </w:r>
@@ -1986,7 +1523,6 @@
     <w:p>
       <w:pPr>
         <w:pStyle w:val="a5"/>
-        <w:jc w:val="center"/>
       </w:pPr>
       <w:r>
         <w:drawing>
@@ -2005,7 +1541,7 @@
                     <pic:cNvPicPr/>
                   </pic:nvPicPr>
                   <pic:blipFill>
-                    <a:blip r:embed="rId51"/>
+                    <a:blip r:embed="rId20"/>
                     <a:stretch>
                       <a:fillRect/>
                     </a:stretch>
@@ -2029,15 +1565,10 @@
     <w:p>
       <w:pPr>
         <w:pStyle w:val="a7"/>
-        <w:jc w:val="center"/>
-      </w:pPr>
-      <w:r>
-        <w:rPr>
-          <w:rFonts w:ascii="Times New Roman" w:hAnsi="Times New Roman" w:cs="Times New Roman" w:eastAsiaTheme="minorEastAsia"/>
-          <w:i/>
+      </w:pPr>
+      <w:r>
+        <w:rPr>
           <w:iCs/>
-          <w:sz w:val="24"/>
-          <w:szCs w:val="24"/>
         </w:rPr>
         <w:t>Развернутый блок ответа с кодом 200 ОК</w:t>
       </w:r>
@@ -2045,7 +1576,6 @@
     <w:p>
       <w:pPr>
         <w:pStyle w:val="a5"/>
-        <w:jc w:val="center"/>
       </w:pPr>
       <w:r>
         <w:drawing>
@@ -2064,7 +1594,7 @@
                     <pic:cNvPicPr/>
                   </pic:nvPicPr>
                   <pic:blipFill>
-                    <a:blip r:embed="rId52"/>
+                    <a:blip r:embed="rId21"/>
                     <a:stretch>
                       <a:fillRect/>
                     </a:stretch>
@@ -2088,15 +1618,10 @@
     <w:p>
       <w:pPr>
         <w:pStyle w:val="a7"/>
-        <w:jc w:val="center"/>
-      </w:pPr>
-      <w:r>
-        <w:rPr>
-          <w:rFonts w:ascii="Times New Roman" w:hAnsi="Times New Roman" w:cs="Times New Roman" w:eastAsiaTheme="minorEastAsia"/>
-          <w:i/>
+      </w:pPr>
+      <w:r>
+        <w:rPr>
           <w:iCs/>
-          <w:sz w:val="24"/>
-          <w:szCs w:val="24"/>
         </w:rPr>
         <w:t>Тип сервера и его возможности</w:t>
       </w:r>
@@ -2104,7 +1629,6 @@
     <w:p>
       <w:pPr>
         <w:pStyle w:val="a5"/>
-        <w:jc w:val="center"/>
       </w:pPr>
       <w:r>
         <w:drawing>
@@ -2123,7 +1647,7 @@
                     <pic:cNvPicPr/>
                   </pic:nvPicPr>
                   <pic:blipFill>
-                    <a:blip r:embed="rId53"/>
+                    <a:blip r:embed="rId22"/>
                     <a:stretch>
                       <a:fillRect/>
                     </a:stretch>
@@ -2147,23 +1671,23 @@
     <w:p>
       <w:pPr>
         <w:pStyle w:val="a7"/>
-        <w:jc w:val="center"/>
-      </w:pPr>
-      <w:r>
-        <w:rPr>
-          <w:rFonts w:ascii="Times New Roman" w:hAnsi="Times New Roman" w:cs="Times New Roman" w:eastAsiaTheme="minorEastAsia"/>
-          <w:i/>
+      </w:pPr>
+      <w:r>
+        <w:rPr>
           <w:iCs/>
-          <w:sz w:val="24"/>
-          <w:szCs w:val="24"/>
-        </w:rPr>
-        <w:t>Дата ответа сервера</w:t>
+        </w:rPr>
+        <w:t xml:space="preserve">Дата </w:t>
+      </w:r>
+      <w:r>
+        <w:rPr>
+          <w:iCs/>
+        </w:rPr>
+        <w:t>ответа сервера</w:t>
       </w:r>
     </w:p>
     <w:p>
       <w:pPr>
         <w:pStyle w:val="a5"/>
-        <w:jc w:val="center"/>
       </w:pPr>
       <w:r>
         <w:drawing>
@@ -2182,7 +1706,7 @@
                     <pic:cNvPicPr/>
                   </pic:nvPicPr>
                   <pic:blipFill>
-                    <a:blip r:embed="rId54"/>
+                    <a:blip r:embed="rId23"/>
                     <a:stretch>
                       <a:fillRect/>
                     </a:stretch>
@@ -2206,15 +1730,10 @@
     <w:p>
       <w:pPr>
         <w:pStyle w:val="a7"/>
-        <w:jc w:val="center"/>
-      </w:pPr>
-      <w:r>
-        <w:rPr>
-          <w:rFonts w:ascii="Times New Roman" w:hAnsi="Times New Roman" w:cs="Times New Roman" w:eastAsiaTheme="minorEastAsia"/>
-          <w:i/>
+      </w:pPr>
+      <w:r>
+        <w:rPr>
           <w:iCs/>
-          <w:sz w:val="24"/>
-          <w:szCs w:val="24"/>
         </w:rPr>
         <w:t>Время последнего изменения</w:t>
       </w:r>
@@ -2222,7 +1741,6 @@
     <w:p>
       <w:pPr>
         <w:pStyle w:val="a5"/>
-        <w:jc w:val="center"/>
       </w:pPr>
       <w:r>
         <w:drawing>
@@ -2241,7 +1759,7 @@
                     <pic:cNvPicPr/>
                   </pic:nvPicPr>
                   <pic:blipFill>
-                    <a:blip r:embed="rId55"/>
+                    <a:blip r:embed="rId24"/>
                     <a:stretch>
                       <a:fillRect/>
                     </a:stretch>
@@ -2265,15 +1783,10 @@
     <w:p>
       <w:pPr>
         <w:pStyle w:val="a7"/>
-        <w:jc w:val="center"/>
-      </w:pPr>
-      <w:r>
-        <w:rPr>
-          <w:rFonts w:ascii="Times New Roman" w:hAnsi="Times New Roman" w:cs="Times New Roman" w:eastAsiaTheme="minorEastAsia"/>
-          <w:i/>
+      </w:pPr>
+      <w:r>
+        <w:rPr>
           <w:iCs/>
-          <w:sz w:val="24"/>
-          <w:szCs w:val="24"/>
         </w:rPr>
         <w:t>Как можно кэшировать ответ</w:t>
       </w:r>
@@ -2281,13 +1794,11 @@
     <w:p>
       <w:pPr>
         <w:pStyle w:val="a7"/>
-        <w:jc w:val="center"/>
       </w:pPr>
     </w:p>
     <w:p>
       <w:pPr>
         <w:pStyle w:val="a5"/>
-        <w:jc w:val="center"/>
       </w:pPr>
       <w:r>
         <w:lastRenderedPageBreak/>
@@ -2307,7 +1818,7 @@
                     <pic:cNvPicPr/>
                   </pic:nvPicPr>
                   <pic:blipFill>
-                    <a:blip r:embed="rId56"/>
+                    <a:blip r:embed="rId25"/>
                     <a:stretch>
                       <a:fillRect/>
                     </a:stretch>
@@ -2331,15 +1842,10 @@
     <w:p>
       <w:pPr>
         <w:pStyle w:val="a7"/>
-        <w:jc w:val="center"/>
-      </w:pPr>
-      <w:r>
-        <w:rPr>
-          <w:rFonts w:ascii="Times New Roman" w:hAnsi="Times New Roman" w:cs="Times New Roman" w:eastAsiaTheme="minorEastAsia"/>
-          <w:i/>
+      </w:pPr>
+      <w:r>
+        <w:rPr>
           <w:iCs/>
-          <w:sz w:val="24"/>
-          <w:szCs w:val="24"/>
         </w:rPr>
         <w:t>Время истечения пакета</w:t>
       </w:r>
@@ -2347,7 +1853,6 @@
     <w:p>
       <w:pPr>
         <w:pStyle w:val="a5"/>
-        <w:jc w:val="center"/>
       </w:pPr>
       <w:r>
         <w:drawing>
@@ -2366,7 +1871,7 @@
                     <pic:cNvPicPr/>
                   </pic:nvPicPr>
                   <pic:blipFill>
-                    <a:blip r:embed="rId57"/>
+                    <a:blip r:embed="rId26"/>
                     <a:stretch>
                       <a:fillRect/>
                     </a:stretch>
@@ -2390,101 +1895,44 @@
     <w:p>
       <w:pPr>
         <w:pStyle w:val="a7"/>
-        <w:jc w:val="center"/>
-      </w:pPr>
-      <w:r>
-        <w:rPr>
-          <w:rFonts w:ascii="Times New Roman" w:hAnsi="Times New Roman" w:cs="Times New Roman" w:eastAsiaTheme="minorEastAsia"/>
-          <w:i/>
+      </w:pPr>
+      <w:r>
+        <w:rPr>
           <w:iCs/>
-          <w:sz w:val="24"/>
-          <w:szCs w:val="24"/>
         </w:rPr>
         <w:t>Уникальный идентификатор версии ресурса</w:t>
       </w:r>
     </w:p>
     <w:p>
-      <w:pPr>
-        <w:spacing w:line="360" w:lineRule="auto"/>
-        <w:ind w:firstLine="709"/>
-        <w:jc w:val="both"/>
-      </w:pPr>
-      <w:r>
-        <w:rPr>
-          <w:rFonts w:ascii="Times New Roman" w:hAnsi="Times New Roman" w:cs="Times New Roman" w:eastAsiaTheme="minorEastAsia"/>
-          <w:sz w:val="28"/>
-          <w:szCs w:val="24"/>
-        </w:rPr>
-        <w:t xml:space="preserve">Заголовки </w:t>
-      </w:r>
-      <w:r>
-        <w:rPr>
-          <w:rFonts w:ascii="Times New Roman" w:hAnsi="Times New Roman" w:cs="Times New Roman" w:eastAsiaTheme="minorEastAsia"/>
-          <w:sz w:val="28"/>
-          <w:szCs w:val="24"/>
-        </w:rPr>
-        <w:t xml:space="preserve">Cache-Control, Expires </w:t>
-      </w:r>
-      <w:r>
-        <w:rPr>
-          <w:rFonts w:ascii="Times New Roman" w:hAnsi="Times New Roman" w:cs="Times New Roman" w:eastAsiaTheme="minorEastAsia"/>
-          <w:sz w:val="28"/>
-          <w:szCs w:val="24"/>
-        </w:rPr>
-        <w:t xml:space="preserve">и </w:t>
-      </w:r>
-      <w:r>
-        <w:rPr>
-          <w:rFonts w:ascii="Times New Roman" w:hAnsi="Times New Roman" w:cs="Times New Roman" w:eastAsiaTheme="minorEastAsia"/>
-          <w:sz w:val="28"/>
-          <w:szCs w:val="24"/>
-        </w:rPr>
-        <w:t xml:space="preserve">Etag </w:t>
-      </w:r>
-      <w:r>
-        <w:rPr>
-          <w:rFonts w:ascii="Times New Roman" w:hAnsi="Times New Roman" w:cs="Times New Roman" w:eastAsiaTheme="minorEastAsia"/>
-          <w:sz w:val="28"/>
-          <w:szCs w:val="24"/>
-        </w:rPr>
-        <w:t>позволяют браузеру и промежуточным кэшам определить, можно ли повторно использовать сохраненную копию ресурса без повторной загрузки с сервера.</w:t>
+      <w:r>
+        <w:t xml:space="preserve">Заголовки Cache-Control, Expires и Etag позволяют браузеру и промежуточным кэшам определить, можно ли повторно </w:t>
+      </w:r>
+      <w:r>
+        <w:t>использовать сохраненную копию ресурса без повторной загрузки с сервера.</w:t>
       </w:r>
     </w:p>
     <w:p>
       <w:pPr>
         <w:pStyle w:val="1"/>
-        <w:jc w:val="center"/>
-      </w:pPr>
-      <w:r>
-        <w:rPr>
-          <w:rFonts w:ascii="Calibri" w:hAnsi="Times New Roman" w:cs="Calibri" w:asciiTheme="minorHAnsi" w:eastAsiaTheme="majorEastAsia" w:csTheme="majorBidi"/>
-          <w:b/>
-          <w:bCs/>
-          <w:color w:val="000000" w:themeColor="text1"/>
-          <w:sz w:val="28"/>
-          <w:szCs w:val="32"/>
+      </w:pPr>
+      <w:r>
+        <w:rPr>
+          <w:rFonts w:cs="Calibri"/>
+          <w:bCs/>
         </w:rPr>
         <w:t>Кэширование</w:t>
       </w:r>
       <w:r>
         <w:rPr>
-          <w:rFonts w:ascii="Calibri" w:hAnsi="Times New Roman" w:cs="Calibri" w:asciiTheme="minorHAnsi" w:eastAsiaTheme="majorEastAsia" w:csTheme="majorBidi"/>
-          <w:b/>
-          <w:bCs/>
-          <w:color w:val="000000" w:themeColor="text1"/>
-          <w:sz w:val="28"/>
-          <w:szCs w:val="32"/>
-        </w:rPr>
-        <w:t xml:space="preserve"> </w:t>
-      </w:r>
-      <w:r>
-        <w:rPr>
-          <w:rFonts w:ascii="Calibri" w:hAnsi="Times New Roman" w:cs="Calibri" w:asciiTheme="minorHAnsi" w:eastAsiaTheme="majorEastAsia" w:csTheme="majorBidi"/>
-          <w:b/>
-          <w:bCs/>
-          <w:color w:val="000000" w:themeColor="text1"/>
-          <w:sz w:val="28"/>
-          <w:szCs w:val="32"/>
+          <w:rFonts w:cs="Calibri"/>
+          <w:bCs/>
+        </w:rPr>
+        <w:t xml:space="preserve"> </w:t>
+      </w:r>
+      <w:r>
+        <w:rPr>
+          <w:rFonts w:cs="Calibri"/>
+          <w:bCs/>
         </w:rPr>
         <w:t>контента</w:t>
       </w:r>
@@ -2492,7 +1940,6 @@
     <w:p>
       <w:pPr>
         <w:pStyle w:val="a5"/>
-        <w:jc w:val="center"/>
       </w:pPr>
       <w:r>
         <w:drawing>
@@ -2511,7 +1958,7 @@
                     <pic:cNvPicPr/>
                   </pic:nvPicPr>
                   <pic:blipFill>
-                    <a:blip r:embed="rId58"/>
+                    <a:blip r:embed="rId27"/>
                     <a:stretch>
                       <a:fillRect/>
                     </a:stretch>
@@ -2535,46 +1982,22 @@
     <w:p>
       <w:pPr>
         <w:pStyle w:val="a7"/>
-        <w:jc w:val="center"/>
-      </w:pPr>
-      <w:r>
-        <w:rPr>
-          <w:rFonts w:ascii="Times New Roman" w:hAnsi="Times New Roman" w:cs="Times New Roman" w:eastAsiaTheme="minorEastAsia"/>
-          <w:i/>
+      </w:pPr>
+      <w:r>
+        <w:rPr>
           <w:iCs/>
-          <w:sz w:val="24"/>
-          <w:szCs w:val="24"/>
-        </w:rPr>
-        <w:t xml:space="preserve">Заголовок </w:t>
-      </w:r>
-      <w:r>
-        <w:rPr>
-          <w:rFonts w:ascii="Times New Roman" w:hAnsi="Times New Roman" w:cs="Times New Roman" w:eastAsiaTheme="minorEastAsia"/>
-          <w:i/>
-          <w:iCs/>
-          <w:sz w:val="24"/>
-          <w:szCs w:val="24"/>
-        </w:rPr>
-        <w:t>If-Modified-Since</w:t>
-      </w:r>
-    </w:p>
-    <w:p>
-      <w:pPr>
-        <w:jc w:val="both"/>
-      </w:pPr>
-      <w:r>
-        <w:rPr>
-          <w:rFonts w:ascii="Times New Roman" w:hAnsi="Times New Roman" w:cs="Times New Roman" w:eastAsiaTheme="minorEastAsia"/>
-          <w:sz w:val="28"/>
-          <w:szCs w:val="24"/>
-        </w:rPr>
+        </w:rPr>
+        <w:t>Заголовок If-Modified-Since</w:t>
+      </w:r>
+    </w:p>
+    <w:p>
+      <w:r>
         <w:t>Браузер сообщает серверу временную метку последнего изменения ресурса, которая была получена из заголовка предыдущего ответа</w:t>
       </w:r>
     </w:p>
     <w:p>
       <w:pPr>
         <w:pStyle w:val="a5"/>
-        <w:jc w:val="center"/>
       </w:pPr>
       <w:r>
         <w:drawing>
@@ -2593,7 +2016,7 @@
                     <pic:cNvPicPr/>
                   </pic:nvPicPr>
                   <pic:blipFill>
-                    <a:blip r:embed="rId59"/>
+                    <a:blip r:embed="rId28"/>
                     <a:stretch>
                       <a:fillRect/>
                     </a:stretch>
@@ -2617,50 +2040,34 @@
     <w:p>
       <w:pPr>
         <w:pStyle w:val="a7"/>
-        <w:jc w:val="center"/>
-      </w:pPr>
-      <w:r>
-        <w:rPr>
-          <w:rFonts w:ascii="Times New Roman" w:hAnsi="Times New Roman" w:cs="Times New Roman" w:eastAsiaTheme="minorEastAsia"/>
-          <w:i/>
+      </w:pPr>
+      <w:r>
+        <w:rPr>
           <w:iCs/>
-          <w:sz w:val="24"/>
-          <w:szCs w:val="24"/>
-        </w:rPr>
-        <w:t>Ответ сервера с кодом 304</w:t>
-      </w:r>
-    </w:p>
-    <w:p>
-      <w:pPr>
-        <w:jc w:val="both"/>
-      </w:pPr>
+        </w:rPr>
+        <w:t>Ответ</w:t>
+      </w:r>
+      <w:r>
+        <w:rPr>
+          <w:iCs/>
+        </w:rPr>
+        <w:t xml:space="preserve"> сервера с кодом 304</w:t>
+      </w:r>
+    </w:p>
+    <w:p>
       <w:r>
         <w:lastRenderedPageBreak/>
-        <w:rPr>
-          <w:rFonts w:ascii="Times New Roman" w:hAnsi="Times New Roman" w:cs="Times New Roman" w:eastAsiaTheme="minorEastAsia"/>
-          <w:sz w:val="28"/>
-          <w:szCs w:val="24"/>
-        </w:rPr>
         <w:t>Сервер подтверждает, что ресурс не изменился</w:t>
       </w:r>
     </w:p>
     <w:p>
-      <w:pPr>
-        <w:jc w:val="both"/>
-      </w:pPr>
-      <w:r>
-        <w:rPr>
-          <w:rFonts w:ascii="Times New Roman" w:hAnsi="Times New Roman" w:cs="Times New Roman" w:eastAsiaTheme="minorEastAsia"/>
-          <w:sz w:val="28"/>
-          <w:szCs w:val="24"/>
-        </w:rPr>
+      <w:r>
         <w:t>Это означает, что контент не изменился с момента последней загрузки, и браузер может использовать кэшированную копию</w:t>
       </w:r>
     </w:p>
     <w:p>
       <w:pPr>
         <w:pStyle w:val="a5"/>
-        <w:jc w:val="center"/>
       </w:pPr>
       <w:r>
         <w:drawing>
@@ -2679,7 +2086,7 @@
                     <pic:cNvPicPr/>
                   </pic:nvPicPr>
                   <pic:blipFill>
-                    <a:blip r:embed="rId60"/>
+                    <a:blip r:embed="rId29"/>
                     <a:stretch>
                       <a:fillRect/>
                     </a:stretch>
@@ -2703,84 +2110,36 @@
     <w:p>
       <w:pPr>
         <w:pStyle w:val="a7"/>
-        <w:jc w:val="center"/>
-      </w:pPr>
-      <w:r>
-        <w:rPr>
-          <w:rFonts w:ascii="Times New Roman" w:hAnsi="Times New Roman" w:cs="Times New Roman" w:eastAsiaTheme="minorEastAsia"/>
-          <w:i/>
+      </w:pPr>
+      <w:r>
+        <w:rPr>
           <w:iCs/>
-          <w:sz w:val="24"/>
-          <w:szCs w:val="24"/>
-        </w:rPr>
-        <w:t xml:space="preserve">Загруженное </w:t>
-      </w:r>
-      <w:r>
-        <w:rPr>
-          <w:rFonts w:ascii="Times New Roman" w:hAnsi="Times New Roman" w:cs="Times New Roman" w:eastAsiaTheme="minorEastAsia"/>
-          <w:i/>
-          <w:iCs/>
-          <w:sz w:val="24"/>
-          <w:szCs w:val="24"/>
-        </w:rPr>
-        <w:t>GIF-</w:t>
-      </w:r>
-      <w:r>
-        <w:rPr>
-          <w:rFonts w:ascii="Times New Roman" w:hAnsi="Times New Roman" w:cs="Times New Roman" w:eastAsiaTheme="minorEastAsia"/>
-          <w:i/>
-          <w:iCs/>
-          <w:sz w:val="24"/>
-          <w:szCs w:val="24"/>
-        </w:rPr>
-        <w:t xml:space="preserve">изображение </w:t>
-      </w:r>
-      <w:r>
-        <w:rPr>
-          <w:rFonts w:ascii="Times New Roman" w:hAnsi="Times New Roman" w:cs="Times New Roman" w:eastAsiaTheme="minorEastAsia"/>
-          <w:i/>
-          <w:iCs/>
-          <w:sz w:val="24"/>
-          <w:szCs w:val="24"/>
-        </w:rPr>
-        <w:t>MIT_logo.gif</w:t>
+        </w:rPr>
+        <w:t>Загруженное GIF-изображение MIT_logo.gif</w:t>
       </w:r>
     </w:p>
     <w:p>
       <w:pPr>
         <w:pStyle w:val="1"/>
-        <w:jc w:val="center"/>
-      </w:pPr>
-      <w:r>
-        <w:rPr>
-          <w:rFonts w:ascii="Calibri" w:hAnsi="Times New Roman" w:cs="Calibri" w:asciiTheme="minorHAnsi" w:eastAsiaTheme="majorEastAsia" w:csTheme="majorBidi"/>
-          <w:b/>
-          <w:bCs/>
-          <w:color w:val="000000" w:themeColor="text1"/>
-          <w:sz w:val="28"/>
-          <w:szCs w:val="32"/>
+      </w:pPr>
+      <w:r>
+        <w:rPr>
+          <w:rFonts w:cs="Calibri"/>
+          <w:bCs/>
         </w:rPr>
         <w:t>Сложные</w:t>
       </w:r>
       <w:r>
         <w:rPr>
-          <w:rFonts w:ascii="Calibri" w:hAnsi="Times New Roman" w:cs="Calibri" w:asciiTheme="minorHAnsi" w:eastAsiaTheme="majorEastAsia" w:csTheme="majorBidi"/>
-          <w:b/>
-          <w:bCs/>
-          <w:color w:val="000000" w:themeColor="text1"/>
-          <w:sz w:val="28"/>
-          <w:szCs w:val="32"/>
-        </w:rPr>
-        <w:t xml:space="preserve"> </w:t>
-      </w:r>
-      <w:r>
-        <w:rPr>
-          <w:rFonts w:ascii="Calibri" w:hAnsi="Times New Roman" w:cs="Calibri" w:asciiTheme="minorHAnsi" w:eastAsiaTheme="majorEastAsia" w:csTheme="majorBidi"/>
-          <w:b/>
-          <w:bCs/>
-          <w:color w:val="000000" w:themeColor="text1"/>
-          <w:sz w:val="28"/>
-          <w:szCs w:val="32"/>
+          <w:rFonts w:cs="Calibri"/>
+          <w:bCs/>
+        </w:rPr>
+        <w:t xml:space="preserve"> </w:t>
+      </w:r>
+      <w:r>
+        <w:rPr>
+          <w:rFonts w:cs="Calibri"/>
+          <w:bCs/>
         </w:rPr>
         <w:t>страницы</w:t>
       </w:r>
@@ -2788,7 +2147,6 @@
     <w:p>
       <w:pPr>
         <w:pStyle w:val="a5"/>
-        <w:jc w:val="center"/>
       </w:pPr>
       <w:r>
         <w:drawing>
@@ -2807,7 +2165,7 @@
                     <pic:cNvPicPr/>
                   </pic:nvPicPr>
                   <pic:blipFill>
-                    <a:blip r:embed="rId61"/>
+                    <a:blip r:embed="rId30"/>
                     <a:stretch>
                       <a:fillRect/>
                     </a:stretch>
@@ -2831,33 +2189,25 @@
     <w:p>
       <w:pPr>
         <w:pStyle w:val="a7"/>
-        <w:jc w:val="center"/>
-      </w:pPr>
-      <w:r>
-        <w:rPr>
-          <w:rFonts w:ascii="Times New Roman" w:hAnsi="Times New Roman" w:cs="Times New Roman" w:eastAsiaTheme="minorEastAsia"/>
-          <w:i/>
+      </w:pPr>
+      <w:r>
+        <w:rPr>
           <w:iCs/>
-          <w:sz w:val="24"/>
-          <w:szCs w:val="24"/>
-        </w:rPr>
-        <w:t>Выбран пакет №34</w:t>
-      </w:r>
-    </w:p>
-    <w:p>
-      <w:pPr>
-        <w:jc w:val="both"/>
-      </w:pPr>
-    </w:p>
-    <w:p>
-      <w:pPr>
-        <w:jc w:val="both"/>
-      </w:pPr>
-    </w:p>
+        </w:rPr>
+        <w:t>Выбран паке</w:t>
+      </w:r>
+      <w:r>
+        <w:rPr>
+          <w:iCs/>
+        </w:rPr>
+        <w:t>т №34</w:t>
+      </w:r>
+    </w:p>
+    <w:p/>
+    <w:p/>
     <w:p>
       <w:pPr>
         <w:pStyle w:val="a5"/>
-        <w:jc w:val="center"/>
       </w:pPr>
       <w:r>
         <w:lastRenderedPageBreak/>
@@ -2877,7 +2227,7 @@
                     <pic:cNvPicPr/>
                   </pic:nvPicPr>
                   <pic:blipFill>
-                    <a:blip r:embed="rId62"/>
+                    <a:blip r:embed="rId31"/>
                     <a:stretch>
                       <a:fillRect/>
                     </a:stretch>
@@ -2901,15 +2251,10 @@
     <w:p>
       <w:pPr>
         <w:pStyle w:val="a7"/>
-        <w:jc w:val="center"/>
-      </w:pPr>
-      <w:r>
-        <w:rPr>
-          <w:rFonts w:ascii="Times New Roman" w:hAnsi="Times New Roman" w:cs="Times New Roman" w:eastAsiaTheme="minorEastAsia"/>
-          <w:i/>
+      </w:pPr>
+      <w:r>
+        <w:rPr>
           <w:iCs/>
-          <w:sz w:val="24"/>
-          <w:szCs w:val="24"/>
         </w:rPr>
         <w:t>Распределение запросов по серверам, всего 98</w:t>
       </w:r>
@@ -2917,7 +2262,6 @@
     <w:p>
       <w:pPr>
         <w:pStyle w:val="a5"/>
-        <w:jc w:val="center"/>
       </w:pPr>
       <w:r>
         <w:drawing>
@@ -2936,7 +2280,7 @@
                     <pic:cNvPicPr/>
                   </pic:nvPicPr>
                   <pic:blipFill>
-                    <a:blip r:embed="rId63"/>
+                    <a:blip r:embed="rId32"/>
                     <a:stretch>
                       <a:fillRect/>
                     </a:stretch>
@@ -2960,113 +2304,119 @@
     <w:p>
       <w:pPr>
         <w:pStyle w:val="a7"/>
-        <w:jc w:val="center"/>
-      </w:pPr>
-      <w:r>
-        <w:rPr>
-          <w:rFonts w:ascii="Times New Roman" w:hAnsi="Times New Roman" w:cs="Times New Roman" w:eastAsiaTheme="minorEastAsia"/>
-          <w:i/>
+      </w:pPr>
+      <w:r>
+        <w:rPr>
           <w:iCs/>
-          <w:sz w:val="24"/>
-          <w:szCs w:val="24"/>
-        </w:rPr>
-        <w:t xml:space="preserve">Результаты с подсчетом </w:t>
-      </w:r>
-      <w:r>
-        <w:rPr>
-          <w:rFonts w:ascii="Times New Roman" w:hAnsi="Times New Roman" w:cs="Times New Roman" w:eastAsiaTheme="minorEastAsia"/>
-          <w:i/>
-          <w:iCs/>
-          <w:sz w:val="24"/>
-          <w:szCs w:val="24"/>
-        </w:rPr>
-        <w:t>HTTP-</w:t>
-      </w:r>
-      <w:r>
-        <w:rPr>
-          <w:rFonts w:ascii="Times New Roman" w:hAnsi="Times New Roman" w:cs="Times New Roman" w:eastAsiaTheme="minorEastAsia"/>
-          <w:i/>
-          <w:iCs/>
-          <w:sz w:val="24"/>
-          <w:szCs w:val="24"/>
-        </w:rPr>
-        <w:t>пакетов</w:t>
+        </w:rPr>
+        <w:t>Результаты с подсчетом HTTP-пакетов</w:t>
       </w:r>
     </w:p>
     <w:p>
       <w:pPr>
         <w:pStyle w:val="a7"/>
-        <w:jc w:val="center"/>
       </w:pPr>
     </w:p>
     <w:p>
       <w:pPr>
         <w:pStyle w:val="a7"/>
-        <w:jc w:val="center"/>
       </w:pPr>
     </w:p>
     <w:p>
       <w:pPr>
         <w:pStyle w:val="a7"/>
-        <w:jc w:val="center"/>
-      </w:pPr>
-    </w:p>
-    <w:p>
-      <w:pPr>
-        <w:jc w:val="both"/>
-      </w:pPr>
-    </w:p>
+      </w:pPr>
+    </w:p>
+    <w:p/>
     <w:p>
       <w:pPr>
         <w:pStyle w:val="1"/>
-        <w:jc w:val="center"/>
-      </w:pPr>
-      <w:r>
+      </w:pPr>
+      <w:r>
+        <w:rPr>
+          <w:rFonts w:cs="Calibri"/>
+          <w:bCs/>
+        </w:rPr>
         <w:lastRenderedPageBreak/>
-        <w:rPr>
-          <w:rFonts w:ascii="Calibri" w:hAnsi="Times New Roman" w:cs="Calibri" w:asciiTheme="minorHAnsi" w:eastAsiaTheme="majorEastAsia" w:csTheme="majorBidi"/>
-          <w:b/>
-          <w:bCs/>
-          <w:color w:val="000000" w:themeColor="text1"/>
-          <w:sz w:val="28"/>
-          <w:szCs w:val="32"/>
-        </w:rPr>
-        <w:t>Тестирование веб-ресурса с помощью Google PageSpeed Insights</w:t>
-      </w:r>
-    </w:p>
-    <w:p>
-      <w:pPr>
-        <w:spacing w:line="360" w:lineRule="auto"/>
-        <w:ind w:firstLine="709"/>
-        <w:jc w:val="both"/>
-      </w:pPr>
-      <w:r>
-        <w:rPr>
-          <w:rFonts w:ascii="Times New Roman" w:hAnsi="Times New Roman" w:cs="Times New Roman" w:eastAsiaTheme="minorEastAsia"/>
-          <w:sz w:val="28"/>
-          <w:szCs w:val="24"/>
-        </w:rPr>
-        <w:t xml:space="preserve">Выбран интернет-ресурс из прошлой работы </w:t>
-      </w:r>
-      <w:r>
-        <w:rPr>
-          <w:rFonts w:ascii="Times New Roman" w:hAnsi="Times New Roman" w:cs="Times New Roman" w:eastAsiaTheme="minorEastAsia"/>
-          <w:sz w:val="28"/>
-          <w:szCs w:val="24"/>
-        </w:rPr>
-        <w:t xml:space="preserve">docs.google.com </w:t>
-      </w:r>
-      <w:r>
-        <w:rPr>
-          <w:rFonts w:ascii="Times New Roman" w:hAnsi="Times New Roman" w:cs="Times New Roman" w:eastAsiaTheme="minorEastAsia"/>
-          <w:sz w:val="28"/>
-          <w:szCs w:val="24"/>
-        </w:rPr>
-        <w:t>– облачный сервис для работы с документами</w:t>
-      </w:r>
-    </w:p>
-    <w:p>
-      <w:r>
+        <w:t>Тестирование</w:t>
+      </w:r>
+      <w:r>
+        <w:rPr>
+          <w:rFonts w:cs="Calibri"/>
+          <w:bCs/>
+        </w:rPr>
+        <w:t xml:space="preserve"> </w:t>
+      </w:r>
+      <w:r>
+        <w:rPr>
+          <w:rFonts w:cs="Calibri"/>
+          <w:bCs/>
+        </w:rPr>
+        <w:t>веб</w:t>
+      </w:r>
+      <w:r>
+        <w:rPr>
+          <w:rFonts w:cs="Calibri"/>
+          <w:bCs/>
+        </w:rPr>
+        <w:t>-</w:t>
+      </w:r>
+      <w:r>
+        <w:rPr>
+          <w:rFonts w:cs="Calibri"/>
+          <w:bCs/>
+        </w:rPr>
+        <w:t>ресурса</w:t>
+      </w:r>
+      <w:r>
+        <w:rPr>
+          <w:rFonts w:cs="Calibri"/>
+          <w:bCs/>
+        </w:rPr>
+        <w:t xml:space="preserve"> </w:t>
+      </w:r>
+      <w:r>
+        <w:rPr>
+          <w:rFonts w:cs="Calibri"/>
+          <w:bCs/>
+        </w:rPr>
+        <w:t>с</w:t>
+      </w:r>
+      <w:r>
+        <w:rPr>
+          <w:rFonts w:cs="Calibri"/>
+          <w:bCs/>
+        </w:rPr>
+        <w:t xml:space="preserve"> </w:t>
+      </w:r>
+      <w:r>
+        <w:rPr>
+          <w:rFonts w:cs="Calibri"/>
+          <w:bCs/>
+        </w:rPr>
+        <w:t>помощью</w:t>
+      </w:r>
+      <w:r>
+        <w:rPr>
+          <w:rFonts w:cs="Calibri"/>
+          <w:bCs/>
+        </w:rPr>
+        <w:t xml:space="preserve"> Google PageSpeed Insights</w:t>
+      </w:r>
+    </w:p>
+    <w:p>
+      <w:r>
+        <w:t xml:space="preserve">Выбран интернет-ресурс из прошлой работы docs.google.com – облачный сервис для работы с </w:t>
+      </w:r>
+      <w:r>
+        <w:t>документами</w:t>
+      </w:r>
+    </w:p>
+    <w:p>
+      <w:r>
+        <w:rPr>
+          <w:noProof/>
+        </w:rPr>
         <w:drawing>
           <wp:inline distT="0" distB="0" distL="0" distR="0">
             <wp:extent cx="5829300" cy="3895725"/>
@@ -3083,7 +2433,7 @@
                     <pic:cNvPicPr/>
                   </pic:nvPicPr>
                   <pic:blipFill>
-                    <a:blip r:embed="rId64"/>
+                    <a:blip r:embed="rId33"/>
                     <a:stretch>
                       <a:fillRect/>
                     </a:stretch>
@@ -3110,16 +2460,10 @@
     <w:p>
       <w:pPr>
         <w:pStyle w:val="a7"/>
-        <w:spacing w:line="360" w:lineRule="auto"/>
-        <w:jc w:val="center"/>
-      </w:pPr>
-      <w:r>
-        <w:rPr>
-          <w:rFonts w:ascii="Times New Roman" w:cs="Times New Roman"/>
-          <w:i/>
+      </w:pPr>
+      <w:r>
+        <w:rPr>
           <w:iCs/>
-          <w:sz w:val="24"/>
-          <w:szCs w:val="24"/>
         </w:rPr>
         <w:t>Результаты тестирования общая оценка и ключевые метрики</w:t>
       </w:r>
@@ -3128,15 +2472,8 @@
       </w:r>
     </w:p>
     <w:p>
-      <w:pPr>
-        <w:spacing w:line="360" w:lineRule="auto"/>
-        <w:ind w:firstLine="709"/>
-        <w:jc w:val="both"/>
-      </w:pPr>
-      <w:r>
-        <w:rPr>
-          <w:rFonts w:ascii="Times New Roman" w:cs="Times New Roman"/>
-          <w:sz w:val="28"/>
+      <w:r>
+        <w:rPr>
           <w:szCs w:val="28"/>
         </w:rPr>
         <w:t>Largest Contentful Paint (LCP) требует улучшения, порог указывает на задержку в отрисовке главного контента.</w:t>
@@ -3155,62 +2492,45 @@
       </w:r>
       <w:r>
         <w:tab/>
-      </w:r>
-      <w:r>
         <w:t xml:space="preserve">  </w:t>
       </w:r>
     </w:p>
     <w:p>
-      <w:pPr>
-        <w:spacing w:line="360" w:lineRule="auto"/>
-        <w:ind w:firstLine="709"/>
-        <w:jc w:val="both"/>
-      </w:pPr>
-      <w:r>
-        <w:rPr>
-          <w:rFonts w:ascii="Times New Roman" w:hAnsi="Times New Roman" w:cs="Times New Roman"/>
-          <w:sz w:val="28"/>
+      <w:r>
+        <w:rPr>
           <w:szCs w:val="28"/>
         </w:rPr>
-        <w:t>Interaction to next paint (INP) хорошо, время отклика на взаимодействие пользователя, порог говорит о быстрой реакции интерфейса.</w:t>
-      </w:r>
-    </w:p>
-    <w:p>
-      <w:pPr>
-        <w:spacing w:line="360" w:lineRule="auto"/>
-        <w:ind w:firstLine="709"/>
-        <w:jc w:val="both"/>
-      </w:pPr>
-      <w:r>
-        <w:rPr>
-          <w:rFonts w:ascii="Times New Roman" w:hAnsi="Times New Roman" w:cs="Times New Roman"/>
-          <w:sz w:val="28"/>
+        <w:t>Interaction to next paint (INP) хорошо, время отклика на взаимодей</w:t>
+      </w:r>
+      <w:r>
+        <w:rPr>
           <w:szCs w:val="28"/>
         </w:rPr>
+        <w:t>ствие пользователя, порог говорит о быстрой реакции интерфейса.</w:t>
+      </w:r>
+    </w:p>
+    <w:p>
+      <w:r>
+        <w:rPr>
+          <w:szCs w:val="28"/>
+        </w:rPr>
         <w:t>Cumulative Layout Shift (CLS) хорошо, элементы страницы практически не смещаются при загрузке.</w:t>
       </w:r>
     </w:p>
     <w:p>
-      <w:pPr>
-        <w:spacing w:line="360" w:lineRule="auto"/>
-        <w:ind w:firstLine="709"/>
-        <w:jc w:val="both"/>
-      </w:pPr>
-      <w:r>
-        <w:rPr>
-          <w:rFonts w:ascii="Times New Roman" w:hAnsi="Times New Roman" w:cs="Times New Roman"/>
-          <w:sz w:val="28"/>
+      <w:r>
+        <w:rPr>
           <w:szCs w:val="28"/>
         </w:rPr>
-        <w:t xml:space="preserve">First Contentful Paint (FCP)  хорошо, время до первого отображения контента.</w:t>
-      </w:r>
-    </w:p>
-    <w:p>
-      <w:pPr>
-        <w:spacing w:line="360" w:lineRule="auto"/>
-      </w:pPr>
-      <w:r>
-        <w:t>Time to first byte (TTFB) требует улучшения, значение на пороге указывает на некоторую задержку серверной части при ответе сервера на первый запрос.</w:t>
+        <w:t>First Contentful Paint (FCP)  хорошо, время до первого отображения контента.</w:t>
+      </w:r>
+    </w:p>
+    <w:p>
+      <w:r>
+        <w:t xml:space="preserve">Time to first byte </w:t>
+      </w:r>
+      <w:r>
+        <w:t>(TTFB) требует улучшения, значение на пороге указывает на некоторую задержку серверной части при ответе сервера на первый запрос.</w:t>
       </w:r>
     </w:p>
     <w:p>
@@ -3225,42 +2545,26 @@
     </w:p>
     <w:p>
       <w:r>
+        <w:lastRenderedPageBreak/>
         <w:t xml:space="preserve">  </w:t>
       </w:r>
     </w:p>
-    <w:p>
-      <w:pPr>
-        <w:spacing w:line="360" w:lineRule="auto"/>
-      </w:pPr>
-    </w:p>
+    <w:p/>
     <w:p>
       <w:pPr>
         <w:pageBreakBefore/>
-        <w:spacing w:line="360" w:lineRule="auto"/>
-        <w:ind w:firstLine="709"/>
-        <w:jc w:val="both"/>
-      </w:pPr>
-      <w:bookmarkStart w:id="0" w:name="_GoBack"/>
-      <w:r>
-        <w:lastRenderedPageBreak/>
-      </w:r>
-      <w:bookmarkEnd w:id="0"/>
-    </w:p>
-    <w:p>
-      <w:pPr>
-        <w:jc w:val="both"/>
+      </w:pPr>
+    </w:p>
+    <w:p>
+      <w:pPr>
         <w:rPr>
           <w:b/>
         </w:rPr>
       </w:pPr>
       <w:r>
-        <w:lastRenderedPageBreak/>
-        <w:rPr>
-          <w:rFonts w:ascii="Times New Roman" w:hAnsi="Times New Roman" w:cs="Times New Roman" w:eastAsiaTheme="minorEastAsia"/>
+        <w:rPr>
           <w:b/>
           <w:bCs/>
-          <w:sz w:val="28"/>
-          <w:szCs w:val="24"/>
         </w:rPr>
         <w:t xml:space="preserve">Вывод: </w:t>
       </w:r>
@@ -3268,9 +2572,302 @@
         <w:rPr>
           <w:rFonts w:ascii="quote-cjk-patch" w:cs="quote-cjk-patch"/>
           <w:sz w:val="24"/>
-          <w:szCs w:val="24"/>
-        </w:rPr>
-        <w:t xml:space="preserve">В ходе выполнения практической работы были изучены методы анализа HTTP-трафика с помощью анализатора Wireshark, а также проведена оценка производительности реального веб-ресурса </w:t>
+        </w:rPr>
+        <w:t>В</w:t>
+      </w:r>
+      <w:r>
+        <w:rPr>
+          <w:rFonts w:ascii="quote-cjk-patch" w:cs="quote-cjk-patch"/>
+          <w:sz w:val="24"/>
+        </w:rPr>
+        <w:t xml:space="preserve"> </w:t>
+      </w:r>
+      <w:r>
+        <w:rPr>
+          <w:rFonts w:ascii="quote-cjk-patch" w:cs="quote-cjk-patch"/>
+          <w:sz w:val="24"/>
+        </w:rPr>
+        <w:t>ходе</w:t>
+      </w:r>
+      <w:r>
+        <w:rPr>
+          <w:rFonts w:ascii="quote-cjk-patch" w:cs="quote-cjk-patch"/>
+          <w:sz w:val="24"/>
+        </w:rPr>
+        <w:t xml:space="preserve"> </w:t>
+      </w:r>
+      <w:r>
+        <w:rPr>
+          <w:rFonts w:ascii="quote-cjk-patch" w:cs="quote-cjk-patch"/>
+          <w:sz w:val="24"/>
+        </w:rPr>
+        <w:t>выполнения</w:t>
+      </w:r>
+      <w:r>
+        <w:rPr>
+          <w:rFonts w:ascii="quote-cjk-patch" w:cs="quote-cjk-patch"/>
+          <w:sz w:val="24"/>
+        </w:rPr>
+        <w:t xml:space="preserve"> </w:t>
+      </w:r>
+      <w:r>
+        <w:rPr>
+          <w:rFonts w:ascii="quote-cjk-patch" w:cs="quote-cjk-patch"/>
+          <w:sz w:val="24"/>
+        </w:rPr>
+        <w:t>практической</w:t>
+      </w:r>
+      <w:r>
+        <w:rPr>
+          <w:rFonts w:ascii="quote-cjk-patch" w:cs="quote-cjk-patch"/>
+          <w:sz w:val="24"/>
+        </w:rPr>
+        <w:t xml:space="preserve"> </w:t>
+      </w:r>
+      <w:r>
+        <w:rPr>
+          <w:rFonts w:ascii="quote-cjk-patch" w:cs="quote-cjk-patch"/>
+          <w:sz w:val="24"/>
+        </w:rPr>
+        <w:t>работы</w:t>
+      </w:r>
+      <w:r>
+        <w:rPr>
+          <w:rFonts w:ascii="quote-cjk-patch" w:cs="quote-cjk-patch"/>
+          <w:sz w:val="24"/>
+        </w:rPr>
+        <w:t xml:space="preserve"> </w:t>
+      </w:r>
+      <w:r>
+        <w:rPr>
+          <w:rFonts w:ascii="quote-cjk-patch" w:cs="quote-cjk-patch"/>
+          <w:sz w:val="24"/>
+        </w:rPr>
+        <w:t>были</w:t>
+      </w:r>
+      <w:r>
+        <w:rPr>
+          <w:rFonts w:ascii="quote-cjk-patch" w:cs="quote-cjk-patch"/>
+          <w:sz w:val="24"/>
+        </w:rPr>
+        <w:t xml:space="preserve"> </w:t>
+      </w:r>
+      <w:r>
+        <w:rPr>
+          <w:rFonts w:ascii="quote-cjk-patch" w:cs="quote-cjk-patch"/>
+          <w:sz w:val="24"/>
+        </w:rPr>
+        <w:t>изучены</w:t>
+      </w:r>
+      <w:r>
+        <w:rPr>
+          <w:rFonts w:ascii="quote-cjk-patch" w:cs="quote-cjk-patch"/>
+          <w:sz w:val="24"/>
+        </w:rPr>
+        <w:t xml:space="preserve"> </w:t>
+      </w:r>
+      <w:r>
+        <w:rPr>
+          <w:rFonts w:ascii="quote-cjk-patch" w:cs="quote-cjk-patch"/>
+          <w:sz w:val="24"/>
+        </w:rPr>
+        <w:t>методы</w:t>
+      </w:r>
+      <w:r>
+        <w:rPr>
+          <w:rFonts w:ascii="quote-cjk-patch" w:cs="quote-cjk-patch"/>
+          <w:sz w:val="24"/>
+        </w:rPr>
+        <w:t xml:space="preserve"> </w:t>
+      </w:r>
+      <w:r>
+        <w:rPr>
+          <w:rFonts w:ascii="quote-cjk-patch" w:cs="quote-cjk-patch"/>
+          <w:sz w:val="24"/>
+        </w:rPr>
+        <w:t>анализа</w:t>
+      </w:r>
+      <w:r>
+        <w:rPr>
+          <w:rFonts w:ascii="quote-cjk-patch" w:cs="quote-cjk-patch"/>
+          <w:sz w:val="24"/>
+        </w:rPr>
+        <w:t xml:space="preserve"> HTTP-</w:t>
+      </w:r>
+      <w:r>
+        <w:rPr>
+          <w:rFonts w:ascii="quote-cjk-patch" w:cs="quote-cjk-patch"/>
+          <w:sz w:val="24"/>
+        </w:rPr>
+        <w:t>трафика</w:t>
+      </w:r>
+      <w:r>
+        <w:rPr>
+          <w:rFonts w:ascii="quote-cjk-patch" w:cs="quote-cjk-patch"/>
+          <w:sz w:val="24"/>
+        </w:rPr>
+        <w:t xml:space="preserve"> </w:t>
+      </w:r>
+      <w:r>
+        <w:rPr>
+          <w:rFonts w:ascii="quote-cjk-patch" w:cs="quote-cjk-patch"/>
+          <w:sz w:val="24"/>
+        </w:rPr>
+        <w:t>с</w:t>
+      </w:r>
+      <w:r>
+        <w:rPr>
+          <w:rFonts w:ascii="quote-cjk-patch" w:cs="quote-cjk-patch"/>
+          <w:sz w:val="24"/>
+        </w:rPr>
+        <w:t xml:space="preserve"> </w:t>
+      </w:r>
+      <w:r>
+        <w:rPr>
+          <w:rFonts w:ascii="quote-cjk-patch" w:cs="quote-cjk-patch"/>
+          <w:sz w:val="24"/>
+        </w:rPr>
+        <w:t>помощью</w:t>
+      </w:r>
+      <w:r>
+        <w:rPr>
+          <w:rFonts w:ascii="quote-cjk-patch" w:cs="quote-cjk-patch"/>
+          <w:sz w:val="24"/>
+        </w:rPr>
+        <w:t xml:space="preserve"> </w:t>
+      </w:r>
+      <w:r>
+        <w:rPr>
+          <w:rFonts w:ascii="quote-cjk-patch" w:cs="quote-cjk-patch"/>
+          <w:sz w:val="24"/>
+        </w:rPr>
+        <w:t>анализатора</w:t>
+      </w:r>
+      <w:r>
+        <w:rPr>
+          <w:rFonts w:ascii="quote-cjk-patch" w:cs="quote-cjk-patch"/>
+          <w:sz w:val="24"/>
+        </w:rPr>
+        <w:t xml:space="preserve"> Wiresha</w:t>
+      </w:r>
+      <w:r>
+        <w:rPr>
+          <w:rFonts w:ascii="quote-cjk-patch" w:cs="quote-cjk-patch"/>
+          <w:sz w:val="24"/>
+        </w:rPr>
+        <w:t xml:space="preserve">rk, </w:t>
+      </w:r>
+      <w:r>
+        <w:rPr>
+          <w:rFonts w:ascii="quote-cjk-patch" w:cs="quote-cjk-patch"/>
+          <w:sz w:val="24"/>
+        </w:rPr>
+        <w:t>а</w:t>
+      </w:r>
+      <w:r>
+        <w:rPr>
+          <w:rFonts w:ascii="quote-cjk-patch" w:cs="quote-cjk-patch"/>
+          <w:sz w:val="24"/>
+        </w:rPr>
+        <w:t xml:space="preserve"> </w:t>
+      </w:r>
+      <w:r>
+        <w:rPr>
+          <w:rFonts w:ascii="quote-cjk-patch" w:cs="quote-cjk-patch"/>
+          <w:sz w:val="24"/>
+        </w:rPr>
+        <w:t>также</w:t>
+      </w:r>
+      <w:r>
+        <w:rPr>
+          <w:rFonts w:ascii="quote-cjk-patch" w:cs="quote-cjk-patch"/>
+          <w:sz w:val="24"/>
+        </w:rPr>
+        <w:t xml:space="preserve"> </w:t>
+      </w:r>
+      <w:r>
+        <w:rPr>
+          <w:rFonts w:ascii="quote-cjk-patch" w:cs="quote-cjk-patch"/>
+          <w:sz w:val="24"/>
+        </w:rPr>
+        <w:t>проведена</w:t>
+      </w:r>
+      <w:r>
+        <w:rPr>
+          <w:rFonts w:ascii="quote-cjk-patch" w:cs="quote-cjk-patch"/>
+          <w:sz w:val="24"/>
+        </w:rPr>
+        <w:t xml:space="preserve"> </w:t>
+      </w:r>
+      <w:r>
+        <w:rPr>
+          <w:rFonts w:ascii="quote-cjk-patch" w:cs="quote-cjk-patch"/>
+          <w:sz w:val="24"/>
+        </w:rPr>
+        <w:t>оценка</w:t>
+      </w:r>
+      <w:r>
+        <w:rPr>
+          <w:rFonts w:ascii="quote-cjk-patch" w:cs="quote-cjk-patch"/>
+          <w:sz w:val="24"/>
+        </w:rPr>
+        <w:t xml:space="preserve"> </w:t>
+      </w:r>
+      <w:r>
+        <w:rPr>
+          <w:rFonts w:ascii="quote-cjk-patch" w:cs="quote-cjk-patch"/>
+          <w:sz w:val="24"/>
+        </w:rPr>
+        <w:t>производительности</w:t>
+      </w:r>
+      <w:r>
+        <w:rPr>
+          <w:rFonts w:ascii="quote-cjk-patch" w:cs="quote-cjk-patch"/>
+          <w:sz w:val="24"/>
+        </w:rPr>
+        <w:t xml:space="preserve"> </w:t>
+      </w:r>
+      <w:r>
+        <w:rPr>
+          <w:rFonts w:ascii="quote-cjk-patch" w:cs="quote-cjk-patch"/>
+          <w:sz w:val="24"/>
+        </w:rPr>
+        <w:t>реального</w:t>
+      </w:r>
+      <w:r>
+        <w:rPr>
+          <w:rFonts w:ascii="quote-cjk-patch" w:cs="quote-cjk-patch"/>
+          <w:sz w:val="24"/>
+        </w:rPr>
+        <w:t xml:space="preserve"> </w:t>
+      </w:r>
+      <w:r>
+        <w:rPr>
+          <w:rFonts w:ascii="quote-cjk-patch" w:cs="quote-cjk-patch"/>
+          <w:sz w:val="24"/>
+        </w:rPr>
+        <w:t>веб</w:t>
+      </w:r>
+      <w:r>
+        <w:rPr>
+          <w:rFonts w:ascii="quote-cjk-patch" w:cs="quote-cjk-patch"/>
+          <w:sz w:val="24"/>
+        </w:rPr>
+        <w:t>-</w:t>
+      </w:r>
+      <w:r>
+        <w:rPr>
+          <w:rFonts w:ascii="quote-cjk-patch" w:cs="quote-cjk-patch"/>
+          <w:sz w:val="24"/>
+        </w:rPr>
+        <w:t>ресурса</w:t>
+      </w:r>
+      <w:r>
+        <w:rPr>
+          <w:rFonts w:ascii="quote-cjk-patch" w:cs="quote-cjk-patch"/>
+          <w:sz w:val="24"/>
+        </w:rPr>
+        <w:t xml:space="preserve"> </w:t>
       </w:r>
       <w:r>
         <w:rPr>
@@ -3282,19 +2879,540 @@
         <w:rPr>
           <w:rFonts w:ascii="quote-cjk-patch" w:cs="quote-cjk-patch"/>
           <w:sz w:val="24"/>
-          <w:szCs w:val="24"/>
-        </w:rPr>
-        <w:t xml:space="preserve"> с использованием сервиса Google PageSpeed Insights. Работа позволила освоить практические навыки анализа HTTP-трафика, изучения структуры запросов и ответов, понимания механизмов кэширования, а также оценки производительности веб-ресурсов с помощью современных инструментов. Полученные знания применимы для диагностики и оптимизации веб-приложений.</w:t>
-      </w:r>
-    </w:p>
-    <w:p>
-      <w:pPr>
-        <w:spacing w:line="360" w:lineRule="auto"/>
-      </w:pPr>
-    </w:p>
+        </w:rPr>
+        <w:t xml:space="preserve"> </w:t>
+      </w:r>
+      <w:r>
+        <w:rPr>
+          <w:rFonts w:ascii="quote-cjk-patch" w:cs="quote-cjk-patch"/>
+          <w:sz w:val="24"/>
+        </w:rPr>
+        <w:t>с</w:t>
+      </w:r>
+      <w:r>
+        <w:rPr>
+          <w:rFonts w:ascii="quote-cjk-patch" w:cs="quote-cjk-patch"/>
+          <w:sz w:val="24"/>
+        </w:rPr>
+        <w:t xml:space="preserve"> </w:t>
+      </w:r>
+      <w:r>
+        <w:rPr>
+          <w:rFonts w:ascii="quote-cjk-patch" w:cs="quote-cjk-patch"/>
+          <w:sz w:val="24"/>
+        </w:rPr>
+        <w:t>использованием</w:t>
+      </w:r>
+      <w:r>
+        <w:rPr>
+          <w:rFonts w:ascii="quote-cjk-patch" w:cs="quote-cjk-patch"/>
+          <w:sz w:val="24"/>
+        </w:rPr>
+        <w:t xml:space="preserve"> </w:t>
+      </w:r>
+      <w:r>
+        <w:rPr>
+          <w:rFonts w:ascii="quote-cjk-patch" w:cs="quote-cjk-patch"/>
+          <w:sz w:val="24"/>
+        </w:rPr>
+        <w:t>сервиса</w:t>
+      </w:r>
+      <w:r>
+        <w:rPr>
+          <w:rFonts w:ascii="quote-cjk-patch" w:cs="quote-cjk-patch"/>
+          <w:sz w:val="24"/>
+        </w:rPr>
+        <w:t xml:space="preserve"> Google PageSpeed Insights. </w:t>
+      </w:r>
+      <w:r>
+        <w:rPr>
+          <w:rFonts w:ascii="quote-cjk-patch" w:cs="quote-cjk-patch"/>
+          <w:sz w:val="24"/>
+        </w:rPr>
+        <w:t>Работа</w:t>
+      </w:r>
+      <w:r>
+        <w:rPr>
+          <w:rFonts w:ascii="quote-cjk-patch" w:cs="quote-cjk-patch"/>
+          <w:sz w:val="24"/>
+        </w:rPr>
+        <w:t xml:space="preserve"> </w:t>
+      </w:r>
+      <w:r>
+        <w:rPr>
+          <w:rFonts w:ascii="quote-cjk-patch" w:cs="quote-cjk-patch"/>
+          <w:sz w:val="24"/>
+        </w:rPr>
+        <w:t>позволила</w:t>
+      </w:r>
+      <w:r>
+        <w:rPr>
+          <w:rFonts w:ascii="quote-cjk-patch" w:cs="quote-cjk-patch"/>
+          <w:sz w:val="24"/>
+        </w:rPr>
+        <w:t xml:space="preserve"> </w:t>
+      </w:r>
+      <w:r>
+        <w:rPr>
+          <w:rFonts w:ascii="quote-cjk-patch" w:cs="quote-cjk-patch"/>
+          <w:sz w:val="24"/>
+        </w:rPr>
+        <w:t>освоить</w:t>
+      </w:r>
+      <w:r>
+        <w:rPr>
+          <w:rFonts w:ascii="quote-cjk-patch" w:cs="quote-cjk-patch"/>
+          <w:sz w:val="24"/>
+        </w:rPr>
+        <w:t xml:space="preserve"> </w:t>
+      </w:r>
+      <w:r>
+        <w:rPr>
+          <w:rFonts w:ascii="quote-cjk-patch" w:cs="quote-cjk-patch"/>
+          <w:sz w:val="24"/>
+        </w:rPr>
+        <w:t>практические</w:t>
+      </w:r>
+      <w:r>
+        <w:rPr>
+          <w:rFonts w:ascii="quote-cjk-patch" w:cs="quote-cjk-patch"/>
+          <w:sz w:val="24"/>
+        </w:rPr>
+        <w:t xml:space="preserve"> </w:t>
+      </w:r>
+      <w:r>
+        <w:rPr>
+          <w:rFonts w:ascii="quote-cjk-patch" w:cs="quote-cjk-patch"/>
+          <w:sz w:val="24"/>
+        </w:rPr>
+        <w:t>навыки</w:t>
+      </w:r>
+      <w:r>
+        <w:rPr>
+          <w:rFonts w:ascii="quote-cjk-patch" w:cs="quote-cjk-patch"/>
+          <w:sz w:val="24"/>
+        </w:rPr>
+        <w:t xml:space="preserve"> </w:t>
+      </w:r>
+      <w:r>
+        <w:rPr>
+          <w:rFonts w:ascii="quote-cjk-patch" w:cs="quote-cjk-patch"/>
+          <w:sz w:val="24"/>
+        </w:rPr>
+        <w:t>анализа</w:t>
+      </w:r>
+      <w:r>
+        <w:rPr>
+          <w:rFonts w:ascii="quote-cjk-patch" w:cs="quote-cjk-patch"/>
+          <w:sz w:val="24"/>
+        </w:rPr>
+        <w:t xml:space="preserve"> HTTP-</w:t>
+      </w:r>
+      <w:r>
+        <w:rPr>
+          <w:rFonts w:ascii="quote-cjk-patch" w:cs="quote-cjk-patch"/>
+          <w:sz w:val="24"/>
+        </w:rPr>
+        <w:t>трафика</w:t>
+      </w:r>
+      <w:r>
+        <w:rPr>
+          <w:rFonts w:ascii="quote-cjk-patch" w:cs="quote-cjk-patch"/>
+          <w:sz w:val="24"/>
+        </w:rPr>
+        <w:t xml:space="preserve">, </w:t>
+      </w:r>
+      <w:r>
+        <w:rPr>
+          <w:rFonts w:ascii="quote-cjk-patch" w:cs="quote-cjk-patch"/>
+          <w:sz w:val="24"/>
+        </w:rPr>
+        <w:t>изучения</w:t>
+      </w:r>
+      <w:r>
+        <w:rPr>
+          <w:rFonts w:ascii="quote-cjk-patch" w:cs="quote-cjk-patch"/>
+          <w:sz w:val="24"/>
+        </w:rPr>
+        <w:t xml:space="preserve"> </w:t>
+      </w:r>
+      <w:r>
+        <w:rPr>
+          <w:rFonts w:ascii="quote-cjk-patch" w:cs="quote-cjk-patch"/>
+          <w:sz w:val="24"/>
+        </w:rPr>
+        <w:t>структуры</w:t>
+      </w:r>
+      <w:r>
+        <w:rPr>
+          <w:rFonts w:ascii="quote-cjk-patch" w:cs="quote-cjk-patch"/>
+          <w:sz w:val="24"/>
+        </w:rPr>
+        <w:t xml:space="preserve"> </w:t>
+      </w:r>
+      <w:r>
+        <w:rPr>
+          <w:rFonts w:ascii="quote-cjk-patch" w:cs="quote-cjk-patch"/>
+          <w:sz w:val="24"/>
+        </w:rPr>
+        <w:t>запросов</w:t>
+      </w:r>
+      <w:r>
+        <w:rPr>
+          <w:rFonts w:ascii="quote-cjk-patch" w:cs="quote-cjk-patch"/>
+          <w:sz w:val="24"/>
+        </w:rPr>
+        <w:t xml:space="preserve"> </w:t>
+      </w:r>
+      <w:r>
+        <w:rPr>
+          <w:rFonts w:ascii="quote-cjk-patch" w:cs="quote-cjk-patch"/>
+          <w:sz w:val="24"/>
+        </w:rPr>
+        <w:t>и</w:t>
+      </w:r>
+      <w:r>
+        <w:rPr>
+          <w:rFonts w:ascii="quote-cjk-patch" w:cs="quote-cjk-patch"/>
+          <w:sz w:val="24"/>
+        </w:rPr>
+        <w:t xml:space="preserve"> </w:t>
+      </w:r>
+      <w:r>
+        <w:rPr>
+          <w:rFonts w:ascii="quote-cjk-patch" w:cs="quote-cjk-patch"/>
+          <w:sz w:val="24"/>
+        </w:rPr>
+        <w:t>ответов</w:t>
+      </w:r>
+      <w:r>
+        <w:rPr>
+          <w:rFonts w:ascii="quote-cjk-patch" w:cs="quote-cjk-patch"/>
+          <w:sz w:val="24"/>
+        </w:rPr>
+        <w:t xml:space="preserve">, </w:t>
+      </w:r>
+      <w:r>
+        <w:rPr>
+          <w:rFonts w:ascii="quote-cjk-patch" w:cs="quote-cjk-patch"/>
+          <w:sz w:val="24"/>
+        </w:rPr>
+        <w:t>понимания</w:t>
+      </w:r>
+      <w:r>
+        <w:rPr>
+          <w:rFonts w:ascii="quote-cjk-patch" w:cs="quote-cjk-patch"/>
+          <w:sz w:val="24"/>
+        </w:rPr>
+        <w:t xml:space="preserve"> </w:t>
+      </w:r>
+      <w:r>
+        <w:rPr>
+          <w:rFonts w:ascii="quote-cjk-patch" w:cs="quote-cjk-patch"/>
+          <w:sz w:val="24"/>
+        </w:rPr>
+        <w:t>ме</w:t>
+      </w:r>
+      <w:r>
+        <w:rPr>
+          <w:rFonts w:ascii="quote-cjk-patch" w:cs="quote-cjk-patch"/>
+          <w:sz w:val="24"/>
+        </w:rPr>
+        <w:t>ханизмов</w:t>
+      </w:r>
+      <w:r>
+        <w:rPr>
+          <w:rFonts w:ascii="quote-cjk-patch" w:cs="quote-cjk-patch"/>
+          <w:sz w:val="24"/>
+        </w:rPr>
+        <w:t xml:space="preserve"> </w:t>
+      </w:r>
+      <w:r>
+        <w:rPr>
+          <w:rFonts w:ascii="quote-cjk-patch" w:cs="quote-cjk-patch"/>
+          <w:sz w:val="24"/>
+        </w:rPr>
+        <w:t>кэширования</w:t>
+      </w:r>
+      <w:r>
+        <w:rPr>
+          <w:rFonts w:ascii="quote-cjk-patch" w:cs="quote-cjk-patch"/>
+          <w:sz w:val="24"/>
+        </w:rPr>
+        <w:t xml:space="preserve">, </w:t>
+      </w:r>
+      <w:r>
+        <w:rPr>
+          <w:rFonts w:ascii="quote-cjk-patch" w:cs="quote-cjk-patch"/>
+          <w:sz w:val="24"/>
+        </w:rPr>
+        <w:t>а</w:t>
+      </w:r>
+      <w:r>
+        <w:rPr>
+          <w:rFonts w:ascii="quote-cjk-patch" w:cs="quote-cjk-patch"/>
+          <w:sz w:val="24"/>
+        </w:rPr>
+        <w:t xml:space="preserve"> </w:t>
+      </w:r>
+      <w:r>
+        <w:rPr>
+          <w:rFonts w:ascii="quote-cjk-patch" w:cs="quote-cjk-patch"/>
+          <w:sz w:val="24"/>
+        </w:rPr>
+        <w:t>также</w:t>
+      </w:r>
+      <w:r>
+        <w:rPr>
+          <w:rFonts w:ascii="quote-cjk-patch" w:cs="quote-cjk-patch"/>
+          <w:sz w:val="24"/>
+        </w:rPr>
+        <w:t xml:space="preserve"> </w:t>
+      </w:r>
+      <w:r>
+        <w:rPr>
+          <w:rFonts w:ascii="quote-cjk-patch" w:cs="quote-cjk-patch"/>
+          <w:sz w:val="24"/>
+        </w:rPr>
+        <w:t>оценки</w:t>
+      </w:r>
+      <w:r>
+        <w:rPr>
+          <w:rFonts w:ascii="quote-cjk-patch" w:cs="quote-cjk-patch"/>
+          <w:sz w:val="24"/>
+        </w:rPr>
+        <w:t xml:space="preserve"> </w:t>
+      </w:r>
+      <w:r>
+        <w:rPr>
+          <w:rFonts w:ascii="quote-cjk-patch" w:cs="quote-cjk-patch"/>
+          <w:sz w:val="24"/>
+        </w:rPr>
+        <w:t>производительности</w:t>
+      </w:r>
+      <w:r>
+        <w:rPr>
+          <w:rFonts w:ascii="quote-cjk-patch" w:cs="quote-cjk-patch"/>
+          <w:sz w:val="24"/>
+        </w:rPr>
+        <w:t xml:space="preserve"> </w:t>
+      </w:r>
+      <w:r>
+        <w:rPr>
+          <w:rFonts w:ascii="quote-cjk-patch" w:cs="quote-cjk-patch"/>
+          <w:sz w:val="24"/>
+        </w:rPr>
+        <w:t>веб</w:t>
+      </w:r>
+      <w:r>
+        <w:rPr>
+          <w:rFonts w:ascii="quote-cjk-patch" w:cs="quote-cjk-patch"/>
+          <w:sz w:val="24"/>
+        </w:rPr>
+        <w:t>-</w:t>
+      </w:r>
+      <w:r>
+        <w:rPr>
+          <w:rFonts w:ascii="quote-cjk-patch" w:cs="quote-cjk-patch"/>
+          <w:sz w:val="24"/>
+        </w:rPr>
+        <w:t>ресурсов</w:t>
+      </w:r>
+      <w:r>
+        <w:rPr>
+          <w:rFonts w:ascii="quote-cjk-patch" w:cs="quote-cjk-patch"/>
+          <w:sz w:val="24"/>
+        </w:rPr>
+        <w:t xml:space="preserve"> </w:t>
+      </w:r>
+      <w:r>
+        <w:rPr>
+          <w:rFonts w:ascii="quote-cjk-patch" w:cs="quote-cjk-patch"/>
+          <w:sz w:val="24"/>
+        </w:rPr>
+        <w:t>с</w:t>
+      </w:r>
+      <w:r>
+        <w:rPr>
+          <w:rFonts w:ascii="quote-cjk-patch" w:cs="quote-cjk-patch"/>
+          <w:sz w:val="24"/>
+        </w:rPr>
+        <w:t xml:space="preserve"> </w:t>
+      </w:r>
+      <w:r>
+        <w:rPr>
+          <w:rFonts w:ascii="quote-cjk-patch" w:cs="quote-cjk-patch"/>
+          <w:sz w:val="24"/>
+        </w:rPr>
+        <w:t>помощью</w:t>
+      </w:r>
+      <w:r>
+        <w:rPr>
+          <w:rFonts w:ascii="quote-cjk-patch" w:cs="quote-cjk-patch"/>
+          <w:sz w:val="24"/>
+        </w:rPr>
+        <w:t xml:space="preserve"> </w:t>
+      </w:r>
+      <w:r>
+        <w:rPr>
+          <w:rFonts w:ascii="quote-cjk-patch" w:cs="quote-cjk-patch"/>
+          <w:sz w:val="24"/>
+        </w:rPr>
+        <w:t>современных</w:t>
+      </w:r>
+      <w:r>
+        <w:rPr>
+          <w:rFonts w:ascii="quote-cjk-patch" w:cs="quote-cjk-patch"/>
+          <w:sz w:val="24"/>
+        </w:rPr>
+        <w:t xml:space="preserve"> </w:t>
+      </w:r>
+      <w:r>
+        <w:rPr>
+          <w:rFonts w:ascii="quote-cjk-patch" w:cs="quote-cjk-patch"/>
+          <w:sz w:val="24"/>
+        </w:rPr>
+        <w:t>инструментов</w:t>
+      </w:r>
+      <w:r>
+        <w:rPr>
+          <w:rFonts w:ascii="quote-cjk-patch" w:cs="quote-cjk-patch"/>
+          <w:sz w:val="24"/>
+        </w:rPr>
+        <w:t xml:space="preserve">. </w:t>
+      </w:r>
+      <w:r>
+        <w:rPr>
+          <w:rFonts w:ascii="quote-cjk-patch" w:cs="quote-cjk-patch"/>
+          <w:sz w:val="24"/>
+        </w:rPr>
+        <w:t>Полученные</w:t>
+      </w:r>
+      <w:r>
+        <w:rPr>
+          <w:rFonts w:ascii="quote-cjk-patch" w:cs="quote-cjk-patch"/>
+          <w:sz w:val="24"/>
+        </w:rPr>
+        <w:t xml:space="preserve"> </w:t>
+      </w:r>
+      <w:r>
+        <w:rPr>
+          <w:rFonts w:ascii="quote-cjk-patch" w:cs="quote-cjk-patch"/>
+          <w:sz w:val="24"/>
+        </w:rPr>
+        <w:t>знания</w:t>
+      </w:r>
+      <w:r>
+        <w:rPr>
+          <w:rFonts w:ascii="quote-cjk-patch" w:cs="quote-cjk-patch"/>
+          <w:sz w:val="24"/>
+        </w:rPr>
+        <w:t xml:space="preserve"> </w:t>
+      </w:r>
+      <w:r>
+        <w:rPr>
+          <w:rFonts w:ascii="quote-cjk-patch" w:cs="quote-cjk-patch"/>
+          <w:sz w:val="24"/>
+        </w:rPr>
+        <w:t>применимы</w:t>
+      </w:r>
+      <w:r>
+        <w:rPr>
+          <w:rFonts w:ascii="quote-cjk-patch" w:cs="quote-cjk-patch"/>
+          <w:sz w:val="24"/>
+        </w:rPr>
+        <w:t xml:space="preserve"> </w:t>
+      </w:r>
+      <w:r>
+        <w:rPr>
+          <w:rFonts w:ascii="quote-cjk-patch" w:cs="quote-cjk-patch"/>
+          <w:sz w:val="24"/>
+        </w:rPr>
+        <w:t>для</w:t>
+      </w:r>
+      <w:r>
+        <w:rPr>
+          <w:rFonts w:ascii="quote-cjk-patch" w:cs="quote-cjk-patch"/>
+          <w:sz w:val="24"/>
+        </w:rPr>
+        <w:t xml:space="preserve"> </w:t>
+      </w:r>
+      <w:r>
+        <w:rPr>
+          <w:rFonts w:ascii="quote-cjk-patch" w:cs="quote-cjk-patch"/>
+          <w:sz w:val="24"/>
+        </w:rPr>
+        <w:t>диагностики</w:t>
+      </w:r>
+      <w:r>
+        <w:rPr>
+          <w:rFonts w:ascii="quote-cjk-patch" w:cs="quote-cjk-patch"/>
+          <w:sz w:val="24"/>
+        </w:rPr>
+        <w:t xml:space="preserve"> </w:t>
+      </w:r>
+      <w:r>
+        <w:rPr>
+          <w:rFonts w:ascii="quote-cjk-patch" w:cs="quote-cjk-patch"/>
+          <w:sz w:val="24"/>
+        </w:rPr>
+        <w:t>и</w:t>
+      </w:r>
+      <w:r>
+        <w:rPr>
+          <w:rFonts w:ascii="quote-cjk-patch" w:cs="quote-cjk-patch"/>
+          <w:sz w:val="24"/>
+        </w:rPr>
+        <w:t xml:space="preserve"> </w:t>
+      </w:r>
+      <w:r>
+        <w:rPr>
+          <w:rFonts w:ascii="quote-cjk-patch" w:cs="quote-cjk-patch"/>
+          <w:sz w:val="24"/>
+        </w:rPr>
+        <w:t>оптимизации</w:t>
+      </w:r>
+      <w:r>
+        <w:rPr>
+          <w:rFonts w:ascii="quote-cjk-patch" w:cs="quote-cjk-patch"/>
+          <w:sz w:val="24"/>
+        </w:rPr>
+        <w:t xml:space="preserve"> </w:t>
+      </w:r>
+      <w:r>
+        <w:rPr>
+          <w:rFonts w:ascii="quote-cjk-patch" w:cs="quote-cjk-patch"/>
+          <w:sz w:val="24"/>
+        </w:rPr>
+        <w:t>веб</w:t>
+      </w:r>
+      <w:r>
+        <w:rPr>
+          <w:rFonts w:ascii="quote-cjk-patch" w:cs="quote-cjk-patch"/>
+          <w:sz w:val="24"/>
+        </w:rPr>
+        <w:t>-</w:t>
+      </w:r>
+      <w:r>
+        <w:rPr>
+          <w:rFonts w:ascii="quote-cjk-patch" w:cs="quote-cjk-patch"/>
+          <w:sz w:val="24"/>
+        </w:rPr>
+        <w:t>приложений</w:t>
+      </w:r>
+      <w:r>
+        <w:rPr>
+          <w:rFonts w:ascii="quote-cjk-patch" w:cs="quote-cjk-patch"/>
+          <w:sz w:val="24"/>
+        </w:rPr>
+        <w:t>.</w:t>
+      </w:r>
+    </w:p>
+    <w:p/>
     <w:sectPr>
       <w:pgSz w:w="11906" w:h="16838"/>
       <w:pgMar w:top="1134" w:right="850" w:bottom="1134" w:left="1701" w:header="708" w:footer="708" w:gutter="0"/>
+      <w:cols w:space="720"/>
       <w:docGrid w:linePitch="360"/>
     </w:sectPr>
   </w:body>
@@ -4191,6 +4309,7 @@
   <w:style w:type="character" w:default="1" w:styleId="a0">
     <w:name w:val="Default Paragraph Font"/>
     <w:uiPriority w:val="1"/>
+    <w:semiHidden/>
     <w:unhideWhenUsed/>
   </w:style>
   <w:style w:type="table" w:default="1" w:styleId="a1">
